--- a/fra/docx/017.content.docx
+++ b/fra/docx/017.content.docx
@@ -489,7 +489,7 @@
         <w:rPr>
           <w:lang w:val="fr_FR" w:bidi="fr_FR"/>
         </w:rPr>
-        <w:t xml:space="preserve"> (1892588 KB)</w:t>
+        <w:t xml:space="preserve"> (1.8 MB)</w:t>
       </w:r>
       <w:r>
         <w:rPr>
@@ -1017,7 +1017,7 @@
         <w:rPr>
           <w:lang w:val="fr_FR" w:bidi="fr_FR"/>
         </w:rPr>
-        <w:t xml:space="preserve"> (2227364 KB)</w:t>
+        <w:t xml:space="preserve"> (2.1 MB)</w:t>
       </w:r>
       <w:r>
         <w:rPr>
@@ -1314,7 +1314,7 @@
         <w:rPr>
           <w:lang w:val="fr_FR" w:bidi="fr_FR"/>
         </w:rPr>
-        <w:t xml:space="preserve"> (659324 KB)</w:t>
+        <w:t xml:space="preserve"> (644 KB)</w:t>
       </w:r>
       <w:r>
         <w:rPr>
@@ -1479,7 +1479,7 @@
         <w:rPr>
           <w:lang w:val="fr_FR" w:bidi="fr_FR"/>
         </w:rPr>
-        <w:t xml:space="preserve"> (1053356 KB)</w:t>
+        <w:t xml:space="preserve"> (1.0 MB)</w:t>
       </w:r>
       <w:r>
         <w:rPr>
@@ -1846,7 +1846,7 @@
         <w:rPr>
           <w:lang w:val="fr_FR" w:bidi="fr_FR"/>
         </w:rPr>
-        <w:t xml:space="preserve"> (2058764 KB)</w:t>
+        <w:t xml:space="preserve"> (2.0 MB)</w:t>
       </w:r>
       <w:r>
         <w:rPr>
@@ -1960,7 +1960,299 @@
         <w:rPr>
           <w:lang w:val="fr_FR" w:bidi="fr_FR"/>
         </w:rPr>
-        <w:t>saint</w:t>
+        <w:t>Saint-Esprit</w:t>
+      </w:r>
+      <w:r>
+        <w:rPr>
+          <w:lang w:val="fr_FR" w:bidi="fr_FR"/>
+        </w:rPr>
+      </w:r>
+    </w:p>
+    <w:p>
+      <w:pPr/>
+      <w:r>
+        <w:rPr>
+          <w:lang w:val="fr_FR" w:bidi="fr_FR"/>
+        </w:rPr>
+      </w:r>
+      <w:r>
+        <w:rPr>
+          <w:lang w:val="fr_FR" w:bidi="fr_FR"/>
+        </w:rPr>
+        <w:t xml:space="preserve">Le </w:t>
+      </w:r>
+      <w:r>
+        <w:rPr>
+          <w:b/>
+          <w:lang w:val="fr_FR" w:bidi="fr_FR"/>
+        </w:rPr>
+        <w:t>Saint-Esprit</w:t>
+      </w:r>
+      <w:r>
+        <w:rPr>
+          <w:lang w:val="fr_FR" w:bidi="fr_FR"/>
+        </w:rPr>
+        <w:t xml:space="preserve"> est l'</w:t>
+      </w:r>
+      <w:r>
+        <w:rPr>
+          <w:b/>
+          <w:lang w:val="fr_FR" w:bidi="fr_FR"/>
+        </w:rPr>
+        <w:t>Esprit de Dieu</w:t>
+      </w:r>
+      <w:r>
+        <w:rPr>
+          <w:lang w:val="fr_FR" w:bidi="fr_FR"/>
+        </w:rPr>
+        <w:t>. La Bible parle parfois de l'Esprit de Dieu, de l'</w:t>
+      </w:r>
+      <w:r>
+        <w:rPr>
+          <w:b/>
+          <w:lang w:val="fr_FR" w:bidi="fr_FR"/>
+        </w:rPr>
+        <w:t>Esprit du Seigneur</w:t>
+      </w:r>
+      <w:r>
+        <w:rPr>
+          <w:lang w:val="fr_FR" w:bidi="fr_FR"/>
+        </w:rPr>
+        <w:t>, ou d'autres fois simplement de l'</w:t>
+      </w:r>
+      <w:r>
+        <w:rPr>
+          <w:b/>
+          <w:lang w:val="fr_FR" w:bidi="fr_FR"/>
+        </w:rPr>
+        <w:t>Esprit</w:t>
+      </w:r>
+      <w:r>
+        <w:rPr>
+          <w:lang w:val="fr_FR" w:bidi="fr_FR"/>
+        </w:rPr>
+        <w:t>.</w:t>
+      </w:r>
+    </w:p>
+    <w:p>
+      <w:pPr/>
+      <w:r>
+        <w:rPr>
+          <w:lang w:val="fr_FR" w:bidi="fr_FR"/>
+        </w:rPr>
+      </w:r>
+      <w:r>
+        <w:rPr>
+          <w:lang w:val="fr_FR" w:bidi="fr_FR"/>
+        </w:rPr>
+        <w:t xml:space="preserve">L'Esprit de Dieu est la puissance qui vient de Dieu. Cette puissance crée, donne la vie, accomplit des </w:t>
+      </w:r>
+      <w:r>
+        <w:rPr>
+          <w:lang w:val="fr_FR" w:bidi="fr_FR"/>
+        </w:rPr>
+        <w:t>miracles</w:t>
+      </w:r>
+      <w:r>
+        <w:rPr>
+          <w:lang w:val="fr_FR" w:bidi="fr_FR"/>
+        </w:rPr>
+        <w:t xml:space="preserve"> et change les gens.</w:t>
+      </w:r>
+    </w:p>
+    <w:p>
+      <w:pPr/>
+      <w:r>
+        <w:rPr>
+          <w:lang w:val="fr_FR" w:bidi="fr_FR"/>
+        </w:rPr>
+      </w:r>
+      <w:r>
+        <w:rPr>
+          <w:lang w:val="fr_FR" w:bidi="fr_FR"/>
+        </w:rPr>
+        <w:t xml:space="preserve">Quand l'Esprit de Dieu descend sur une personne, elle reçoit un pouvoir ou une capacité spéciale. Cela peut être la force physique, une </w:t>
+      </w:r>
+      <w:r>
+        <w:rPr>
+          <w:lang w:val="fr_FR" w:bidi="fr_FR"/>
+        </w:rPr>
+        <w:t>sagesse</w:t>
+      </w:r>
+      <w:r>
+        <w:rPr>
+          <w:lang w:val="fr_FR" w:bidi="fr_FR"/>
+        </w:rPr>
+        <w:t xml:space="preserve"> spéciale ou une compréhension claire de la volonté de Dieu. Le Saint-Esprit donnait des messages de Dieu aux </w:t>
+      </w:r>
+      <w:r>
+        <w:rPr>
+          <w:lang w:val="fr_FR" w:bidi="fr_FR"/>
+        </w:rPr>
+        <w:t>prophètes</w:t>
+      </w:r>
+      <w:r>
+        <w:rPr>
+          <w:lang w:val="fr_FR" w:bidi="fr_FR"/>
+        </w:rPr>
+        <w:t>, qui les communiquaient ensuite aux gens.</w:t>
+      </w:r>
+    </w:p>
+    <w:p>
+      <w:pPr/>
+      <w:r>
+        <w:rPr>
+          <w:lang w:val="fr_FR" w:bidi="fr_FR"/>
+        </w:rPr>
+      </w:r>
+      <w:r>
+        <w:rPr>
+          <w:lang w:val="fr_FR" w:bidi="fr_FR"/>
+        </w:rPr>
+        <w:t xml:space="preserve">C'est le Saint-Esprit qui permet aux gens de devenir des disciples de Jésus. Quand les gens commencent à suivre Jésus, le Saint-Esprit agit dans leurs cœurs pour les aider à se comporter de plus en plus comme Jésus, pour les rendre de plus en plus </w:t>
+      </w:r>
+      <w:r>
+        <w:rPr>
+          <w:lang w:val="fr_FR" w:bidi="fr_FR"/>
+        </w:rPr>
+        <w:t>saints</w:t>
+      </w:r>
+      <w:r>
+        <w:rPr>
+          <w:lang w:val="fr_FR" w:bidi="fr_FR"/>
+        </w:rPr>
+        <w:t xml:space="preserve">. Cette œuvre du Saint-Esprit s'appelle la </w:t>
+      </w:r>
+      <w:r>
+        <w:rPr>
+          <w:lang w:val="fr_FR" w:bidi="fr_FR"/>
+        </w:rPr>
+        <w:t>sanctification</w:t>
+      </w:r>
+      <w:r>
+        <w:rPr>
+          <w:lang w:val="fr_FR" w:bidi="fr_FR"/>
+        </w:rPr>
+        <w:t>.</w:t>
+      </w:r>
+    </w:p>
+    <w:p>
+      <w:pPr/>
+      <w:r>
+        <w:rPr>
+          <w:lang w:val="fr_FR" w:bidi="fr_FR"/>
+        </w:rPr>
+      </w:r>
+      <w:r>
+        <w:rPr>
+          <w:lang w:val="fr_FR" w:bidi="fr_FR"/>
+        </w:rPr>
+        <w:t xml:space="preserve">Le Saint-Esprit n'est pas simplement une puissance. C'est en fait une personne. Nous savons cela, parce que la Bible dit par exemple qu'il est possible d'attrister le Saint-Esprit. Le Saint-Esprit fait partie de la Trinité. La Trinité est trois personnes en un seul Dieu. Dieu le Père, Dieu le Fils Jésus et Dieu le Saint-Esprit sont trois personnes différentes, mais ensemble, ils sont un seul Dieu. On peut voir les trois membres de la Trinité à l'œuvre ensemble au </w:t>
+      </w:r>
+      <w:r>
+        <w:rPr>
+          <w:lang w:val="fr_FR" w:bidi="fr_FR"/>
+        </w:rPr>
+        <w:t>baptême</w:t>
+      </w:r>
+      <w:r>
+        <w:rPr>
+          <w:lang w:val="fr_FR" w:bidi="fr_FR"/>
+        </w:rPr>
+        <w:t xml:space="preserve"> de Jésus, quand le Saint-Esprit descend sur lui et que la voix de Dieu lui parle du </w:t>
+      </w:r>
+      <w:r>
+        <w:rPr>
+          <w:lang w:val="fr_FR" w:bidi="fr_FR"/>
+        </w:rPr>
+        <w:t>ciel</w:t>
+      </w:r>
+      <w:r>
+        <w:rPr>
+          <w:lang w:val="fr_FR" w:bidi="fr_FR"/>
+        </w:rPr>
+        <w:t>. La Bible n'utilise nulle part le mot Trinité. Cependant, l'</w:t>
+      </w:r>
+      <w:r>
+        <w:rPr>
+          <w:lang w:val="fr_FR" w:bidi="fr_FR"/>
+        </w:rPr>
+        <w:t>Église</w:t>
+      </w:r>
+      <w:r>
+        <w:rPr>
+          <w:lang w:val="fr_FR" w:bidi="fr_FR"/>
+        </w:rPr>
+        <w:t xml:space="preserve"> a commencé à l'utiliser plusieurs générations après le retour de Jésus au </w:t>
+      </w:r>
+      <w:r>
+        <w:rPr>
+          <w:lang w:val="fr_FR" w:bidi="fr_FR"/>
+        </w:rPr>
+        <w:t>ciel</w:t>
+      </w:r>
+      <w:r>
+        <w:rPr>
+          <w:lang w:val="fr_FR" w:bidi="fr_FR"/>
+        </w:rPr>
+        <w:t xml:space="preserve"> pour décrire le mystère de Dieu, qui est à la fois trois et un.</w:t>
+      </w:r>
+    </w:p>
+    <w:p>
+      <w:pPr/>
+      <w:r>
+        <w:rPr>
+          <w:lang w:val="fr_FR" w:bidi="fr_FR"/>
+        </w:rPr>
+      </w:r>
+      <w:r>
+        <w:rPr>
+          <w:lang w:val="fr_FR" w:bidi="fr_FR"/>
+        </w:rPr>
+        <w:t>Dans la langue de la Bible, le mot « esprit » peut aussi désigner le « vent » ou un « souffle ». On peut comprendre en quoi ces mots décrivent des choses qui se ressemblent : ils décrivent tous quelque chose d'invisible et d'un peu mystérieux, mais aussi de très important.</w:t>
+      </w:r>
+    </w:p>
+    <w:p>
+      <w:pPr/>
+      <w:r>
+        <w:rPr>
+          <w:lang w:val="fr_FR" w:bidi="fr_FR"/>
+        </w:rPr>
+      </w:r>
+      <w:r>
+        <w:rPr>
+          <w:lang w:val="fr_FR" w:bidi="fr_FR"/>
+        </w:rPr>
+        <w:t>Il n'est pas toujours clair, dans certains passages, s'il est question d'« esprit », de « vent » ou de « souffle ». Le fait que le mot puisse représenter toutes ces choses ajoute beauté et profondeur à ces passages.</w:t>
+      </w:r>
+      <w:r>
+        <w:rPr>
+          <w:lang w:val="fr_FR" w:bidi="fr_FR"/>
+        </w:rPr>
+      </w:r>
+      <w:r>
+        <w:rPr>
+          <w:lang w:val="fr_FR" w:bidi="fr_FR"/>
+        </w:rPr>
+      </w:r>
+    </w:p>
+    <w:p>
+      <w:pPr/>
+      <w:r>
+        <w:rPr>
+          <w:lang w:val="fr_FR" w:bidi="fr_FR"/>
+        </w:rPr>
+      </w:r>
+    </w:p>
+    <w:p>
+      <w:pPr>
+        <w:pStyle w:val="Heading2"/>
+      </w:pPr>
+      <w:r>
+        <w:rPr>
+          <w:lang w:val="fr_FR" w:bidi="fr_FR"/>
+        </w:rPr>
+        <w:t>Saint-Esprit</w:t>
       </w:r>
       <w:r>
         <w:rPr>
@@ -2007,7 +2299,7 @@
         <w:rPr>
           <w:lang w:val="fr_FR" w:bidi="fr_FR"/>
         </w:rPr>
-        <w:t xml:space="preserve"> (None KB)</w:t>
+        <w:t xml:space="preserve"> (1.6 MB)</w:t>
       </w:r>
       <w:r>
         <w:rPr>
@@ -2036,270 +2328,145 @@
         <w:rPr>
           <w:lang w:val="fr_FR" w:bidi="fr_FR"/>
         </w:rPr>
-        <w:t>Saint-Esprit</w:t>
-      </w:r>
-      <w:r>
-        <w:rPr>
-          <w:lang w:val="fr_FR" w:bidi="fr_FR"/>
-        </w:rPr>
-      </w:r>
-    </w:p>
-    <w:p>
-      <w:pPr/>
-      <w:r>
-        <w:rPr>
-          <w:lang w:val="fr_FR" w:bidi="fr_FR"/>
-        </w:rPr>
-      </w:r>
-      <w:r>
-        <w:rPr>
-          <w:lang w:val="fr_FR" w:bidi="fr_FR"/>
-        </w:rPr>
-        <w:t xml:space="preserve">Le </w:t>
+        <w:t>salut</w:t>
+      </w:r>
+      <w:r>
+        <w:rPr>
+          <w:lang w:val="fr_FR" w:bidi="fr_FR"/>
+        </w:rPr>
+      </w:r>
+    </w:p>
+    <w:p>
+      <w:pPr/>
+      <w:r>
+        <w:rPr>
+          <w:lang w:val="fr_FR" w:bidi="fr_FR"/>
+        </w:rPr>
+      </w:r>
+      <w:r>
+        <w:rPr>
+          <w:lang w:val="fr_FR" w:bidi="fr_FR"/>
+        </w:rPr>
+        <w:t xml:space="preserve">Quand on </w:t>
       </w:r>
       <w:r>
         <w:rPr>
           <w:b/>
           <w:lang w:val="fr_FR" w:bidi="fr_FR"/>
         </w:rPr>
-        <w:t>Saint-Esprit</w:t>
-      </w:r>
-      <w:r>
-        <w:rPr>
-          <w:lang w:val="fr_FR" w:bidi="fr_FR"/>
-        </w:rPr>
-        <w:t xml:space="preserve"> est l'</w:t>
+        <w:t>sauve</w:t>
+      </w:r>
+      <w:r>
+        <w:rPr>
+          <w:lang w:val="fr_FR" w:bidi="fr_FR"/>
+        </w:rPr>
+        <w:t xml:space="preserve"> quelqu'un, on le sort ou on le délivre d'une situation difficile ou dangereuse.</w:t>
+      </w:r>
+    </w:p>
+    <w:p>
+      <w:pPr/>
+      <w:r>
+        <w:rPr>
+          <w:lang w:val="fr_FR" w:bidi="fr_FR"/>
+        </w:rPr>
+      </w:r>
+      <w:r>
+        <w:rPr>
+          <w:lang w:val="fr_FR" w:bidi="fr_FR"/>
+        </w:rPr>
+        <w:t xml:space="preserve">Chaque fois que les </w:t>
+      </w:r>
+      <w:r>
+        <w:rPr>
+          <w:lang w:val="fr_FR" w:bidi="fr_FR"/>
+        </w:rPr>
+        <w:t>Israélites</w:t>
+      </w:r>
+      <w:r>
+        <w:rPr>
+          <w:lang w:val="fr_FR" w:bidi="fr_FR"/>
+        </w:rPr>
+        <w:t xml:space="preserve"> étaient dans une situation désespérée, par exemple quand des ennemis les attaquaient, ils se tournaient vers Dieu pour qu'il les sauve. Ils voulaient qu'il les aide et qu'il les protège. En effet, ils savaient que sans l'intervention de Dieu, ils mourraient.</w:t>
+      </w:r>
+    </w:p>
+    <w:p>
+      <w:pPr/>
+      <w:r>
+        <w:rPr>
+          <w:lang w:val="fr_FR" w:bidi="fr_FR"/>
+        </w:rPr>
+      </w:r>
+      <w:r>
+        <w:rPr>
+          <w:lang w:val="fr_FR" w:bidi="fr_FR"/>
+        </w:rPr>
+        <w:t xml:space="preserve">Dans le Nouveau Testament, il est dit que tous les êtres humains sont dans une situation désespérée et qu'ils ont besoin que Dieu les sauve. Et il est prêt à nous sauver ! Il nous sauve parce qu'il nous aime. Il nous a sauvés en envoyant son Fils Jésus dans le monde. Quiconque croit en Jésus sera sauvé. C'est pour cela que la Bible dit que Jésus est notre </w:t>
+      </w:r>
+      <w:r>
+        <w:rPr>
+          <w:lang w:val="fr_FR" w:bidi="fr_FR"/>
+        </w:rPr>
+        <w:t>Sauveur</w:t>
+      </w:r>
+      <w:r>
+        <w:rPr>
+          <w:lang w:val="fr_FR" w:bidi="fr_FR"/>
+        </w:rPr>
+        <w:t xml:space="preserve">. Nous ne pouvons pas nous sauver nous-mêmes. Nous avons tous besoin que Dieu nous sauve. Une autre façon d'exprimer cela est de dire que nous avons tous besoin du salut. Dieu est le seul à pouvoir donner le salut aux gens. Dieu nous sauve pour que nous n'ayons plus à avoir peur, pour que nous n'ayons plus à avoir honte. Nous pouvons maintenant avoir une relation juste avec Dieu. Nous savons aussi que même après notre mort, nous vivrons </w:t>
+      </w:r>
+      <w:r>
+        <w:rPr>
+          <w:lang w:val="fr_FR" w:bidi="fr_FR"/>
+        </w:rPr>
+        <w:t>pour toujours</w:t>
+      </w:r>
+      <w:r>
+        <w:rPr>
+          <w:lang w:val="fr_FR" w:bidi="fr_FR"/>
+        </w:rPr>
+        <w:t xml:space="preserve"> avec lui.</w:t>
+      </w:r>
+    </w:p>
+    <w:p>
+      <w:pPr/>
+      <w:r>
+        <w:rPr>
+          <w:lang w:val="fr_FR" w:bidi="fr_FR"/>
+        </w:rPr>
       </w:r>
       <w:r>
         <w:rPr>
           <w:b/>
           <w:lang w:val="fr_FR" w:bidi="fr_FR"/>
         </w:rPr>
-        <w:t>Esprit de Dieu</w:t>
-      </w:r>
-      <w:r>
-        <w:rPr>
-          <w:lang w:val="fr_FR" w:bidi="fr_FR"/>
-        </w:rPr>
-        <w:t>. La Bible parle parfois de l'Esprit de Dieu, de l'</w:t>
-      </w:r>
-      <w:r>
-        <w:rPr>
-          <w:b/>
-          <w:lang w:val="fr_FR" w:bidi="fr_FR"/>
-        </w:rPr>
-        <w:t>Esprit du Seigneur</w:t>
-      </w:r>
-      <w:r>
-        <w:rPr>
-          <w:lang w:val="fr_FR" w:bidi="fr_FR"/>
-        </w:rPr>
-        <w:t>, ou d'autres fois simplement de l'</w:t>
-      </w:r>
-      <w:r>
-        <w:rPr>
-          <w:b/>
-          <w:lang w:val="fr_FR" w:bidi="fr_FR"/>
-        </w:rPr>
-        <w:t>Esprit</w:t>
-      </w:r>
-      <w:r>
-        <w:rPr>
-          <w:lang w:val="fr_FR" w:bidi="fr_FR"/>
-        </w:rPr>
-        <w:t>.</w:t>
-      </w:r>
-    </w:p>
-    <w:p>
-      <w:pPr/>
-      <w:r>
-        <w:rPr>
-          <w:lang w:val="fr_FR" w:bidi="fr_FR"/>
-        </w:rPr>
-      </w:r>
-      <w:r>
-        <w:rPr>
-          <w:lang w:val="fr_FR" w:bidi="fr_FR"/>
-        </w:rPr>
-        <w:t xml:space="preserve">L'Esprit de Dieu est la puissance qui vient de Dieu. Cette puissance crée, donne la vie, accomplit des </w:t>
-      </w:r>
-      <w:r>
-        <w:rPr>
-          <w:lang w:val="fr_FR" w:bidi="fr_FR"/>
-        </w:rPr>
-        <w:t>miracles</w:t>
-      </w:r>
-      <w:r>
-        <w:rPr>
-          <w:lang w:val="fr_FR" w:bidi="fr_FR"/>
-        </w:rPr>
-        <w:t xml:space="preserve"> et change les gens.</w:t>
-      </w:r>
-    </w:p>
-    <w:p>
-      <w:pPr/>
-      <w:r>
-        <w:rPr>
-          <w:lang w:val="fr_FR" w:bidi="fr_FR"/>
-        </w:rPr>
-      </w:r>
-      <w:r>
-        <w:rPr>
-          <w:lang w:val="fr_FR" w:bidi="fr_FR"/>
-        </w:rPr>
-        <w:t xml:space="preserve">Quand l'Esprit de Dieu descend sur une personne, elle reçoit un pouvoir ou une capacité spéciale. Cela peut être la force physique, une </w:t>
-      </w:r>
-      <w:r>
-        <w:rPr>
-          <w:lang w:val="fr_FR" w:bidi="fr_FR"/>
-        </w:rPr>
-        <w:t>sagesse</w:t>
-      </w:r>
-      <w:r>
-        <w:rPr>
-          <w:lang w:val="fr_FR" w:bidi="fr_FR"/>
-        </w:rPr>
-        <w:t xml:space="preserve"> spéciale ou une compréhension claire de la volonté de Dieu. Le Saint-Esprit donnait des messages de Dieu aux </w:t>
-      </w:r>
-      <w:r>
-        <w:rPr>
-          <w:lang w:val="fr_FR" w:bidi="fr_FR"/>
-        </w:rPr>
-        <w:t>prophètes</w:t>
-      </w:r>
-      <w:r>
-        <w:rPr>
-          <w:lang w:val="fr_FR" w:bidi="fr_FR"/>
-        </w:rPr>
-        <w:t>, qui les communiquaient ensuite aux gens.</w:t>
-      </w:r>
-    </w:p>
-    <w:p>
-      <w:pPr/>
-      <w:r>
-        <w:rPr>
-          <w:lang w:val="fr_FR" w:bidi="fr_FR"/>
-        </w:rPr>
-      </w:r>
-      <w:r>
-        <w:rPr>
-          <w:lang w:val="fr_FR" w:bidi="fr_FR"/>
-        </w:rPr>
-        <w:t xml:space="preserve">C'est le Saint-Esprit qui permet aux gens de devenir des disciples de Jésus. Quand les gens commencent à suivre Jésus, le Saint-Esprit agit dans leurs cœurs pour les aider à se comporter de plus en plus comme Jésus, pour les rendre de plus en plus </w:t>
-      </w:r>
-      <w:r>
-        <w:rPr>
-          <w:lang w:val="fr_FR" w:bidi="fr_FR"/>
-        </w:rPr>
-        <w:t>saints</w:t>
-      </w:r>
-      <w:r>
-        <w:rPr>
-          <w:lang w:val="fr_FR" w:bidi="fr_FR"/>
-        </w:rPr>
-        <w:t xml:space="preserve">. Cette œuvre du Saint-Esprit s'appelle la </w:t>
-      </w:r>
-      <w:r>
-        <w:rPr>
-          <w:lang w:val="fr_FR" w:bidi="fr_FR"/>
-        </w:rPr>
-        <w:t>sanctification</w:t>
-      </w:r>
-      <w:r>
-        <w:rPr>
-          <w:lang w:val="fr_FR" w:bidi="fr_FR"/>
-        </w:rPr>
-        <w:t>.</w:t>
-      </w:r>
-    </w:p>
-    <w:p>
-      <w:pPr/>
-      <w:r>
-        <w:rPr>
-          <w:lang w:val="fr_FR" w:bidi="fr_FR"/>
-        </w:rPr>
-      </w:r>
-      <w:r>
-        <w:rPr>
-          <w:lang w:val="fr_FR" w:bidi="fr_FR"/>
-        </w:rPr>
-        <w:t xml:space="preserve">Le Saint-Esprit n'est pas simplement une puissance. C'est en fait une personne. Nous savons cela, parce que la Bible dit par exemple qu'il est possible d'attrister le Saint-Esprit. Le Saint-Esprit fait partie de la Trinité. La Trinité est trois personnes en un seul Dieu. Dieu le Père, Dieu le Fils Jésus et Dieu le Saint-Esprit sont trois personnes différentes, mais ensemble, ils sont un seul Dieu. On peut voir les trois membres de la Trinité à l'œuvre ensemble au </w:t>
-      </w:r>
-      <w:r>
-        <w:rPr>
-          <w:lang w:val="fr_FR" w:bidi="fr_FR"/>
-        </w:rPr>
-        <w:t>baptême</w:t>
-      </w:r>
-      <w:r>
-        <w:rPr>
-          <w:lang w:val="fr_FR" w:bidi="fr_FR"/>
-        </w:rPr>
-        <w:t xml:space="preserve"> de Jésus, quand le Saint-Esprit descend sur lui et que la voix de Dieu lui parle du </w:t>
-      </w:r>
-      <w:r>
-        <w:rPr>
-          <w:lang w:val="fr_FR" w:bidi="fr_FR"/>
-        </w:rPr>
-        <w:t>ciel</w:t>
-      </w:r>
-      <w:r>
-        <w:rPr>
-          <w:lang w:val="fr_FR" w:bidi="fr_FR"/>
-        </w:rPr>
-        <w:t>. La Bible n'utilise nulle part le mot Trinité. Cependant, l'</w:t>
-      </w:r>
-      <w:r>
-        <w:rPr>
-          <w:lang w:val="fr_FR" w:bidi="fr_FR"/>
-        </w:rPr>
-        <w:t>Église</w:t>
-      </w:r>
-      <w:r>
-        <w:rPr>
-          <w:lang w:val="fr_FR" w:bidi="fr_FR"/>
-        </w:rPr>
-        <w:t xml:space="preserve"> a commencé à l'utiliser plusieurs générations après le retour de Jésus au </w:t>
-      </w:r>
-      <w:r>
-        <w:rPr>
-          <w:lang w:val="fr_FR" w:bidi="fr_FR"/>
-        </w:rPr>
-        <w:t>ciel</w:t>
-      </w:r>
-      <w:r>
-        <w:rPr>
-          <w:lang w:val="fr_FR" w:bidi="fr_FR"/>
-        </w:rPr>
-        <w:t xml:space="preserve"> pour décrire le mystère de Dieu, qui est à la fois trois et un.</w:t>
-      </w:r>
-    </w:p>
-    <w:p>
-      <w:pPr/>
-      <w:r>
-        <w:rPr>
-          <w:lang w:val="fr_FR" w:bidi="fr_FR"/>
-        </w:rPr>
-      </w:r>
-      <w:r>
-        <w:rPr>
-          <w:lang w:val="fr_FR" w:bidi="fr_FR"/>
-        </w:rPr>
-        <w:t>Dans la langue de la Bible, le mot « esprit » peut aussi désigner le « vent » ou un « souffle ». On peut comprendre en quoi ces mots décrivent des choses qui se ressemblent : ils décrivent tous quelque chose d'invisible et d'un peu mystérieux, mais aussi de très important.</w:t>
-      </w:r>
-    </w:p>
-    <w:p>
-      <w:pPr/>
-      <w:r>
-        <w:rPr>
-          <w:lang w:val="fr_FR" w:bidi="fr_FR"/>
-        </w:rPr>
-      </w:r>
-      <w:r>
-        <w:rPr>
-          <w:lang w:val="fr_FR" w:bidi="fr_FR"/>
-        </w:rPr>
-        <w:t>Il n'est pas toujours clair, dans certains passages, s'il est question d'« esprit », de « vent » ou de « souffle ». Le fait que le mot puisse représenter toutes ces choses ajoute beauté et profondeur à ces passages.</w:t>
+        <w:t>Pour traduire les mots « salut » ou « sauver », il faut faire attention aux choses suivantes :</w:t>
+      </w:r>
+    </w:p>
+    <w:p>
+      <w:pPr/>
+      <w:r>
+        <w:rPr>
+          <w:lang w:val="fr_FR" w:bidi="fr_FR"/>
+        </w:rPr>
+      </w:r>
+      <w:r>
+        <w:rPr>
+          <w:lang w:val="fr_FR" w:bidi="fr_FR"/>
+        </w:rPr>
+        <w:t xml:space="preserve">Dans certaines langues, il est nécessaire de préciser </w:t>
+      </w:r>
+      <w:r>
+        <w:rPr>
+          <w:i/>
+          <w:lang w:val="fr_FR" w:bidi="fr_FR"/>
+        </w:rPr>
+        <w:t>de quoi</w:t>
+      </w:r>
+      <w:r>
+        <w:rPr>
+          <w:lang w:val="fr_FR" w:bidi="fr_FR"/>
+        </w:rPr>
+        <w:t xml:space="preserve"> les gens doivent être sauvés. Si c'est le cas, vous pouvez par exemple préciser que Dieu sauve une personne de la mort ou du châtiment. Ou alors, vous pouvez préciser qu'une personne demande à Dieu de la sauver du danger ou de la mort. Il est possible que dans certains passages, il faudra préciser des choses différentes desquelles les gens ont besoin d'être sauvés.</w:t>
       </w:r>
       <w:r>
         <w:rPr>
@@ -2328,7 +2495,7 @@
         <w:rPr>
           <w:lang w:val="fr_FR" w:bidi="fr_FR"/>
         </w:rPr>
-        <w:t>Saint-Esprit</w:t>
+        <w:t>salut</w:t>
       </w:r>
       <w:r>
         <w:rPr>
@@ -2375,7 +2542,7 @@
         <w:rPr>
           <w:lang w:val="fr_FR" w:bidi="fr_FR"/>
         </w:rPr>
-        <w:t xml:space="preserve"> (1660580 KB)</w:t>
+        <w:t xml:space="preserve"> (1.2 MB)</w:t>
       </w:r>
       <w:r>
         <w:rPr>
@@ -2404,53 +2571,507 @@
         <w:rPr>
           <w:lang w:val="fr_FR" w:bidi="fr_FR"/>
         </w:rPr>
-        <w:t>salut</w:t>
-      </w:r>
-      <w:r>
-        <w:rPr>
-          <w:lang w:val="fr_FR" w:bidi="fr_FR"/>
-        </w:rPr>
-      </w:r>
-    </w:p>
-    <w:p>
-      <w:pPr/>
-      <w:r>
-        <w:rPr>
-          <w:lang w:val="fr_FR" w:bidi="fr_FR"/>
-        </w:rPr>
-      </w:r>
-      <w:r>
-        <w:rPr>
-          <w:lang w:val="fr_FR" w:bidi="fr_FR"/>
-        </w:rPr>
-        <w:t xml:space="preserve">Quand on </w:t>
+        <w:t>Samarie</w:t>
+      </w:r>
+      <w:r>
+        <w:rPr>
+          <w:lang w:val="fr_FR" w:bidi="fr_FR"/>
+        </w:rPr>
+      </w:r>
+    </w:p>
+    <w:p>
+      <w:pPr/>
+      <w:r>
+        <w:rPr>
+          <w:lang w:val="fr_FR" w:bidi="fr_FR"/>
+        </w:rPr>
+      </w:r>
+      <w:r>
+        <w:rPr>
+          <w:lang w:val="fr_FR" w:bidi="fr_FR"/>
+        </w:rPr>
+        <w:t xml:space="preserve">Dans l'Ancien Testament, la </w:t>
       </w:r>
       <w:r>
         <w:rPr>
           <w:b/>
           <w:lang w:val="fr_FR" w:bidi="fr_FR"/>
         </w:rPr>
-        <w:t>sauve</w:t>
-      </w:r>
-      <w:r>
-        <w:rPr>
-          <w:lang w:val="fr_FR" w:bidi="fr_FR"/>
-        </w:rPr>
-        <w:t xml:space="preserve"> quelqu'un, on le sort ou on le délivre d'une situation difficile ou dangereuse.</w:t>
-      </w:r>
-    </w:p>
-    <w:p>
-      <w:pPr/>
-      <w:r>
-        <w:rPr>
-          <w:lang w:val="fr_FR" w:bidi="fr_FR"/>
-        </w:rPr>
-      </w:r>
-      <w:r>
-        <w:rPr>
-          <w:lang w:val="fr_FR" w:bidi="fr_FR"/>
-        </w:rPr>
-        <w:t xml:space="preserve">Chaque fois que les </w:t>
+        <w:t>Samarie</w:t>
+      </w:r>
+      <w:r>
+        <w:rPr>
+          <w:lang w:val="fr_FR" w:bidi="fr_FR"/>
+        </w:rPr>
+        <w:t xml:space="preserve"> est une ville située au nord d'</w:t>
+      </w:r>
+      <w:r>
+        <w:rPr>
+          <w:lang w:val="fr_FR" w:bidi="fr_FR"/>
+        </w:rPr>
+        <w:t>Israël</w:t>
+      </w:r>
+      <w:r>
+        <w:rPr>
+          <w:lang w:val="fr_FR" w:bidi="fr_FR"/>
+        </w:rPr>
+        <w:t xml:space="preserve">. Dans le Nouveau Testament, la Samarie est le nom d'une province en Israël. La Samarie était située entre les provinces de la </w:t>
+      </w:r>
+      <w:r>
+        <w:rPr>
+          <w:lang w:val="fr_FR" w:bidi="fr_FR"/>
+        </w:rPr>
+        <w:t>Judée</w:t>
+      </w:r>
+      <w:r>
+        <w:rPr>
+          <w:lang w:val="fr_FR" w:bidi="fr_FR"/>
+        </w:rPr>
+        <w:t xml:space="preserve"> et de la </w:t>
+      </w:r>
+      <w:r>
+        <w:rPr>
+          <w:lang w:val="fr_FR" w:bidi="fr_FR"/>
+        </w:rPr>
+        <w:t>Galilée</w:t>
+      </w:r>
+      <w:r>
+        <w:rPr>
+          <w:lang w:val="fr_FR" w:bidi="fr_FR"/>
+        </w:rPr>
+        <w:t>.</w:t>
+      </w:r>
+    </w:p>
+    <w:p>
+      <w:pPr/>
+      <w:r>
+        <w:rPr>
+          <w:lang w:val="fr_FR" w:bidi="fr_FR"/>
+        </w:rPr>
+      </w:r>
+      <w:r>
+        <w:rPr>
+          <w:lang w:val="fr_FR" w:bidi="fr_FR"/>
+        </w:rPr>
+        <w:t xml:space="preserve">Dans le Nouveau Testament, les gens qui vivaient à Samarie sont appelés des Samaritains. Les Samaritains n'étaient pas des </w:t>
+      </w:r>
+      <w:r>
+        <w:rPr>
+          <w:lang w:val="fr_FR" w:bidi="fr_FR"/>
+        </w:rPr>
+        <w:t>Juifs</w:t>
+      </w:r>
+      <w:r>
+        <w:rPr>
+          <w:lang w:val="fr_FR" w:bidi="fr_FR"/>
+        </w:rPr>
+        <w:t>, mais étaient en quelque sorte des demi-Juifs. La relation entre les Juifs et les Samaritains n'était pas bonne. Pour comprendre cela, nous devons faire un peu d'histoire.</w:t>
+      </w:r>
+    </w:p>
+    <w:p>
+      <w:pPr/>
+      <w:r>
+        <w:rPr>
+          <w:lang w:val="fr_FR" w:bidi="fr_FR"/>
+        </w:rPr>
+      </w:r>
+      <w:r>
+        <w:rPr>
+          <w:lang w:val="fr_FR" w:bidi="fr_FR"/>
+        </w:rPr>
+        <w:t xml:space="preserve">À un moment donné dans l'Ancien Testament, après le règne du roi Salomon (le fils du roi </w:t>
+      </w:r>
+      <w:r>
+        <w:rPr>
+          <w:lang w:val="fr_FR" w:bidi="fr_FR"/>
+        </w:rPr>
+        <w:t>David</w:t>
+      </w:r>
+      <w:r>
+        <w:rPr>
+          <w:lang w:val="fr_FR" w:bidi="fr_FR"/>
+        </w:rPr>
+        <w:t>), la nation d'Israël s'est divisée en deux parties. Le royaume du nord, qui avait dix des douze tribus était appelé Israël. Le royaume du sud, qui avait les deux autres tribus, était appelé Juda.</w:t>
+      </w:r>
+    </w:p>
+    <w:p>
+      <w:pPr/>
+      <w:r>
+        <w:rPr>
+          <w:lang w:val="fr_FR" w:bidi="fr_FR"/>
+        </w:rPr>
+      </w:r>
+      <w:r>
+        <w:rPr>
+          <w:lang w:val="fr_FR" w:bidi="fr_FR"/>
+        </w:rPr>
+        <w:t>Environ sept cents ans avant la naissance de Jésus, le roi d'Assyrie a attaqué le royaume du nord et a déporté les gens vers d'autres endroits. Cette période est appelée l'exil assyrien. C'était une stratégie commune pour les rois de remplacer les gens dans une région défaite par des gens d'une autre région défaite. De cette manière, il était moins probable que les gens locaux deviennent forts à nouveau et commencent à résister au roi. Et donc, le roi d'Assyrie a emmené beaucoup d'Israélites et les a fait vivre dans d'autres pays. Et à leur place, le roi a placé des gens qui venaient d'autres pays. Ces personnes qui venaient d'autres pays se sont mariées avec les gens qui étaient laissés derrière eux en Israël. Ce groupe mixte de personnes est devenu les Samaritains.</w:t>
+      </w:r>
+    </w:p>
+    <w:p>
+      <w:pPr/>
+      <w:r>
+        <w:rPr>
+          <w:lang w:val="fr_FR" w:bidi="fr_FR"/>
+        </w:rPr>
+      </w:r>
+      <w:r>
+        <w:rPr>
+          <w:lang w:val="fr_FR" w:bidi="fr_FR"/>
+        </w:rPr>
+        <w:t>D'ailleurs, nous n'entendons plus parler du peuple israélite qui était déporté vers d'autres nations. Leur histoire s'est terminée avec l'exil assyrien.</w:t>
+      </w:r>
+    </w:p>
+    <w:p>
+      <w:pPr/>
+      <w:r>
+        <w:rPr>
+          <w:lang w:val="fr_FR" w:bidi="fr_FR"/>
+        </w:rPr>
+      </w:r>
+      <w:r>
+        <w:rPr>
+          <w:lang w:val="fr_FR" w:bidi="fr_FR"/>
+        </w:rPr>
+        <w:t>Cependant, le royaume du sud d'Israël, Juda, a duré un peu plus longtemps. Environ six cents ans avant la naissance de Jésus, le roi Nabuchodonosor de Babylone a attaqué et détruit Juda. Le peuple de Juda est maintenant appelé Juifs, ce qui signifie juste les gens de Juda. Le roi de Babylone a emmené beaucoup de Juifs dans son propre pays, tout comme le roi d'Assyrie l'avait fait. Mais cette fois, après soixante-dix ans, les Juifs étaient autorisés à retourner en Juda.</w:t>
+      </w:r>
+    </w:p>
+    <w:p>
+      <w:pPr/>
+      <w:r>
+        <w:rPr>
+          <w:lang w:val="fr_FR" w:bidi="fr_FR"/>
+        </w:rPr>
+      </w:r>
+      <w:r>
+        <w:rPr>
+          <w:lang w:val="fr_FR" w:bidi="fr_FR"/>
+        </w:rPr>
+        <w:t xml:space="preserve">Ainsi, beaucoup de Juifs sont retournés en arrière et se sont installés à nouveau en Juda et ont reconstruit les villes. Quand ils ont commencé à reconstruire le </w:t>
+      </w:r>
+      <w:r>
+        <w:rPr>
+          <w:lang w:val="fr_FR" w:bidi="fr_FR"/>
+        </w:rPr>
+        <w:t>temple</w:t>
+      </w:r>
+      <w:r>
+        <w:rPr>
+          <w:lang w:val="fr_FR" w:bidi="fr_FR"/>
+        </w:rPr>
+        <w:t xml:space="preserve"> à </w:t>
+      </w:r>
+      <w:r>
+        <w:rPr>
+          <w:lang w:val="fr_FR" w:bidi="fr_FR"/>
+        </w:rPr>
+        <w:t>Jérusalem</w:t>
+      </w:r>
+      <w:r>
+        <w:rPr>
+          <w:lang w:val="fr_FR" w:bidi="fr_FR"/>
+        </w:rPr>
+        <w:t>, les Samaritains venaient du nord et voulaient les aider. Mais les Juifs ne faisaient pas confiance aux Samaritains et ont refusé leur aide. Les Samaritains étaient très offensés par cela et ils ont construit leur propre temple à la place. Environ cent ans avant la naissance de Jésus, un chef juif a détruit le temple samaritain. Les Samaritains avaient donc des raisons de ne pas aimer les Juifs !</w:t>
+      </w:r>
+    </w:p>
+    <w:p>
+      <w:pPr/>
+      <w:r>
+        <w:rPr>
+          <w:lang w:val="fr_FR" w:bidi="fr_FR"/>
+        </w:rPr>
+      </w:r>
+      <w:r>
+        <w:rPr>
+          <w:lang w:val="fr_FR" w:bidi="fr_FR"/>
+        </w:rPr>
+        <w:t xml:space="preserve">Les Samaritains se considéraient comme les descendants de Jacob, tout comme les Juifs. Ils croyaient en Dieu et ont suivi la </w:t>
+      </w:r>
+      <w:r>
+        <w:rPr>
+          <w:lang w:val="fr_FR" w:bidi="fr_FR"/>
+        </w:rPr>
+        <w:t>loi de Moïse</w:t>
+      </w:r>
+      <w:r>
+        <w:rPr>
+          <w:lang w:val="fr_FR" w:bidi="fr_FR"/>
+        </w:rPr>
+        <w:t xml:space="preserve">, mais ils n'ont pas accepté les autres livres de l'Ancien Testament. Ils pratiquaient la </w:t>
+      </w:r>
+      <w:r>
+        <w:rPr>
+          <w:lang w:val="fr_FR" w:bidi="fr_FR"/>
+        </w:rPr>
+        <w:t>circoncision</w:t>
+      </w:r>
+      <w:r>
+        <w:rPr>
+          <w:lang w:val="fr_FR" w:bidi="fr_FR"/>
+        </w:rPr>
+        <w:t>, tout comme les Juifs le faisaient.</w:t>
+      </w:r>
+    </w:p>
+    <w:p>
+      <w:pPr/>
+      <w:r>
+        <w:rPr>
+          <w:lang w:val="fr_FR" w:bidi="fr_FR"/>
+        </w:rPr>
+      </w:r>
+      <w:r>
+        <w:rPr>
+          <w:lang w:val="fr_FR" w:bidi="fr_FR"/>
+        </w:rPr>
+        <w:t>Les Juifs ne considéraient pas les Samaritains comme des Juifs proprement dits. Les Juifs n'ont pas interagi avec les Samaritains et les Juifs n'ont même pas permis à un Samaritain de devenir un Juif par conversion. En fait, les Juifs haïssaient les Samaritains peut-être même plus qu'ils haïssaient les gens qui n'étaient pas Juifs du tout !</w:t>
+      </w:r>
+    </w:p>
+    <w:p>
+      <w:pPr/>
+      <w:r>
+        <w:rPr>
+          <w:lang w:val="fr_FR" w:bidi="fr_FR"/>
+        </w:rPr>
+      </w:r>
+      <w:r>
+        <w:rPr>
+          <w:lang w:val="fr_FR" w:bidi="fr_FR"/>
+        </w:rPr>
+        <w:t xml:space="preserve">À l'époque du Nouveau Testament, le gouvernement romain gouvernait sur les Samaritains ainsi que sur les Juifs. Tout comme les Juifs, les Samaritains s'attendaient aussi à ce que Dieu envoie un </w:t>
+      </w:r>
+      <w:r>
+        <w:rPr>
+          <w:lang w:val="fr_FR" w:bidi="fr_FR"/>
+        </w:rPr>
+        <w:t>sauveur</w:t>
+      </w:r>
+      <w:r>
+        <w:rPr>
+          <w:lang w:val="fr_FR" w:bidi="fr_FR"/>
+        </w:rPr>
+        <w:t>. Ils ne croyaient pas que ce Sauveur serait un descendant du roi juif David, mais ils croyaient que la venue de ce Sauveur était promise par Moïse, tout comme les Juifs le croyaient.</w:t>
+      </w:r>
+      <w:r>
+        <w:rPr>
+          <w:lang w:val="fr_FR" w:bidi="fr_FR"/>
+        </w:rPr>
+      </w:r>
+      <w:r>
+        <w:rPr>
+          <w:lang w:val="fr_FR" w:bidi="fr_FR"/>
+        </w:rPr>
+      </w:r>
+    </w:p>
+    <w:p>
+      <w:pPr/>
+      <w:r>
+        <w:rPr>
+          <w:lang w:val="fr_FR" w:bidi="fr_FR"/>
+        </w:rPr>
+      </w:r>
+    </w:p>
+    <w:p>
+      <w:pPr>
+        <w:pStyle w:val="Heading2"/>
+      </w:pPr>
+      <w:r>
+        <w:rPr>
+          <w:lang w:val="fr_FR" w:bidi="fr_FR"/>
+        </w:rPr>
+        <w:t>sanctification</w:t>
+      </w:r>
+      <w:r>
+        <w:rPr>
+          <w:lang w:val="fr_FR" w:bidi="fr_FR"/>
+        </w:rPr>
+      </w:r>
+    </w:p>
+    <w:p>
+      <w:pPr/>
+      <w:r>
+        <w:rPr>
+          <w:lang w:val="fr_FR" w:bidi="fr_FR"/>
+        </w:rPr>
+      </w:r>
+      <w:r>
+        <w:rPr>
+          <w:lang w:val="fr_FR" w:bidi="fr_FR"/>
+        </w:rPr>
+        <w:t xml:space="preserve">Si quelqu'un </w:t>
+      </w:r>
+      <w:r>
+        <w:rPr>
+          <w:b/>
+          <w:lang w:val="fr_FR" w:bidi="fr_FR"/>
+        </w:rPr>
+        <w:t>sanctifie</w:t>
+      </w:r>
+      <w:r>
+        <w:rPr>
+          <w:lang w:val="fr_FR" w:bidi="fr_FR"/>
+        </w:rPr>
+        <w:t xml:space="preserve"> ou </w:t>
+      </w:r>
+      <w:r>
+        <w:rPr>
+          <w:lang w:val="fr_FR" w:bidi="fr_FR"/>
+        </w:rPr>
+        <w:t>consacre</w:t>
+      </w:r>
+      <w:r>
+        <w:rPr>
+          <w:lang w:val="fr_FR" w:bidi="fr_FR"/>
+        </w:rPr>
+        <w:t xml:space="preserve"> une personne, il la dédie ou la met à part pour Dieu : cette personne devient </w:t>
+      </w:r>
+      <w:r>
+        <w:rPr>
+          <w:lang w:val="fr_FR" w:bidi="fr_FR"/>
+        </w:rPr>
+        <w:t>sainte</w:t>
+      </w:r>
+      <w:r>
+        <w:rPr>
+          <w:lang w:val="fr_FR" w:bidi="fr_FR"/>
+        </w:rPr>
+        <w:t>. Cette personne n'est plus une personne ordinaire. Quelqu'un peut aussi sanctifier ou consacrer un objet. Cela signifie qu'ils font l'objet saint ou quelque chose que les gens peuvent utiliser pour les desseins de Dieu.</w:t>
+      </w:r>
+    </w:p>
+    <w:p>
+      <w:pPr/>
+      <w:r>
+        <w:rPr>
+          <w:lang w:val="fr_FR" w:bidi="fr_FR"/>
+        </w:rPr>
+      </w:r>
+      <w:r>
+        <w:rPr>
+          <w:lang w:val="fr_FR" w:bidi="fr_FR"/>
+        </w:rPr>
+        <w:t xml:space="preserve">Le contraire de sanctifier quelqu'un ou quelque chose est de la </w:t>
+      </w:r>
+      <w:r>
+        <w:rPr>
+          <w:b/>
+          <w:lang w:val="fr_FR" w:bidi="fr_FR"/>
+        </w:rPr>
+        <w:t>profaner</w:t>
+      </w:r>
+      <w:r>
+        <w:rPr>
+          <w:lang w:val="fr_FR" w:bidi="fr_FR"/>
+        </w:rPr>
+        <w:t xml:space="preserve"> ou de traiter quelque chose ou quelqu'un comme commun ou ordinaire au lieu de saint.</w:t>
+      </w:r>
+    </w:p>
+    <w:p>
+      <w:pPr/>
+      <w:r>
+        <w:rPr>
+          <w:lang w:val="fr_FR" w:bidi="fr_FR"/>
+        </w:rPr>
+      </w:r>
+      <w:r>
+        <w:rPr>
+          <w:lang w:val="fr_FR" w:bidi="fr_FR"/>
+        </w:rPr>
+        <w:t>Dans le Nouveau Testament, les gens qui croient en Dieu par se consacrent à Dieu. Ils deviennent le peuple saint de Dieu ou des gens que Dieu met à part pour faire ses desseins. Ces personnes vivent une vie pieuse, ce qui signifie qu'elles suivent Dieu dans tout ce qu'elles font. Mais les gens grandissent toujours et apprennent à vivre de plus en plus comme Dieu le veut. Les auteurs du Nouveau Testament appellent aussi le processus d'apprentissage d'une vie pieuse.</w:t>
+      </w:r>
+      <w:r>
+        <w:rPr>
+          <w:lang w:val="fr_FR" w:bidi="fr_FR"/>
+        </w:rPr>
+      </w:r>
+      <w:r>
+        <w:rPr>
+          <w:lang w:val="fr_FR" w:bidi="fr_FR"/>
+        </w:rPr>
+      </w:r>
+    </w:p>
+    <w:p>
+      <w:pPr/>
+      <w:r>
+        <w:rPr>
+          <w:lang w:val="fr_FR" w:bidi="fr_FR"/>
+        </w:rPr>
+      </w:r>
+    </w:p>
+    <w:p>
+      <w:pPr>
+        <w:pStyle w:val="Heading2"/>
+      </w:pPr>
+      <w:r>
+        <w:rPr>
+          <w:lang w:val="fr_FR" w:bidi="fr_FR"/>
+        </w:rPr>
+        <w:t>sanctuaire</w:t>
+      </w:r>
+      <w:r>
+        <w:rPr>
+          <w:lang w:val="fr_FR" w:bidi="fr_FR"/>
+        </w:rPr>
+      </w:r>
+    </w:p>
+    <w:p>
+      <w:pPr/>
+      <w:r>
+        <w:rPr>
+          <w:lang w:val="fr_FR" w:bidi="fr_FR"/>
+        </w:rPr>
+      </w:r>
+      <w:r>
+        <w:rPr>
+          <w:lang w:val="fr_FR" w:bidi="fr_FR"/>
+        </w:rPr>
+        <w:t xml:space="preserve">Le mot sanctuaire signifie un lieu </w:t>
+      </w:r>
+      <w:r>
+        <w:rPr>
+          <w:lang w:val="fr_FR" w:bidi="fr_FR"/>
+        </w:rPr>
+        <w:t>saint</w:t>
+      </w:r>
+      <w:r>
+        <w:rPr>
+          <w:lang w:val="fr_FR" w:bidi="fr_FR"/>
+        </w:rPr>
+        <w:t>, un endroit qui est mis à part pour l'</w:t>
+      </w:r>
+      <w:r>
+        <w:rPr>
+          <w:lang w:val="fr_FR" w:bidi="fr_FR"/>
+        </w:rPr>
+        <w:t>adoration</w:t>
+      </w:r>
+      <w:r>
+        <w:rPr>
+          <w:lang w:val="fr_FR" w:bidi="fr_FR"/>
+        </w:rPr>
+        <w:t xml:space="preserve"> de Dieu. Le mot sanctuaire est parfois utilisé comme un autre mot pour décrire le </w:t>
+      </w:r>
+      <w:r>
+        <w:rPr>
+          <w:lang w:val="fr_FR" w:bidi="fr_FR"/>
+        </w:rPr>
+        <w:t>temple</w:t>
+      </w:r>
+      <w:r>
+        <w:rPr>
+          <w:lang w:val="fr_FR" w:bidi="fr_FR"/>
+        </w:rPr>
+        <w:t xml:space="preserve"> de Dieu. Cela signifie ensuite particulièrement la partie centrale du temple. Le mot temple peut être utilisé pour le bâtiment ainsi que pour la cour qui l'entoure, mais le mot sanctuaire n'est utilisé que pour le bâtiment. Le mot sanctuaire peut aussi désigner le </w:t>
+      </w:r>
+      <w:r>
+        <w:rPr>
+          <w:lang w:val="fr_FR" w:bidi="fr_FR"/>
+        </w:rPr>
+        <w:t>tabernacle</w:t>
+      </w:r>
+      <w:r>
+        <w:rPr>
+          <w:lang w:val="fr_FR" w:bidi="fr_FR"/>
+        </w:rPr>
+        <w:t xml:space="preserve">, la tente portable que les </w:t>
       </w:r>
       <w:r>
         <w:rPr>
@@ -2462,87 +3083,548 @@
         <w:rPr>
           <w:lang w:val="fr_FR" w:bidi="fr_FR"/>
         </w:rPr>
-        <w:t xml:space="preserve"> étaient dans une situation désespérée, par exemple quand des ennemis les attaquaient, ils se tournaient vers Dieu pour qu'il les sauve. Ils voulaient qu'il les aide et qu'il les protège. En effet, ils savaient que sans l'intervention de Dieu, ils mourraient.</w:t>
-      </w:r>
-    </w:p>
-    <w:p>
-      <w:pPr/>
-      <w:r>
-        <w:rPr>
-          <w:lang w:val="fr_FR" w:bidi="fr_FR"/>
-        </w:rPr>
-      </w:r>
-      <w:r>
-        <w:rPr>
-          <w:lang w:val="fr_FR" w:bidi="fr_FR"/>
-        </w:rPr>
-        <w:t xml:space="preserve">Dans le Nouveau Testament, il est dit que tous les êtres humains sont dans une situation désespérée et qu'ils ont besoin que Dieu les sauve. Et il est prêt à nous sauver ! Il nous sauve parce qu'il nous aime. Il nous a sauvés en envoyant son Fils Jésus dans le monde. Quiconque croit en Jésus sera sauvé. C'est pour cela que la Bible dit que Jésus est notre </w:t>
-      </w:r>
-      <w:r>
-        <w:rPr>
-          <w:lang w:val="fr_FR" w:bidi="fr_FR"/>
-        </w:rPr>
-        <w:t>Sauveur</w:t>
-      </w:r>
-      <w:r>
-        <w:rPr>
-          <w:lang w:val="fr_FR" w:bidi="fr_FR"/>
-        </w:rPr>
-        <w:t xml:space="preserve">. Nous ne pouvons pas nous sauver nous-mêmes. Nous avons tous besoin que Dieu nous sauve. Une autre façon d'exprimer cela est de dire que nous avons tous besoin du salut. Dieu est le seul à pouvoir donner le salut aux gens. Dieu nous sauve pour que nous n'ayons plus à avoir peur, pour que nous n'ayons plus à avoir honte. Nous pouvons maintenant avoir une relation juste avec Dieu. Nous savons aussi que même après notre mort, nous vivrons </w:t>
-      </w:r>
-      <w:r>
-        <w:rPr>
-          <w:lang w:val="fr_FR" w:bidi="fr_FR"/>
-        </w:rPr>
-        <w:t>pour toujours</w:t>
-      </w:r>
-      <w:r>
-        <w:rPr>
-          <w:lang w:val="fr_FR" w:bidi="fr_FR"/>
-        </w:rPr>
-        <w:t xml:space="preserve"> avec lui.</w:t>
-      </w:r>
-    </w:p>
-    <w:p>
-      <w:pPr/>
-      <w:r>
-        <w:rPr>
-          <w:lang w:val="fr_FR" w:bidi="fr_FR"/>
-        </w:rPr>
+        <w:t xml:space="preserve"> utilisaient comme lieu d'adoration avant de construire le temple.</w:t>
+      </w:r>
+    </w:p>
+    <w:p>
+      <w:pPr/>
+      <w:r>
+        <w:rPr>
+          <w:lang w:val="fr_FR" w:bidi="fr_FR"/>
+        </w:rPr>
+      </w:r>
+      <w:r>
+        <w:rPr>
+          <w:lang w:val="fr_FR" w:bidi="fr_FR"/>
+        </w:rPr>
+        <w:t xml:space="preserve">Comme le </w:t>
+      </w:r>
+      <w:r>
+        <w:rPr>
+          <w:lang w:val="fr_FR" w:bidi="fr_FR"/>
+        </w:rPr>
+        <w:t>Saint-Esprit</w:t>
+      </w:r>
+      <w:r>
+        <w:rPr>
+          <w:lang w:val="fr_FR" w:bidi="fr_FR"/>
+        </w:rPr>
+        <w:t xml:space="preserve"> vit à l'intérieur des </w:t>
+      </w:r>
+      <w:r>
+        <w:rPr>
+          <w:lang w:val="fr_FR" w:bidi="fr_FR"/>
+        </w:rPr>
+        <w:t>croyants</w:t>
+      </w:r>
+      <w:r>
+        <w:rPr>
+          <w:lang w:val="fr_FR" w:bidi="fr_FR"/>
+        </w:rPr>
+        <w:t xml:space="preserve"> en Jésus, Paul a dit aux croyants que leur corps est aussi un sanctuaire pour Dieu. Et donc, même nos corps sont destinés à l'adoration de Dieu !</w:t>
+      </w:r>
+      <w:r>
+        <w:rPr>
+          <w:lang w:val="fr_FR" w:bidi="fr_FR"/>
+        </w:rPr>
+      </w:r>
+      <w:r>
+        <w:rPr>
+          <w:lang w:val="fr_FR" w:bidi="fr_FR"/>
+        </w:rPr>
+      </w:r>
+    </w:p>
+    <w:p>
+      <w:pPr/>
+      <w:r>
+        <w:rPr>
+          <w:lang w:val="fr_FR" w:bidi="fr_FR"/>
+        </w:rPr>
+      </w:r>
+    </w:p>
+    <w:p>
+      <w:pPr>
+        <w:pStyle w:val="Heading2"/>
+      </w:pPr>
+      <w:r>
+        <w:rPr>
+          <w:lang w:val="fr_FR" w:bidi="fr_FR"/>
+        </w:rPr>
+        <w:t>sang</w:t>
+      </w:r>
+      <w:r>
+        <w:rPr>
+          <w:lang w:val="fr_FR" w:bidi="fr_FR"/>
+        </w:rPr>
+      </w:r>
+    </w:p>
+    <w:p>
+      <w:pPr/>
+      <w:r>
+        <w:rPr>
+          <w:lang w:val="fr_FR" w:bidi="fr_FR"/>
+        </w:rPr>
+      </w:r>
+      <w:r>
+        <w:rPr>
+          <w:lang w:val="fr_FR" w:bidi="fr_FR"/>
+        </w:rPr>
+        <w:t>Chaque humain et animal vit parce que Dieu met son propre souffle de vie en lui Dans l'Ancien Testament, le sang symbolise ce souffle de vie. Une personne ne peut pas vivre sans sang et donc quand le sang se draine d'un corps, c'est comme si le souffle de vie de Dieu quitte le corps.</w:t>
+      </w:r>
+    </w:p>
+    <w:p>
+      <w:pPr/>
+      <w:r>
+        <w:rPr>
+          <w:lang w:val="fr_FR" w:bidi="fr_FR"/>
+        </w:rPr>
+      </w:r>
+      <w:r>
+        <w:rPr>
+          <w:lang w:val="fr_FR" w:bidi="fr_FR"/>
+        </w:rPr>
+        <w:t>Dans l'Ancien Testament, Dieu a dit aux gens qu'ils ne doivent pas manger le sang d'un animal. Quand ils mangeaient de la viande, ils devaient d'abord drainer complètement le sang de l'animal. En drainant le sang de l'animal, c'était comme si les gens donnaient le souffle de vie de l'animal à Dieu.</w:t>
+      </w:r>
+    </w:p>
+    <w:p>
+      <w:pPr/>
+      <w:r>
+        <w:rPr>
+          <w:lang w:val="fr_FR" w:bidi="fr_FR"/>
+        </w:rPr>
+      </w:r>
+      <w:r>
+        <w:rPr>
+          <w:lang w:val="fr_FR" w:bidi="fr_FR"/>
+        </w:rPr>
+        <w:t xml:space="preserve">Parce que le sang, aussi longtemps qu'il est dans nos corps, représentait la vie, perdre du sang représentait la mort. Tout ce qui est mort symbolise à quel point le </w:t>
+      </w:r>
+      <w:r>
+        <w:rPr>
+          <w:lang w:val="fr_FR" w:bidi="fr_FR"/>
+        </w:rPr>
+        <w:t>péché</w:t>
+      </w:r>
+      <w:r>
+        <w:rPr>
+          <w:lang w:val="fr_FR" w:bidi="fr_FR"/>
+        </w:rPr>
+        <w:t xml:space="preserve"> a fait du mal à la bonne création de Dieu. Par conséquent, un corps mort d'un humain ou d'un animal était </w:t>
+      </w:r>
+      <w:r>
+        <w:rPr>
+          <w:lang w:val="fr_FR" w:bidi="fr_FR"/>
+        </w:rPr>
+        <w:t>impur</w:t>
+      </w:r>
+      <w:r>
+        <w:rPr>
+          <w:lang w:val="fr_FR" w:bidi="fr_FR"/>
+        </w:rPr>
+        <w:t>, ce qui signifie inacceptable devant Dieu et quiconque touchait un tel corps mort deviendrait impur aussi.</w:t>
+      </w:r>
+    </w:p>
+    <w:p>
+      <w:pPr/>
+      <w:r>
+        <w:rPr>
+          <w:lang w:val="fr_FR" w:bidi="fr_FR"/>
+        </w:rPr>
+      </w:r>
+      <w:r>
+        <w:rPr>
+          <w:lang w:val="fr_FR" w:bidi="fr_FR"/>
+        </w:rPr>
+        <w:t xml:space="preserve">Une personne qui perdait du sang était pour cette raison aussi impure. Même si la personne n'était pas morte, c'était comme si elle était symboliquement déjà un peu morte. Par conséquent, même une femme qui avait juste ses règles ou un homme qui déchargeait du sang était impur jusqu'à ce que le saignement soit terminé. Quiconque touchait une telle personne devenait impure aussi. Dans les </w:t>
+      </w:r>
+      <w:r>
+        <w:rPr>
+          <w:lang w:val="fr_FR" w:bidi="fr_FR"/>
+        </w:rPr>
+        <w:t>Évangiles</w:t>
+      </w:r>
+      <w:r>
+        <w:rPr>
+          <w:lang w:val="fr_FR" w:bidi="fr_FR"/>
+        </w:rPr>
+        <w:t>, nous voyons une femme qui saigne toucher Jésus - mais au lieu de rendre Jésus impur, Jésus a rendu la femme pure en la guérissant de sa maladie !</w:t>
+      </w:r>
+    </w:p>
+    <w:p>
+      <w:pPr/>
+      <w:r>
+        <w:rPr>
+          <w:lang w:val="fr_FR" w:bidi="fr_FR"/>
+        </w:rPr>
+      </w:r>
+      <w:r>
+        <w:rPr>
+          <w:lang w:val="fr_FR" w:bidi="fr_FR"/>
+        </w:rPr>
+        <w:t>Parce que le sang est si important pour la vie d'une personne, le mot est souvent utilisé comme langage d'images pour « vie ». Ainsi, quelqu'un qui a tué quelqu'un a « versé du sang », même si aucun sang n'a coulé.</w:t>
+      </w:r>
+    </w:p>
+    <w:p>
+      <w:pPr/>
+      <w:r>
+        <w:rPr>
+          <w:lang w:val="fr_FR" w:bidi="fr_FR"/>
+        </w:rPr>
+      </w:r>
+      <w:r>
+        <w:rPr>
+          <w:lang w:val="fr_FR" w:bidi="fr_FR"/>
+        </w:rPr>
+        <w:t xml:space="preserve">Même si perdre du sang était mauvais et rendait quelqu'un impur, le sang des animaux qui étaient sacrifiés à Dieu était utilisé pour rendre les gens ou les choses pures. Le sang était une partie importante des </w:t>
+      </w:r>
+      <w:r>
+        <w:rPr>
+          <w:lang w:val="fr_FR" w:bidi="fr_FR"/>
+        </w:rPr>
+        <w:t>sacrifices</w:t>
+      </w:r>
+      <w:r>
+        <w:rPr>
+          <w:lang w:val="fr_FR" w:bidi="fr_FR"/>
+        </w:rPr>
+        <w:t xml:space="preserve"> que les </w:t>
+      </w:r>
+      <w:r>
+        <w:rPr>
+          <w:lang w:val="fr_FR" w:bidi="fr_FR"/>
+        </w:rPr>
+        <w:t>Israélites</w:t>
+      </w:r>
+      <w:r>
+        <w:rPr>
+          <w:lang w:val="fr_FR" w:bidi="fr_FR"/>
+        </w:rPr>
+        <w:t xml:space="preserve"> faisaient à Dieu. Quand les </w:t>
+      </w:r>
+      <w:r>
+        <w:rPr>
+          <w:lang w:val="fr_FR" w:bidi="fr_FR"/>
+        </w:rPr>
+        <w:t>prêtres</w:t>
+      </w:r>
+      <w:r>
+        <w:rPr>
+          <w:lang w:val="fr_FR" w:bidi="fr_FR"/>
+        </w:rPr>
+        <w:t xml:space="preserve"> apportaient à Dieu un sacrifice, ils recueillaient le sang de l'animal qu'ils sacrifiaient. Selon le type de rituel, les prêtres aspergeaient le sang sur l'</w:t>
+      </w:r>
+      <w:r>
+        <w:rPr>
+          <w:lang w:val="fr_FR" w:bidi="fr_FR"/>
+        </w:rPr>
+        <w:t>autel</w:t>
+      </w:r>
+      <w:r>
+        <w:rPr>
+          <w:lang w:val="fr_FR" w:bidi="fr_FR"/>
+        </w:rPr>
+        <w:t xml:space="preserve"> ou sur un objet spécifique ou sur une personne. Cela symbolisait que ces objets ou ces personnes étaient maintenant purs. Ils étaient maintenant convenables pour servir Dieu.</w:t>
+      </w:r>
+    </w:p>
+    <w:p>
+      <w:pPr/>
+      <w:r>
+        <w:rPr>
+          <w:lang w:val="fr_FR" w:bidi="fr_FR"/>
+        </w:rPr>
+      </w:r>
+      <w:r>
+        <w:rPr>
+          <w:lang w:val="fr_FR" w:bidi="fr_FR"/>
+        </w:rPr>
+        <w:t xml:space="preserve">Le sang était aussi utilisé pour faire un accord formel, appelé une </w:t>
+      </w:r>
+      <w:r>
+        <w:rPr>
+          <w:lang w:val="fr_FR" w:bidi="fr_FR"/>
+        </w:rPr>
+        <w:t>alliance</w:t>
+      </w:r>
+      <w:r>
+        <w:rPr>
+          <w:lang w:val="fr_FR" w:bidi="fr_FR"/>
+        </w:rPr>
+        <w:t xml:space="preserve">. Quand Dieu a fait son alliance avec </w:t>
+      </w:r>
+      <w:r>
+        <w:rPr>
+          <w:lang w:val="fr_FR" w:bidi="fr_FR"/>
+        </w:rPr>
+        <w:t>Abraham</w:t>
+      </w:r>
+      <w:r>
+        <w:rPr>
+          <w:lang w:val="fr_FR" w:bidi="fr_FR"/>
+        </w:rPr>
+        <w:t xml:space="preserve">, Abraham devait tuer certains animaux et par conséquent il versait du sang. Jésus dit que son sang de Jésus est le signe de la nouvelle alliance. Cela signifie que la mort de Jésus a rendu possible une nouvelle alliance entre Dieu et les gens. Dans l'Ancien Testament, le sang des animaux rendait les gens purs. Mais maintenant le sang de Jésus rend les gens qui </w:t>
+      </w:r>
+      <w:r>
+        <w:rPr>
+          <w:lang w:val="fr_FR" w:bidi="fr_FR"/>
+        </w:rPr>
+        <w:t>croient</w:t>
+      </w:r>
+      <w:r>
+        <w:rPr>
+          <w:lang w:val="fr_FR" w:bidi="fr_FR"/>
+        </w:rPr>
+        <w:t xml:space="preserve"> en lui purs - Dieu leur </w:t>
+      </w:r>
+      <w:r>
+        <w:rPr>
+          <w:lang w:val="fr_FR" w:bidi="fr_FR"/>
+        </w:rPr>
+        <w:t>pardonne</w:t>
+      </w:r>
+      <w:r>
+        <w:rPr>
+          <w:lang w:val="fr_FR" w:bidi="fr_FR"/>
+        </w:rPr>
+        <w:t xml:space="preserve"> et les accepte. Dans l'Ancien Testament, les gens devaient sacrifier les animaux à nouveau et à nouveau. Mais Jésus est mort une fois et cela était suffisant pour toutes les générations des gens !</w:t>
+      </w:r>
+      <w:r>
+        <w:rPr>
+          <w:lang w:val="fr_FR" w:bidi="fr_FR"/>
+        </w:rPr>
+      </w:r>
+      <w:r>
+        <w:rPr>
+          <w:lang w:val="fr_FR" w:bidi="fr_FR"/>
+        </w:rPr>
+      </w:r>
+    </w:p>
+    <w:p>
+      <w:pPr/>
+      <w:r>
+        <w:rPr>
+          <w:lang w:val="fr_FR" w:bidi="fr_FR"/>
+        </w:rPr>
+      </w:r>
+    </w:p>
+    <w:p>
+      <w:pPr>
+        <w:pStyle w:val="Heading2"/>
+      </w:pPr>
+      <w:r>
+        <w:rPr>
+          <w:lang w:val="fr_FR" w:bidi="fr_FR"/>
+        </w:rPr>
+        <w:t>sanhédrin</w:t>
+      </w:r>
+      <w:r>
+        <w:rPr>
+          <w:lang w:val="fr_FR" w:bidi="fr_FR"/>
+        </w:rPr>
+      </w:r>
+    </w:p>
+    <w:p>
+      <w:pPr/>
+      <w:r>
+        <w:rPr>
+          <w:lang w:val="fr_FR" w:bidi="fr_FR"/>
+        </w:rPr>
+      </w:r>
+      <w:r>
+        <w:rPr>
+          <w:lang w:val="fr_FR" w:bidi="fr_FR"/>
+        </w:rPr>
+        <w:t xml:space="preserve">Le </w:t>
       </w:r>
       <w:r>
         <w:rPr>
           <w:b/>
           <w:lang w:val="fr_FR" w:bidi="fr_FR"/>
         </w:rPr>
-        <w:t>Pour traduire les mots « salut » ou « sauver », il faut faire attention aux choses suivantes :</w:t>
-      </w:r>
-    </w:p>
-    <w:p>
-      <w:pPr/>
-      <w:r>
-        <w:rPr>
-          <w:lang w:val="fr_FR" w:bidi="fr_FR"/>
-        </w:rPr>
-      </w:r>
-      <w:r>
-        <w:rPr>
-          <w:lang w:val="fr_FR" w:bidi="fr_FR"/>
-        </w:rPr>
-        <w:t xml:space="preserve">Dans certaines langues, il est nécessaire de préciser </w:t>
-      </w:r>
-      <w:r>
-        <w:rPr>
-          <w:i/>
-          <w:lang w:val="fr_FR" w:bidi="fr_FR"/>
-        </w:rPr>
-        <w:t>de quoi</w:t>
-      </w:r>
-      <w:r>
-        <w:rPr>
-          <w:lang w:val="fr_FR" w:bidi="fr_FR"/>
-        </w:rPr>
-        <w:t xml:space="preserve"> les gens doivent être sauvés. Si c'est le cas, vous pouvez par exemple préciser que Dieu sauve une personne de la mort ou du châtiment. Ou alors, vous pouvez préciser qu'une personne demande à Dieu de la sauver du danger ou de la mort. Il est possible que dans certains passages, il faudra préciser des choses différentes desquelles les gens ont besoin d'être sauvés.</w:t>
+        <w:t>sanhédrin</w:t>
+      </w:r>
+      <w:r>
+        <w:rPr>
+          <w:lang w:val="fr_FR" w:bidi="fr_FR"/>
+        </w:rPr>
+        <w:t xml:space="preserve"> est le nom d'un groupe de dirigeants </w:t>
+      </w:r>
+      <w:r>
+        <w:rPr>
+          <w:lang w:val="fr_FR" w:bidi="fr_FR"/>
+        </w:rPr>
+        <w:t>juifs</w:t>
+      </w:r>
+      <w:r>
+        <w:rPr>
+          <w:lang w:val="fr_FR" w:bidi="fr_FR"/>
+        </w:rPr>
+        <w:t xml:space="preserve"> qui étaient nommés et qui avaient la responsabilité de prendre des décisions au nom du peuple, particulièrement concernant la religion. À l'époque du Nouveau Testament, </w:t>
+      </w:r>
+      <w:r>
+        <w:rPr>
+          <w:lang w:val="fr_FR" w:bidi="fr_FR"/>
+        </w:rPr>
+        <w:t>Israël</w:t>
+      </w:r>
+      <w:r>
+        <w:rPr>
+          <w:lang w:val="fr_FR" w:bidi="fr_FR"/>
+        </w:rPr>
+        <w:t xml:space="preserve"> était gouverné par les Romains, mais les Juifs pouvaient prendre certaines décisions eux-mêmes. C'est le sanhédrin qui prenait ces décisions. Les membres du sanhédrin écoutaient les cas qui étaient amenés devant eux et rendaient un jugement basé sur la loi religieuse. Quand ils se réunissaient pour un procès, ils étaient généralement assis en demi-cercle pour qu'ils puissent tous se voir. L'accusé était assis au milieu du cercle.</w:t>
+      </w:r>
+    </w:p>
+    <w:p>
+      <w:pPr/>
+      <w:r>
+        <w:rPr>
+          <w:lang w:val="fr_FR" w:bidi="fr_FR"/>
+        </w:rPr>
+      </w:r>
+      <w:r>
+        <w:rPr>
+          <w:lang w:val="fr_FR" w:bidi="fr_FR"/>
+        </w:rPr>
+        <w:t xml:space="preserve">Le sanhédrin pouvait également être appelé la </w:t>
+      </w:r>
+      <w:r>
+        <w:rPr>
+          <w:b/>
+          <w:lang w:val="fr_FR" w:bidi="fr_FR"/>
+        </w:rPr>
+        <w:t>cour juive</w:t>
+      </w:r>
+      <w:r>
+        <w:rPr>
+          <w:lang w:val="fr_FR" w:bidi="fr_FR"/>
+        </w:rPr>
+        <w:t xml:space="preserve"> ou le </w:t>
+      </w:r>
+      <w:r>
+        <w:rPr>
+          <w:b/>
+          <w:lang w:val="fr_FR" w:bidi="fr_FR"/>
+        </w:rPr>
+        <w:t>conseil juif</w:t>
+      </w:r>
+      <w:r>
+        <w:rPr>
+          <w:lang w:val="fr_FR" w:bidi="fr_FR"/>
+        </w:rPr>
+        <w:t>.</w:t>
+      </w:r>
+    </w:p>
+    <w:p>
+      <w:pPr/>
+      <w:r>
+        <w:rPr>
+          <w:lang w:val="fr_FR" w:bidi="fr_FR"/>
+        </w:rPr>
+      </w:r>
+      <w:r>
+        <w:rPr>
+          <w:lang w:val="fr_FR" w:bidi="fr_FR"/>
+        </w:rPr>
+        <w:t xml:space="preserve">Nous ne savons pas grand-chose à propos du sanhédrin. Il semble que des dirigeants religieux comme des </w:t>
+      </w:r>
+      <w:r>
+        <w:rPr>
+          <w:lang w:val="fr_FR" w:bidi="fr_FR"/>
+        </w:rPr>
+        <w:t>sacrificateurs</w:t>
+      </w:r>
+      <w:r>
+        <w:rPr>
+          <w:lang w:val="fr_FR" w:bidi="fr_FR"/>
+        </w:rPr>
+        <w:t xml:space="preserve">, des </w:t>
+      </w:r>
+      <w:r>
+        <w:rPr>
+          <w:lang w:val="fr_FR" w:bidi="fr_FR"/>
+        </w:rPr>
+        <w:t>sadducéens</w:t>
+      </w:r>
+      <w:r>
+        <w:rPr>
+          <w:lang w:val="fr_FR" w:bidi="fr_FR"/>
+        </w:rPr>
+        <w:t xml:space="preserve"> et des </w:t>
+      </w:r>
+      <w:r>
+        <w:rPr>
+          <w:lang w:val="fr_FR" w:bidi="fr_FR"/>
+        </w:rPr>
+        <w:t>pharisiens</w:t>
+      </w:r>
+      <w:r>
+        <w:rPr>
+          <w:lang w:val="fr_FR" w:bidi="fr_FR"/>
+        </w:rPr>
+        <w:t xml:space="preserve"> en faisaient partie. Certaines personnes riches qui ne faisaient pas partie des dirigeants religieux auraient peut-être pu faire partie du sanhédrin. Le sacrificateur le plus important, le </w:t>
+      </w:r>
+      <w:r>
+        <w:rPr>
+          <w:lang w:val="fr_FR" w:bidi="fr_FR"/>
+        </w:rPr>
+        <w:t>souverain sacrificateur</w:t>
+      </w:r>
+      <w:r>
+        <w:rPr>
+          <w:lang w:val="fr_FR" w:bidi="fr_FR"/>
+        </w:rPr>
+        <w:t>, était probablement le chef du sanhédrin.</w:t>
+      </w:r>
+    </w:p>
+    <w:p>
+      <w:pPr/>
+      <w:r>
+        <w:rPr>
+          <w:lang w:val="fr_FR" w:bidi="fr_FR"/>
+        </w:rPr>
+      </w:r>
+      <w:r>
+        <w:rPr>
+          <w:lang w:val="fr_FR" w:bidi="fr_FR"/>
+        </w:rPr>
+        <w:t>Être membre du sanhédrin signifiait être quelqu'un d'important.</w:t>
+      </w:r>
+    </w:p>
+    <w:p>
+      <w:pPr/>
+      <w:r>
+        <w:rPr>
+          <w:lang w:val="fr_FR" w:bidi="fr_FR"/>
+        </w:rPr>
+      </w:r>
+      <w:r>
+        <w:rPr>
+          <w:lang w:val="fr_FR" w:bidi="fr_FR"/>
+        </w:rPr>
+        <w:t xml:space="preserve">Les gens qui formaient le sanhédrin se sont souvent opposés à Jésus. Ce sont eux qui l'ont livré aux Romains et qui ont exigé sa mort. Après la mort et la </w:t>
+      </w:r>
+      <w:r>
+        <w:rPr>
+          <w:lang w:val="fr_FR" w:bidi="fr_FR"/>
+        </w:rPr>
+        <w:t>résurrection</w:t>
+      </w:r>
+      <w:r>
+        <w:rPr>
+          <w:lang w:val="fr_FR" w:bidi="fr_FR"/>
+        </w:rPr>
+        <w:t xml:space="preserve"> de Jésus, le sanhédrin a arrêté plusieurs de ses </w:t>
+      </w:r>
+      <w:r>
+        <w:rPr>
+          <w:lang w:val="fr_FR" w:bidi="fr_FR"/>
+        </w:rPr>
+        <w:t>disciples</w:t>
+      </w:r>
+      <w:r>
+        <w:rPr>
+          <w:lang w:val="fr_FR" w:bidi="fr_FR"/>
+        </w:rPr>
+        <w:t>.</w:t>
       </w:r>
       <w:r>
         <w:rPr>
@@ -2571,7 +3653,7 @@
         <w:rPr>
           <w:lang w:val="fr_FR" w:bidi="fr_FR"/>
         </w:rPr>
-        <w:t>salut</w:t>
+        <w:t>sanhédrin</w:t>
       </w:r>
       <w:r>
         <w:rPr>
@@ -2618,7 +3700,7 @@
         <w:rPr>
           <w:lang w:val="fr_FR" w:bidi="fr_FR"/>
         </w:rPr>
-        <w:t xml:space="preserve"> (1258100 KB)</w:t>
+        <w:t xml:space="preserve"> (791 KB)</w:t>
       </w:r>
       <w:r>
         <w:rPr>
@@ -2647,69 +3729,57 @@
         <w:rPr>
           <w:lang w:val="fr_FR" w:bidi="fr_FR"/>
         </w:rPr>
-        <w:t>Samarie</w:t>
-      </w:r>
-      <w:r>
-        <w:rPr>
-          <w:lang w:val="fr_FR" w:bidi="fr_FR"/>
-        </w:rPr>
-      </w:r>
-    </w:p>
-    <w:p>
-      <w:pPr/>
-      <w:r>
-        <w:rPr>
-          <w:lang w:val="fr_FR" w:bidi="fr_FR"/>
-        </w:rPr>
-      </w:r>
-      <w:r>
-        <w:rPr>
-          <w:lang w:val="fr_FR" w:bidi="fr_FR"/>
-        </w:rPr>
-        <w:t xml:space="preserve">Dans l'Ancien Testament, la </w:t>
+        <w:t>Satan</w:t>
+      </w:r>
+      <w:r>
+        <w:rPr>
+          <w:lang w:val="fr_FR" w:bidi="fr_FR"/>
+        </w:rPr>
+      </w:r>
+    </w:p>
+    <w:p>
+      <w:pPr/>
+      <w:r>
+        <w:rPr>
+          <w:lang w:val="fr_FR" w:bidi="fr_FR"/>
+        </w:rPr>
+      </w:r>
+      <w:r>
+        <w:rPr>
+          <w:lang w:val="fr_FR" w:bidi="fr_FR"/>
+        </w:rPr>
+        <w:t xml:space="preserve">Le nom du diable est </w:t>
       </w:r>
       <w:r>
         <w:rPr>
           <w:b/>
           <w:lang w:val="fr_FR" w:bidi="fr_FR"/>
         </w:rPr>
-        <w:t>Samarie</w:t>
-      </w:r>
-      <w:r>
-        <w:rPr>
-          <w:lang w:val="fr_FR" w:bidi="fr_FR"/>
-        </w:rPr>
-        <w:t xml:space="preserve"> est une ville située au nord d'</w:t>
-      </w:r>
-      <w:r>
-        <w:rPr>
-          <w:lang w:val="fr_FR" w:bidi="fr_FR"/>
-        </w:rPr>
-        <w:t>Israël</w:t>
-      </w:r>
-      <w:r>
-        <w:rPr>
-          <w:lang w:val="fr_FR" w:bidi="fr_FR"/>
-        </w:rPr>
-        <w:t xml:space="preserve">. Dans le Nouveau Testament, la Samarie est le nom d'une province en Israël. La Samarie était située entre les provinces de la </w:t>
-      </w:r>
-      <w:r>
-        <w:rPr>
-          <w:lang w:val="fr_FR" w:bidi="fr_FR"/>
-        </w:rPr>
-        <w:t>Judée</w:t>
-      </w:r>
-      <w:r>
-        <w:rPr>
-          <w:lang w:val="fr_FR" w:bidi="fr_FR"/>
-        </w:rPr>
-        <w:t xml:space="preserve"> et de la </w:t>
-      </w:r>
-      <w:r>
-        <w:rPr>
-          <w:lang w:val="fr_FR" w:bidi="fr_FR"/>
-        </w:rPr>
-        <w:t>Galilée</w:t>
+        <w:t>Satan</w:t>
+      </w:r>
+      <w:r>
+        <w:rPr>
+          <w:lang w:val="fr_FR" w:bidi="fr_FR"/>
+        </w:rPr>
+        <w:t xml:space="preserve">. Son nom signifie adversaire, ennemi ou accusateur. Le </w:t>
+      </w:r>
+      <w:r>
+        <w:rPr>
+          <w:lang w:val="fr_FR" w:bidi="fr_FR"/>
+        </w:rPr>
+        <w:t>diable</w:t>
+      </w:r>
+      <w:r>
+        <w:rPr>
+          <w:lang w:val="fr_FR" w:bidi="fr_FR"/>
+        </w:rPr>
+        <w:t xml:space="preserve"> dirige tous les </w:t>
+      </w:r>
+      <w:r>
+        <w:rPr>
+          <w:lang w:val="fr_FR" w:bidi="fr_FR"/>
+        </w:rPr>
+        <w:t>mauvais esprits</w:t>
       </w:r>
       <w:r>
         <w:rPr>
@@ -2729,203 +3799,99 @@
         <w:rPr>
           <w:lang w:val="fr_FR" w:bidi="fr_FR"/>
         </w:rPr>
-        <w:t xml:space="preserve">Dans le Nouveau Testament, les gens qui vivaient à Samarie sont appelés des Samaritains. Les Samaritains n'étaient pas des </w:t>
-      </w:r>
-      <w:r>
-        <w:rPr>
-          <w:lang w:val="fr_FR" w:bidi="fr_FR"/>
-        </w:rPr>
-        <w:t>Juifs</w:t>
-      </w:r>
-      <w:r>
-        <w:rPr>
-          <w:lang w:val="fr_FR" w:bidi="fr_FR"/>
-        </w:rPr>
-        <w:t>, mais étaient en quelque sorte des demi-Juifs. La relation entre les Juifs et les Samaritains n'était pas bonne. Pour comprendre cela, nous devons faire un peu d'histoire.</w:t>
-      </w:r>
-    </w:p>
-    <w:p>
-      <w:pPr/>
-      <w:r>
-        <w:rPr>
-          <w:lang w:val="fr_FR" w:bidi="fr_FR"/>
-        </w:rPr>
-      </w:r>
-      <w:r>
-        <w:rPr>
-          <w:lang w:val="fr_FR" w:bidi="fr_FR"/>
-        </w:rPr>
-        <w:t xml:space="preserve">À un moment donné dans l'Ancien Testament, après le règne du roi Salomon (le fils du roi </w:t>
-      </w:r>
-      <w:r>
-        <w:rPr>
-          <w:lang w:val="fr_FR" w:bidi="fr_FR"/>
-        </w:rPr>
-        <w:t>David</w:t>
-      </w:r>
-      <w:r>
-        <w:rPr>
-          <w:lang w:val="fr_FR" w:bidi="fr_FR"/>
-        </w:rPr>
-        <w:t>), la nation d'Israël s'est divisée en deux parties. Le royaume du nord, qui avait dix des douze tribus était appelé Israël. Le royaume du sud, qui avait les deux autres tribus, était appelé Juda.</w:t>
-      </w:r>
-    </w:p>
-    <w:p>
-      <w:pPr/>
-      <w:r>
-        <w:rPr>
-          <w:lang w:val="fr_FR" w:bidi="fr_FR"/>
-        </w:rPr>
-      </w:r>
-      <w:r>
-        <w:rPr>
-          <w:lang w:val="fr_FR" w:bidi="fr_FR"/>
-        </w:rPr>
-        <w:t>Environ sept cents ans avant la naissance de Jésus, le roi d'Assyrie a attaqué le royaume du nord et a déporté les gens vers d'autres endroits. Cette période est appelée l'exil assyrien. C'était une stratégie commune pour les rois de remplacer les gens dans une région défaite par des gens d'une autre région défaite. De cette manière, il était moins probable que les gens locaux deviennent forts à nouveau et commencent à résister au roi. Et donc, le roi d'Assyrie a emmené beaucoup d'Israélites et les a fait vivre dans d'autres pays. Et à leur place, le roi a placé des gens qui venaient d'autres pays. Ces personnes qui venaient d'autres pays se sont mariées avec les gens qui étaient laissés derrière eux en Israël. Ce groupe mixte de personnes est devenu les Samaritains.</w:t>
-      </w:r>
-    </w:p>
-    <w:p>
-      <w:pPr/>
-      <w:r>
-        <w:rPr>
-          <w:lang w:val="fr_FR" w:bidi="fr_FR"/>
-        </w:rPr>
-      </w:r>
-      <w:r>
-        <w:rPr>
-          <w:lang w:val="fr_FR" w:bidi="fr_FR"/>
-        </w:rPr>
-        <w:t>D'ailleurs, nous n'entendons plus parler du peuple israélite qui était déporté vers d'autres nations. Leur histoire s'est terminée avec l'exil assyrien.</w:t>
-      </w:r>
-    </w:p>
-    <w:p>
-      <w:pPr/>
-      <w:r>
-        <w:rPr>
-          <w:lang w:val="fr_FR" w:bidi="fr_FR"/>
-        </w:rPr>
-      </w:r>
-      <w:r>
-        <w:rPr>
-          <w:lang w:val="fr_FR" w:bidi="fr_FR"/>
-        </w:rPr>
-        <w:t>Cependant, le royaume du sud d'Israël, Juda, a duré un peu plus longtemps. Environ six cents ans avant la naissance de Jésus, le roi Nabuchodonosor de Babylone a attaqué et détruit Juda. Le peuple de Juda est maintenant appelé Juifs, ce qui signifie juste les gens de Juda. Le roi de Babylone a emmené beaucoup de Juifs dans son propre pays, tout comme le roi d'Assyrie l'avait fait. Mais cette fois, après soixante-dix ans, les Juifs étaient autorisés à retourner en Juda.</w:t>
-      </w:r>
-    </w:p>
-    <w:p>
-      <w:pPr/>
-      <w:r>
-        <w:rPr>
-          <w:lang w:val="fr_FR" w:bidi="fr_FR"/>
-        </w:rPr>
-      </w:r>
-      <w:r>
-        <w:rPr>
-          <w:lang w:val="fr_FR" w:bidi="fr_FR"/>
-        </w:rPr>
-        <w:t xml:space="preserve">Ainsi, beaucoup de Juifs sont retournés en arrière et se sont installés à nouveau en Juda et ont reconstruit les villes. Quand ils ont commencé à reconstruire le </w:t>
-      </w:r>
-      <w:r>
-        <w:rPr>
-          <w:lang w:val="fr_FR" w:bidi="fr_FR"/>
-        </w:rPr>
-        <w:t>temple</w:t>
-      </w:r>
-      <w:r>
-        <w:rPr>
-          <w:lang w:val="fr_FR" w:bidi="fr_FR"/>
-        </w:rPr>
-        <w:t xml:space="preserve"> à </w:t>
-      </w:r>
-      <w:r>
-        <w:rPr>
-          <w:lang w:val="fr_FR" w:bidi="fr_FR"/>
-        </w:rPr>
-        <w:t>Jérusalem</w:t>
-      </w:r>
-      <w:r>
-        <w:rPr>
-          <w:lang w:val="fr_FR" w:bidi="fr_FR"/>
-        </w:rPr>
-        <w:t>, les Samaritains venaient du nord et voulaient les aider. Mais les Juifs ne faisaient pas confiance aux Samaritains et ont refusé leur aide. Les Samaritains étaient très offensés par cela et ils ont construit leur propre temple à la place. Environ cent ans avant la naissance de Jésus, un chef juif a détruit le temple samaritain. Les Samaritains avaient donc des raisons de ne pas aimer les Juifs !</w:t>
-      </w:r>
-    </w:p>
-    <w:p>
-      <w:pPr/>
-      <w:r>
-        <w:rPr>
-          <w:lang w:val="fr_FR" w:bidi="fr_FR"/>
-        </w:rPr>
-      </w:r>
-      <w:r>
-        <w:rPr>
-          <w:lang w:val="fr_FR" w:bidi="fr_FR"/>
-        </w:rPr>
-        <w:t xml:space="preserve">Les Samaritains se considéraient comme les descendants de Jacob, tout comme les Juifs. Ils croyaient en Dieu et ont suivi la </w:t>
-      </w:r>
-      <w:r>
-        <w:rPr>
-          <w:lang w:val="fr_FR" w:bidi="fr_FR"/>
-        </w:rPr>
-        <w:t>loi de Moïse</w:t>
-      </w:r>
-      <w:r>
-        <w:rPr>
-          <w:lang w:val="fr_FR" w:bidi="fr_FR"/>
-        </w:rPr>
-        <w:t xml:space="preserve">, mais ils n'ont pas accepté les autres livres de l'Ancien Testament. Ils pratiquaient la </w:t>
-      </w:r>
-      <w:r>
-        <w:rPr>
-          <w:lang w:val="fr_FR" w:bidi="fr_FR"/>
-        </w:rPr>
-        <w:t>circoncision</w:t>
-      </w:r>
-      <w:r>
-        <w:rPr>
-          <w:lang w:val="fr_FR" w:bidi="fr_FR"/>
-        </w:rPr>
-        <w:t>, tout comme les Juifs le faisaient.</w:t>
-      </w:r>
-    </w:p>
-    <w:p>
-      <w:pPr/>
-      <w:r>
-        <w:rPr>
-          <w:lang w:val="fr_FR" w:bidi="fr_FR"/>
-        </w:rPr>
-      </w:r>
-      <w:r>
-        <w:rPr>
-          <w:lang w:val="fr_FR" w:bidi="fr_FR"/>
-        </w:rPr>
-        <w:t>Les Juifs ne considéraient pas les Samaritains comme des Juifs proprement dits. Les Juifs n'ont pas interagi avec les Samaritains et les Juifs n'ont même pas permis à un Samaritain de devenir un Juif par conversion. En fait, les Juifs haïssaient les Samaritains peut-être même plus qu'ils haïssaient les gens qui n'étaient pas Juifs du tout !</w:t>
-      </w:r>
-    </w:p>
-    <w:p>
-      <w:pPr/>
-      <w:r>
-        <w:rPr>
-          <w:lang w:val="fr_FR" w:bidi="fr_FR"/>
-        </w:rPr>
-      </w:r>
-      <w:r>
-        <w:rPr>
-          <w:lang w:val="fr_FR" w:bidi="fr_FR"/>
-        </w:rPr>
-        <w:t xml:space="preserve">À l'époque du Nouveau Testament, le gouvernement romain gouvernait sur les Samaritains ainsi que sur les Juifs. Tout comme les Juifs, les Samaritains s'attendaient aussi à ce que Dieu envoie un </w:t>
-      </w:r>
-      <w:r>
-        <w:rPr>
-          <w:lang w:val="fr_FR" w:bidi="fr_FR"/>
-        </w:rPr>
-        <w:t>sauveur</w:t>
-      </w:r>
-      <w:r>
-        <w:rPr>
-          <w:lang w:val="fr_FR" w:bidi="fr_FR"/>
-        </w:rPr>
-        <w:t>. Ils ne croyaient pas que ce Sauveur serait un descendant du roi juif David, mais ils croyaient que la venue de ce Sauveur était promise par Moïse, tout comme les Juifs le croyaient.</w:t>
+        <w:t>Dieu a créé tous les esprits, car c'est lui qui a créé tout ce qui existe. Il les a créés bons, en tant qu'</w:t>
+      </w:r>
+      <w:r>
+        <w:rPr>
+          <w:lang w:val="fr_FR" w:bidi="fr_FR"/>
+        </w:rPr>
+        <w:t>anges</w:t>
+      </w:r>
+      <w:r>
+        <w:rPr>
+          <w:lang w:val="fr_FR" w:bidi="fr_FR"/>
+        </w:rPr>
+        <w:t>, pour qu'ils fassent son œuvre. Mais certains anges se sont rebellés contre lui et sont devenus de mauvais esprits. Le plus puissant d'entre eux est le diable ou Satan.</w:t>
+      </w:r>
+    </w:p>
+    <w:p>
+      <w:pPr/>
+      <w:r>
+        <w:rPr>
+          <w:lang w:val="fr_FR" w:bidi="fr_FR"/>
+        </w:rPr>
+      </w:r>
+      <w:r>
+        <w:rPr>
+          <w:lang w:val="fr_FR" w:bidi="fr_FR"/>
+        </w:rPr>
+        <w:t>Satan essaie toujours de détruire l'œuvre de Dieu. Il tente les gens pour qu'ils désobéissent à Dieu. Il essaie de détourner les gens de Dieu en les trompant. Satan est puissant et dangereux. Il cherche toujours des moyens d'agir contre Dieu et contre son peuple.</w:t>
+      </w:r>
+    </w:p>
+    <w:p>
+      <w:pPr/>
+      <w:r>
+        <w:rPr>
+          <w:lang w:val="fr_FR" w:bidi="fr_FR"/>
+        </w:rPr>
+      </w:r>
+      <w:r>
+        <w:rPr>
+          <w:lang w:val="fr_FR" w:bidi="fr_FR"/>
+        </w:rPr>
+        <w:t xml:space="preserve">Satan est toujours puissant de nos jours. La Bible l'appelle parfois le « chef de ce monde ». Il est parfois appelé </w:t>
+      </w:r>
+      <w:r>
+        <w:rPr>
+          <w:b/>
+          <w:lang w:val="fr_FR" w:bidi="fr_FR"/>
+        </w:rPr>
+        <w:t>Béelzébul</w:t>
+      </w:r>
+      <w:r>
+        <w:rPr>
+          <w:lang w:val="fr_FR" w:bidi="fr_FR"/>
+        </w:rPr>
+        <w:t xml:space="preserve">, ce qui veut dire quelque chose comme « maître des hauts lieux ». Parfois, il est décrit comme un séducteur ou quelqu'un qui </w:t>
+      </w:r>
+      <w:r>
+        <w:rPr>
+          <w:b/>
+          <w:lang w:val="fr_FR" w:bidi="fr_FR"/>
+        </w:rPr>
+        <w:t>trompe</w:t>
+      </w:r>
+      <w:r>
+        <w:rPr>
+          <w:lang w:val="fr_FR" w:bidi="fr_FR"/>
+        </w:rPr>
+        <w:t>. Ailleurs, il est aussi comparé à un dragon ou à un serpent.</w:t>
+      </w:r>
+    </w:p>
+    <w:p>
+      <w:pPr/>
+      <w:r>
+        <w:rPr>
+          <w:lang w:val="fr_FR" w:bidi="fr_FR"/>
+        </w:rPr>
+      </w:r>
+      <w:r>
+        <w:rPr>
+          <w:lang w:val="fr_FR" w:bidi="fr_FR"/>
+        </w:rPr>
+        <w:t xml:space="preserve">Cependant, Dieu est beaucoup plus puissant que lui. Quand Jésus est mort et a été </w:t>
+      </w:r>
+      <w:r>
+        <w:rPr>
+          <w:lang w:val="fr_FR" w:bidi="fr_FR"/>
+        </w:rPr>
+        <w:t>ressuscité</w:t>
+      </w:r>
+      <w:r>
+        <w:rPr>
+          <w:lang w:val="fr_FR" w:bidi="fr_FR"/>
+        </w:rPr>
+        <w:t>, Dieu a brisé le pouvoir de Satan. Même si Dieu lui permet encore d'utiliser son pouvoir pour l'instant, quand Jésus reviendra, il le vaincra pour toujours. Dieu punira Satan et tous les mauvais esprits, et ils ne pourront plus jamais agir contre lui ou contre son peuple.</w:t>
       </w:r>
       <w:r>
         <w:rPr>
@@ -2954,1086 +3920,7 @@
         <w:rPr>
           <w:lang w:val="fr_FR" w:bidi="fr_FR"/>
         </w:rPr>
-        <w:t>Samarie</w:t>
-      </w:r>
-      <w:r>
-        <w:rPr>
-          <w:lang w:val="fr_FR" w:bidi="fr_FR"/>
-        </w:rPr>
-      </w:r>
-    </w:p>
-    <w:p>
-      <w:pPr>
-        <w:pStyle w:val="Heading4"/>
-      </w:pPr>
-      <w:r>
-        <w:rPr>
-          <w:lang w:val="fr_FR" w:bidi="fr_FR"/>
-        </w:rPr>
-        <w:t>Audio Content</w:t>
-      </w:r>
-      <w:r>
-        <w:rPr>
-          <w:lang w:val="fr_FR" w:bidi="fr_FR"/>
-        </w:rPr>
-      </w:r>
-    </w:p>
-    <w:p>
-      <w:pPr/>
-      <w:r>
-        <w:rPr>
-          <w:lang w:val="fr_FR" w:bidi="fr_FR"/>
-        </w:rPr>
-      </w:r>
-      <w:hyperlink r:id="rId18">
-        <w:r>
-          <w:rPr>
-            <w:lang w:val="fr_FR" w:bidi="fr_FR"/>
-          </w:rPr>
-          <w:rPr>
-            <w:color w:val="0000EE"/>
-            <w:u w:val="single"/>
-          </w:rPr>
-          <w:t>mp3 file</w:t>
-        </w:r>
-      </w:hyperlink>
-      <w:r>
-        <w:rPr>
-          <w:lang w:val="fr_FR" w:bidi="fr_FR"/>
-        </w:rPr>
-        <w:t xml:space="preserve"> (None KB)</w:t>
-      </w:r>
-      <w:r>
-        <w:rPr>
-          <w:lang w:val="fr_FR" w:bidi="fr_FR"/>
-        </w:rPr>
-      </w:r>
-      <w:r>
-        <w:rPr>
-          <w:lang w:val="fr_FR" w:bidi="fr_FR"/>
-        </w:rPr>
-      </w:r>
-    </w:p>
-    <w:p>
-      <w:pPr/>
-      <w:r>
-        <w:rPr>
-          <w:lang w:val="fr_FR" w:bidi="fr_FR"/>
-        </w:rPr>
-      </w:r>
-    </w:p>
-    <w:p>
-      <w:pPr>
-        <w:pStyle w:val="Heading2"/>
-      </w:pPr>
-      <w:r>
-        <w:rPr>
-          <w:lang w:val="fr_FR" w:bidi="fr_FR"/>
-        </w:rPr>
-        <w:t>sanctification</w:t>
-      </w:r>
-      <w:r>
-        <w:rPr>
-          <w:lang w:val="fr_FR" w:bidi="fr_FR"/>
-        </w:rPr>
-      </w:r>
-    </w:p>
-    <w:p>
-      <w:pPr/>
-      <w:r>
-        <w:rPr>
-          <w:lang w:val="fr_FR" w:bidi="fr_FR"/>
-        </w:rPr>
-      </w:r>
-      <w:r>
-        <w:rPr>
-          <w:lang w:val="fr_FR" w:bidi="fr_FR"/>
-        </w:rPr>
-        <w:t xml:space="preserve">Si quelqu'un </w:t>
-      </w:r>
-      <w:r>
-        <w:rPr>
-          <w:b/>
-          <w:lang w:val="fr_FR" w:bidi="fr_FR"/>
-        </w:rPr>
-        <w:t>sanctifie</w:t>
-      </w:r>
-      <w:r>
-        <w:rPr>
-          <w:lang w:val="fr_FR" w:bidi="fr_FR"/>
-        </w:rPr>
-        <w:t xml:space="preserve"> ou </w:t>
-      </w:r>
-      <w:r>
-        <w:rPr>
-          <w:lang w:val="fr_FR" w:bidi="fr_FR"/>
-        </w:rPr>
-        <w:t>consacre</w:t>
-      </w:r>
-      <w:r>
-        <w:rPr>
-          <w:lang w:val="fr_FR" w:bidi="fr_FR"/>
-        </w:rPr>
-        <w:t xml:space="preserve"> une personne, il la dédie ou la met à part pour Dieu : cette personne devient </w:t>
-      </w:r>
-      <w:r>
-        <w:rPr>
-          <w:lang w:val="fr_FR" w:bidi="fr_FR"/>
-        </w:rPr>
-        <w:t>sainte</w:t>
-      </w:r>
-      <w:r>
-        <w:rPr>
-          <w:lang w:val="fr_FR" w:bidi="fr_FR"/>
-        </w:rPr>
-        <w:t>. Cette personne n'est plus une personne ordinaire. Quelqu'un peut aussi sanctifier ou consacrer un objet. Cela signifie qu'ils font l'objet saint ou quelque chose que les gens peuvent utiliser pour les desseins de Dieu.</w:t>
-      </w:r>
-    </w:p>
-    <w:p>
-      <w:pPr/>
-      <w:r>
-        <w:rPr>
-          <w:lang w:val="fr_FR" w:bidi="fr_FR"/>
-        </w:rPr>
-      </w:r>
-      <w:r>
-        <w:rPr>
-          <w:lang w:val="fr_FR" w:bidi="fr_FR"/>
-        </w:rPr>
-        <w:t xml:space="preserve">Le contraire de sanctifier quelqu'un ou quelque chose est de la </w:t>
-      </w:r>
-      <w:r>
-        <w:rPr>
-          <w:b/>
-          <w:lang w:val="fr_FR" w:bidi="fr_FR"/>
-        </w:rPr>
-        <w:t>profaner</w:t>
-      </w:r>
-      <w:r>
-        <w:rPr>
-          <w:lang w:val="fr_FR" w:bidi="fr_FR"/>
-        </w:rPr>
-        <w:t xml:space="preserve"> ou de traiter quelque chose ou quelqu'un comme commun ou ordinaire au lieu de saint.</w:t>
-      </w:r>
-    </w:p>
-    <w:p>
-      <w:pPr/>
-      <w:r>
-        <w:rPr>
-          <w:lang w:val="fr_FR" w:bidi="fr_FR"/>
-        </w:rPr>
-      </w:r>
-      <w:r>
-        <w:rPr>
-          <w:lang w:val="fr_FR" w:bidi="fr_FR"/>
-        </w:rPr>
-        <w:t>Dans le Nouveau Testament, les gens qui croient en Dieu par se consacrent à Dieu. Ils deviennent le peuple saint de Dieu ou des gens que Dieu met à part pour faire ses desseins. Ces personnes vivent une vie pieuse, ce qui signifie qu'elles suivent Dieu dans tout ce qu'elles font. Mais les gens grandissent toujours et apprennent à vivre de plus en plus comme Dieu le veut. Les auteurs du Nouveau Testament appellent aussi le processus d'apprentissage d'une vie pieuse.</w:t>
-      </w:r>
-      <w:r>
-        <w:rPr>
-          <w:lang w:val="fr_FR" w:bidi="fr_FR"/>
-        </w:rPr>
-      </w:r>
-      <w:r>
-        <w:rPr>
-          <w:lang w:val="fr_FR" w:bidi="fr_FR"/>
-        </w:rPr>
-      </w:r>
-    </w:p>
-    <w:p>
-      <w:pPr/>
-      <w:r>
-        <w:rPr>
-          <w:lang w:val="fr_FR" w:bidi="fr_FR"/>
-        </w:rPr>
-      </w:r>
-    </w:p>
-    <w:p>
-      <w:pPr>
-        <w:pStyle w:val="Heading2"/>
-      </w:pPr>
-      <w:r>
-        <w:rPr>
-          <w:lang w:val="fr_FR" w:bidi="fr_FR"/>
-        </w:rPr>
-        <w:t>sanctification</w:t>
-      </w:r>
-      <w:r>
-        <w:rPr>
-          <w:lang w:val="fr_FR" w:bidi="fr_FR"/>
-        </w:rPr>
-      </w:r>
-    </w:p>
-    <w:p>
-      <w:pPr>
-        <w:pStyle w:val="Heading4"/>
-      </w:pPr>
-      <w:r>
-        <w:rPr>
-          <w:lang w:val="fr_FR" w:bidi="fr_FR"/>
-        </w:rPr>
-        <w:t>Audio Content</w:t>
-      </w:r>
-      <w:r>
-        <w:rPr>
-          <w:lang w:val="fr_FR" w:bidi="fr_FR"/>
-        </w:rPr>
-      </w:r>
-    </w:p>
-    <w:p>
-      <w:pPr/>
-      <w:r>
-        <w:rPr>
-          <w:lang w:val="fr_FR" w:bidi="fr_FR"/>
-        </w:rPr>
-      </w:r>
-      <w:hyperlink r:id="rId18">
-        <w:r>
-          <w:rPr>
-            <w:lang w:val="fr_FR" w:bidi="fr_FR"/>
-          </w:rPr>
-          <w:rPr>
-            <w:color w:val="0000EE"/>
-            <w:u w:val="single"/>
-          </w:rPr>
-          <w:t>mp3 file</w:t>
-        </w:r>
-      </w:hyperlink>
-      <w:r>
-        <w:rPr>
-          <w:lang w:val="fr_FR" w:bidi="fr_FR"/>
-        </w:rPr>
-        <w:t xml:space="preserve"> (None KB)</w:t>
-      </w:r>
-      <w:r>
-        <w:rPr>
-          <w:lang w:val="fr_FR" w:bidi="fr_FR"/>
-        </w:rPr>
-      </w:r>
-      <w:r>
-        <w:rPr>
-          <w:lang w:val="fr_FR" w:bidi="fr_FR"/>
-        </w:rPr>
-      </w:r>
-    </w:p>
-    <w:p>
-      <w:pPr/>
-      <w:r>
-        <w:rPr>
-          <w:lang w:val="fr_FR" w:bidi="fr_FR"/>
-        </w:rPr>
-      </w:r>
-    </w:p>
-    <w:p>
-      <w:pPr>
-        <w:pStyle w:val="Heading2"/>
-      </w:pPr>
-      <w:r>
-        <w:rPr>
-          <w:lang w:val="fr_FR" w:bidi="fr_FR"/>
-        </w:rPr>
-        <w:t>sanctuaire</w:t>
-      </w:r>
-      <w:r>
-        <w:rPr>
-          <w:lang w:val="fr_FR" w:bidi="fr_FR"/>
-        </w:rPr>
-      </w:r>
-    </w:p>
-    <w:p>
-      <w:pPr/>
-      <w:r>
-        <w:rPr>
-          <w:lang w:val="fr_FR" w:bidi="fr_FR"/>
-        </w:rPr>
-      </w:r>
-      <w:r>
-        <w:rPr>
-          <w:lang w:val="fr_FR" w:bidi="fr_FR"/>
-        </w:rPr>
-        <w:t xml:space="preserve">Le mot sanctuaire signifie un lieu </w:t>
-      </w:r>
-      <w:r>
-        <w:rPr>
-          <w:lang w:val="fr_FR" w:bidi="fr_FR"/>
-        </w:rPr>
-        <w:t>saint</w:t>
-      </w:r>
-      <w:r>
-        <w:rPr>
-          <w:lang w:val="fr_FR" w:bidi="fr_FR"/>
-        </w:rPr>
-        <w:t>, un endroit qui est mis à part pour l'</w:t>
-      </w:r>
-      <w:r>
-        <w:rPr>
-          <w:lang w:val="fr_FR" w:bidi="fr_FR"/>
-        </w:rPr>
-        <w:t>adoration</w:t>
-      </w:r>
-      <w:r>
-        <w:rPr>
-          <w:lang w:val="fr_FR" w:bidi="fr_FR"/>
-        </w:rPr>
-        <w:t xml:space="preserve"> de Dieu. Le mot sanctuaire est parfois utilisé comme un autre mot pour décrire le </w:t>
-      </w:r>
-      <w:r>
-        <w:rPr>
-          <w:lang w:val="fr_FR" w:bidi="fr_FR"/>
-        </w:rPr>
-        <w:t>temple</w:t>
-      </w:r>
-      <w:r>
-        <w:rPr>
-          <w:lang w:val="fr_FR" w:bidi="fr_FR"/>
-        </w:rPr>
-        <w:t xml:space="preserve"> de Dieu. Cela signifie ensuite particulièrement la partie centrale du temple. Le mot temple peut être utilisé pour le bâtiment ainsi que pour la cour qui l'entoure, mais le mot sanctuaire n'est utilisé que pour le bâtiment. Le mot sanctuaire peut aussi désigner le </w:t>
-      </w:r>
-      <w:r>
-        <w:rPr>
-          <w:lang w:val="fr_FR" w:bidi="fr_FR"/>
-        </w:rPr>
-        <w:t>tabernacle</w:t>
-      </w:r>
-      <w:r>
-        <w:rPr>
-          <w:lang w:val="fr_FR" w:bidi="fr_FR"/>
-        </w:rPr>
-        <w:t xml:space="preserve">, la tente portable que les </w:t>
-      </w:r>
-      <w:r>
-        <w:rPr>
-          <w:lang w:val="fr_FR" w:bidi="fr_FR"/>
-        </w:rPr>
-        <w:t>Israélites</w:t>
-      </w:r>
-      <w:r>
-        <w:rPr>
-          <w:lang w:val="fr_FR" w:bidi="fr_FR"/>
-        </w:rPr>
-        <w:t xml:space="preserve"> utilisaient comme lieu d'adoration avant de construire le temple.</w:t>
-      </w:r>
-    </w:p>
-    <w:p>
-      <w:pPr/>
-      <w:r>
-        <w:rPr>
-          <w:lang w:val="fr_FR" w:bidi="fr_FR"/>
-        </w:rPr>
-      </w:r>
-      <w:r>
-        <w:rPr>
-          <w:lang w:val="fr_FR" w:bidi="fr_FR"/>
-        </w:rPr>
-        <w:t xml:space="preserve">Comme le </w:t>
-      </w:r>
-      <w:r>
-        <w:rPr>
-          <w:lang w:val="fr_FR" w:bidi="fr_FR"/>
-        </w:rPr>
-        <w:t>Saint-Esprit</w:t>
-      </w:r>
-      <w:r>
-        <w:rPr>
-          <w:lang w:val="fr_FR" w:bidi="fr_FR"/>
-        </w:rPr>
-        <w:t xml:space="preserve"> vit à l'intérieur des </w:t>
-      </w:r>
-      <w:r>
-        <w:rPr>
-          <w:lang w:val="fr_FR" w:bidi="fr_FR"/>
-        </w:rPr>
-        <w:t>croyants</w:t>
-      </w:r>
-      <w:r>
-        <w:rPr>
-          <w:lang w:val="fr_FR" w:bidi="fr_FR"/>
-        </w:rPr>
-        <w:t xml:space="preserve"> en Jésus, Paul a dit aux croyants que leur corps est aussi un sanctuaire pour Dieu. Et donc, même nos corps sont destinés à l'adoration de Dieu !</w:t>
-      </w:r>
-      <w:r>
-        <w:rPr>
-          <w:lang w:val="fr_FR" w:bidi="fr_FR"/>
-        </w:rPr>
-      </w:r>
-      <w:r>
-        <w:rPr>
-          <w:lang w:val="fr_FR" w:bidi="fr_FR"/>
-        </w:rPr>
-      </w:r>
-    </w:p>
-    <w:p>
-      <w:pPr/>
-      <w:r>
-        <w:rPr>
-          <w:lang w:val="fr_FR" w:bidi="fr_FR"/>
-        </w:rPr>
-      </w:r>
-    </w:p>
-    <w:p>
-      <w:pPr>
-        <w:pStyle w:val="Heading2"/>
-      </w:pPr>
-      <w:r>
-        <w:rPr>
-          <w:lang w:val="fr_FR" w:bidi="fr_FR"/>
-        </w:rPr>
-        <w:t>sanctuaire</w:t>
-      </w:r>
-      <w:r>
-        <w:rPr>
-          <w:lang w:val="fr_FR" w:bidi="fr_FR"/>
-        </w:rPr>
-      </w:r>
-    </w:p>
-    <w:p>
-      <w:pPr>
-        <w:pStyle w:val="Heading4"/>
-      </w:pPr>
-      <w:r>
-        <w:rPr>
-          <w:lang w:val="fr_FR" w:bidi="fr_FR"/>
-        </w:rPr>
-        <w:t>Audio Content</w:t>
-      </w:r>
-      <w:r>
-        <w:rPr>
-          <w:lang w:val="fr_FR" w:bidi="fr_FR"/>
-        </w:rPr>
-      </w:r>
-    </w:p>
-    <w:p>
-      <w:pPr/>
-      <w:r>
-        <w:rPr>
-          <w:lang w:val="fr_FR" w:bidi="fr_FR"/>
-        </w:rPr>
-      </w:r>
-      <w:hyperlink r:id="rId18">
-        <w:r>
-          <w:rPr>
-            <w:lang w:val="fr_FR" w:bidi="fr_FR"/>
-          </w:rPr>
-          <w:rPr>
-            <w:color w:val="0000EE"/>
-            <w:u w:val="single"/>
-          </w:rPr>
-          <w:t>mp3 file</w:t>
-        </w:r>
-      </w:hyperlink>
-      <w:r>
-        <w:rPr>
-          <w:lang w:val="fr_FR" w:bidi="fr_FR"/>
-        </w:rPr>
-        <w:t xml:space="preserve"> (None KB)</w:t>
-      </w:r>
-      <w:r>
-        <w:rPr>
-          <w:lang w:val="fr_FR" w:bidi="fr_FR"/>
-        </w:rPr>
-      </w:r>
-      <w:r>
-        <w:rPr>
-          <w:lang w:val="fr_FR" w:bidi="fr_FR"/>
-        </w:rPr>
-      </w:r>
-    </w:p>
-    <w:p>
-      <w:pPr/>
-      <w:r>
-        <w:rPr>
-          <w:lang w:val="fr_FR" w:bidi="fr_FR"/>
-        </w:rPr>
-      </w:r>
-    </w:p>
-    <w:p>
-      <w:pPr>
-        <w:pStyle w:val="Heading2"/>
-      </w:pPr>
-      <w:r>
-        <w:rPr>
-          <w:lang w:val="fr_FR" w:bidi="fr_FR"/>
-        </w:rPr>
-        <w:t>sang</w:t>
-      </w:r>
-      <w:r>
-        <w:rPr>
-          <w:lang w:val="fr_FR" w:bidi="fr_FR"/>
-        </w:rPr>
-      </w:r>
-    </w:p>
-    <w:p>
-      <w:pPr/>
-      <w:r>
-        <w:rPr>
-          <w:lang w:val="fr_FR" w:bidi="fr_FR"/>
-        </w:rPr>
-      </w:r>
-      <w:r>
-        <w:rPr>
-          <w:lang w:val="fr_FR" w:bidi="fr_FR"/>
-        </w:rPr>
-        <w:t>Chaque humain et animal vit parce que Dieu met son propre souffle de vie en lui Dans l'Ancien Testament, le sang symbolise ce souffle de vie. Une personne ne peut pas vivre sans sang et donc quand le sang se draine d'un corps, c'est comme si le souffle de vie de Dieu quitte le corps.</w:t>
-      </w:r>
-    </w:p>
-    <w:p>
-      <w:pPr/>
-      <w:r>
-        <w:rPr>
-          <w:lang w:val="fr_FR" w:bidi="fr_FR"/>
-        </w:rPr>
-      </w:r>
-      <w:r>
-        <w:rPr>
-          <w:lang w:val="fr_FR" w:bidi="fr_FR"/>
-        </w:rPr>
-        <w:t>Dans l'Ancien Testament, Dieu a dit aux gens qu'ils ne doivent pas manger le sang d'un animal. Quand ils mangeaient de la viande, ils devaient d'abord drainer complètement le sang de l'animal. En drainant le sang de l'animal, c'était comme si les gens donnaient le souffle de vie de l'animal à Dieu.</w:t>
-      </w:r>
-    </w:p>
-    <w:p>
-      <w:pPr/>
-      <w:r>
-        <w:rPr>
-          <w:lang w:val="fr_FR" w:bidi="fr_FR"/>
-        </w:rPr>
-      </w:r>
-      <w:r>
-        <w:rPr>
-          <w:lang w:val="fr_FR" w:bidi="fr_FR"/>
-        </w:rPr>
-        <w:t xml:space="preserve">Parce que le sang, aussi longtemps qu'il est dans nos corps, représentait la vie, perdre du sang représentait la mort. Tout ce qui est mort symbolise à quel point le </w:t>
-      </w:r>
-      <w:r>
-        <w:rPr>
-          <w:lang w:val="fr_FR" w:bidi="fr_FR"/>
-        </w:rPr>
-        <w:t>péché</w:t>
-      </w:r>
-      <w:r>
-        <w:rPr>
-          <w:lang w:val="fr_FR" w:bidi="fr_FR"/>
-        </w:rPr>
-        <w:t xml:space="preserve"> a fait du mal à la bonne création de Dieu. Par conséquent, un corps mort d'un humain ou d'un animal était </w:t>
-      </w:r>
-      <w:r>
-        <w:rPr>
-          <w:lang w:val="fr_FR" w:bidi="fr_FR"/>
-        </w:rPr>
-        <w:t>impur</w:t>
-      </w:r>
-      <w:r>
-        <w:rPr>
-          <w:lang w:val="fr_FR" w:bidi="fr_FR"/>
-        </w:rPr>
-        <w:t>, ce qui signifie inacceptable devant Dieu et quiconque touchait un tel corps mort deviendrait impur aussi.</w:t>
-      </w:r>
-    </w:p>
-    <w:p>
-      <w:pPr/>
-      <w:r>
-        <w:rPr>
-          <w:lang w:val="fr_FR" w:bidi="fr_FR"/>
-        </w:rPr>
-      </w:r>
-      <w:r>
-        <w:rPr>
-          <w:lang w:val="fr_FR" w:bidi="fr_FR"/>
-        </w:rPr>
-        <w:t xml:space="preserve">Une personne qui perdait du sang était pour cette raison aussi impure. Même si la personne n'était pas morte, c'était comme si elle était symboliquement déjà un peu morte. Par conséquent, même une femme qui avait juste ses règles ou un homme qui déchargeait du sang était impur jusqu'à ce que le saignement soit terminé. Quiconque touchait une telle personne devenait impure aussi. Dans les </w:t>
-      </w:r>
-      <w:r>
-        <w:rPr>
-          <w:lang w:val="fr_FR" w:bidi="fr_FR"/>
-        </w:rPr>
-        <w:t>Évangiles</w:t>
-      </w:r>
-      <w:r>
-        <w:rPr>
-          <w:lang w:val="fr_FR" w:bidi="fr_FR"/>
-        </w:rPr>
-        <w:t>, nous voyons une femme qui saigne toucher Jésus - mais au lieu de rendre Jésus impur, Jésus a rendu la femme pure en la guérissant de sa maladie !</w:t>
-      </w:r>
-    </w:p>
-    <w:p>
-      <w:pPr/>
-      <w:r>
-        <w:rPr>
-          <w:lang w:val="fr_FR" w:bidi="fr_FR"/>
-        </w:rPr>
-      </w:r>
-      <w:r>
-        <w:rPr>
-          <w:lang w:val="fr_FR" w:bidi="fr_FR"/>
-        </w:rPr>
-        <w:t>Parce que le sang est si important pour la vie d'une personne, le mot est souvent utilisé comme langage d'images pour « vie ». Ainsi, quelqu'un qui a tué quelqu'un a « versé du sang », même si aucun sang n'a coulé.</w:t>
-      </w:r>
-    </w:p>
-    <w:p>
-      <w:pPr/>
-      <w:r>
-        <w:rPr>
-          <w:lang w:val="fr_FR" w:bidi="fr_FR"/>
-        </w:rPr>
-      </w:r>
-      <w:r>
-        <w:rPr>
-          <w:lang w:val="fr_FR" w:bidi="fr_FR"/>
-        </w:rPr>
-        <w:t xml:space="preserve">Même si perdre du sang était mauvais et rendait quelqu'un impur, le sang des animaux qui étaient sacrifiés à Dieu était utilisé pour rendre les gens ou les choses pures. Le sang était une partie importante des </w:t>
-      </w:r>
-      <w:r>
-        <w:rPr>
-          <w:lang w:val="fr_FR" w:bidi="fr_FR"/>
-        </w:rPr>
-        <w:t>sacrifices</w:t>
-      </w:r>
-      <w:r>
-        <w:rPr>
-          <w:lang w:val="fr_FR" w:bidi="fr_FR"/>
-        </w:rPr>
-        <w:t xml:space="preserve"> que les </w:t>
-      </w:r>
-      <w:r>
-        <w:rPr>
-          <w:lang w:val="fr_FR" w:bidi="fr_FR"/>
-        </w:rPr>
-        <w:t>Israélites</w:t>
-      </w:r>
-      <w:r>
-        <w:rPr>
-          <w:lang w:val="fr_FR" w:bidi="fr_FR"/>
-        </w:rPr>
-        <w:t xml:space="preserve"> faisaient à Dieu. Quand les </w:t>
-      </w:r>
-      <w:r>
-        <w:rPr>
-          <w:lang w:val="fr_FR" w:bidi="fr_FR"/>
-        </w:rPr>
-        <w:t>prêtres</w:t>
-      </w:r>
-      <w:r>
-        <w:rPr>
-          <w:lang w:val="fr_FR" w:bidi="fr_FR"/>
-        </w:rPr>
-        <w:t xml:space="preserve"> apportaient à Dieu un sacrifice, ils recueillaient le sang de l'animal qu'ils sacrifiaient. Selon le type de rituel, les prêtres aspergeaient le sang sur l'</w:t>
-      </w:r>
-      <w:r>
-        <w:rPr>
-          <w:lang w:val="fr_FR" w:bidi="fr_FR"/>
-        </w:rPr>
-        <w:t>autel</w:t>
-      </w:r>
-      <w:r>
-        <w:rPr>
-          <w:lang w:val="fr_FR" w:bidi="fr_FR"/>
-        </w:rPr>
-        <w:t xml:space="preserve"> ou sur un objet spécifique ou sur une personne. Cela symbolisait que ces objets ou ces personnes étaient maintenant purs. Ils étaient maintenant convenables pour servir Dieu.</w:t>
-      </w:r>
-    </w:p>
-    <w:p>
-      <w:pPr/>
-      <w:r>
-        <w:rPr>
-          <w:lang w:val="fr_FR" w:bidi="fr_FR"/>
-        </w:rPr>
-      </w:r>
-      <w:r>
-        <w:rPr>
-          <w:lang w:val="fr_FR" w:bidi="fr_FR"/>
-        </w:rPr>
-        <w:t xml:space="preserve">Le sang était aussi utilisé pour faire un accord formel, appelé une </w:t>
-      </w:r>
-      <w:r>
-        <w:rPr>
-          <w:lang w:val="fr_FR" w:bidi="fr_FR"/>
-        </w:rPr>
-        <w:t>alliance</w:t>
-      </w:r>
-      <w:r>
-        <w:rPr>
-          <w:lang w:val="fr_FR" w:bidi="fr_FR"/>
-        </w:rPr>
-        <w:t xml:space="preserve">. Quand Dieu a fait son alliance avec </w:t>
-      </w:r>
-      <w:r>
-        <w:rPr>
-          <w:lang w:val="fr_FR" w:bidi="fr_FR"/>
-        </w:rPr>
-        <w:t>Abraham</w:t>
-      </w:r>
-      <w:r>
-        <w:rPr>
-          <w:lang w:val="fr_FR" w:bidi="fr_FR"/>
-        </w:rPr>
-        <w:t xml:space="preserve">, Abraham devait tuer certains animaux et par conséquent il versait du sang. Jésus dit que son sang de Jésus est le signe de la nouvelle alliance. Cela signifie que la mort de Jésus a rendu possible une nouvelle alliance entre Dieu et les gens. Dans l'Ancien Testament, le sang des animaux rendait les gens purs. Mais maintenant le sang de Jésus rend les gens qui </w:t>
-      </w:r>
-      <w:r>
-        <w:rPr>
-          <w:lang w:val="fr_FR" w:bidi="fr_FR"/>
-        </w:rPr>
-        <w:t>croient</w:t>
-      </w:r>
-      <w:r>
-        <w:rPr>
-          <w:lang w:val="fr_FR" w:bidi="fr_FR"/>
-        </w:rPr>
-        <w:t xml:space="preserve"> en lui purs - Dieu leur </w:t>
-      </w:r>
-      <w:r>
-        <w:rPr>
-          <w:lang w:val="fr_FR" w:bidi="fr_FR"/>
-        </w:rPr>
-        <w:t>pardonne</w:t>
-      </w:r>
-      <w:r>
-        <w:rPr>
-          <w:lang w:val="fr_FR" w:bidi="fr_FR"/>
-        </w:rPr>
-        <w:t xml:space="preserve"> et les accepte. Dans l'Ancien Testament, les gens devaient sacrifier les animaux à nouveau et à nouveau. Mais Jésus est mort une fois et cela était suffisant pour toutes les générations des gens !</w:t>
-      </w:r>
-      <w:r>
-        <w:rPr>
-          <w:lang w:val="fr_FR" w:bidi="fr_FR"/>
-        </w:rPr>
-      </w:r>
-      <w:r>
-        <w:rPr>
-          <w:lang w:val="fr_FR" w:bidi="fr_FR"/>
-        </w:rPr>
-      </w:r>
-    </w:p>
-    <w:p>
-      <w:pPr/>
-      <w:r>
-        <w:rPr>
-          <w:lang w:val="fr_FR" w:bidi="fr_FR"/>
-        </w:rPr>
-      </w:r>
-    </w:p>
-    <w:p>
-      <w:pPr>
-        <w:pStyle w:val="Heading2"/>
-      </w:pPr>
-      <w:r>
-        <w:rPr>
-          <w:lang w:val="fr_FR" w:bidi="fr_FR"/>
-        </w:rPr>
-        <w:t>sang</w:t>
-      </w:r>
-      <w:r>
-        <w:rPr>
-          <w:lang w:val="fr_FR" w:bidi="fr_FR"/>
-        </w:rPr>
-      </w:r>
-    </w:p>
-    <w:p>
-      <w:pPr>
-        <w:pStyle w:val="Heading4"/>
-      </w:pPr>
-      <w:r>
-        <w:rPr>
-          <w:lang w:val="fr_FR" w:bidi="fr_FR"/>
-        </w:rPr>
-        <w:t>Audio Content</w:t>
-      </w:r>
-      <w:r>
-        <w:rPr>
-          <w:lang w:val="fr_FR" w:bidi="fr_FR"/>
-        </w:rPr>
-      </w:r>
-    </w:p>
-    <w:p>
-      <w:pPr/>
-      <w:r>
-        <w:rPr>
-          <w:lang w:val="fr_FR" w:bidi="fr_FR"/>
-        </w:rPr>
-      </w:r>
-      <w:hyperlink r:id="rId18">
-        <w:r>
-          <w:rPr>
-            <w:lang w:val="fr_FR" w:bidi="fr_FR"/>
-          </w:rPr>
-          <w:rPr>
-            <w:color w:val="0000EE"/>
-            <w:u w:val="single"/>
-          </w:rPr>
-          <w:t>mp3 file</w:t>
-        </w:r>
-      </w:hyperlink>
-      <w:r>
-        <w:rPr>
-          <w:lang w:val="fr_FR" w:bidi="fr_FR"/>
-        </w:rPr>
-        <w:t xml:space="preserve"> (None KB)</w:t>
-      </w:r>
-      <w:r>
-        <w:rPr>
-          <w:lang w:val="fr_FR" w:bidi="fr_FR"/>
-        </w:rPr>
-      </w:r>
-      <w:r>
-        <w:rPr>
-          <w:lang w:val="fr_FR" w:bidi="fr_FR"/>
-        </w:rPr>
-      </w:r>
-    </w:p>
-    <w:p>
-      <w:pPr/>
-      <w:r>
-        <w:rPr>
-          <w:lang w:val="fr_FR" w:bidi="fr_FR"/>
-        </w:rPr>
-      </w:r>
-    </w:p>
-    <w:p>
-      <w:pPr>
-        <w:pStyle w:val="Heading2"/>
-      </w:pPr>
-      <w:r>
-        <w:rPr>
-          <w:lang w:val="fr_FR" w:bidi="fr_FR"/>
-        </w:rPr>
-        <w:t>sanhédrin</w:t>
-      </w:r>
-      <w:r>
-        <w:rPr>
-          <w:lang w:val="fr_FR" w:bidi="fr_FR"/>
-        </w:rPr>
-      </w:r>
-    </w:p>
-    <w:p>
-      <w:pPr/>
-      <w:r>
-        <w:rPr>
-          <w:lang w:val="fr_FR" w:bidi="fr_FR"/>
-        </w:rPr>
-      </w:r>
-      <w:r>
-        <w:rPr>
-          <w:lang w:val="fr_FR" w:bidi="fr_FR"/>
-        </w:rPr>
-        <w:t xml:space="preserve">Le </w:t>
-      </w:r>
-      <w:r>
-        <w:rPr>
-          <w:b/>
-          <w:lang w:val="fr_FR" w:bidi="fr_FR"/>
-        </w:rPr>
-        <w:t>sanhédrin</w:t>
-      </w:r>
-      <w:r>
-        <w:rPr>
-          <w:lang w:val="fr_FR" w:bidi="fr_FR"/>
-        </w:rPr>
-        <w:t xml:space="preserve"> est le nom d'un groupe de dirigeants </w:t>
-      </w:r>
-      <w:r>
-        <w:rPr>
-          <w:lang w:val="fr_FR" w:bidi="fr_FR"/>
-        </w:rPr>
-        <w:t>juifs</w:t>
-      </w:r>
-      <w:r>
-        <w:rPr>
-          <w:lang w:val="fr_FR" w:bidi="fr_FR"/>
-        </w:rPr>
-        <w:t xml:space="preserve"> qui étaient nommés et qui avaient la responsabilité de prendre des décisions au nom du peuple, particulièrement concernant la religion. À l'époque du Nouveau Testament, </w:t>
-      </w:r>
-      <w:r>
-        <w:rPr>
-          <w:lang w:val="fr_FR" w:bidi="fr_FR"/>
-        </w:rPr>
-        <w:t>Israël</w:t>
-      </w:r>
-      <w:r>
-        <w:rPr>
-          <w:lang w:val="fr_FR" w:bidi="fr_FR"/>
-        </w:rPr>
-        <w:t xml:space="preserve"> était gouverné par les Romains, mais les Juifs pouvaient prendre certaines décisions eux-mêmes. C'est le sanhédrin qui prenait ces décisions. Les membres du sanhédrin écoutaient les cas qui étaient amenés devant eux et rendaient un jugement basé sur la loi religieuse. Quand ils se réunissaient pour un procès, ils étaient généralement assis en demi-cercle pour qu'ils puissent tous se voir. L'accusé était assis au milieu du cercle.</w:t>
-      </w:r>
-    </w:p>
-    <w:p>
-      <w:pPr/>
-      <w:r>
-        <w:rPr>
-          <w:lang w:val="fr_FR" w:bidi="fr_FR"/>
-        </w:rPr>
-      </w:r>
-      <w:r>
-        <w:rPr>
-          <w:lang w:val="fr_FR" w:bidi="fr_FR"/>
-        </w:rPr>
-        <w:t xml:space="preserve">Le sanhédrin pouvait également être appelé la </w:t>
-      </w:r>
-      <w:r>
-        <w:rPr>
-          <w:b/>
-          <w:lang w:val="fr_FR" w:bidi="fr_FR"/>
-        </w:rPr>
-        <w:t>cour juive</w:t>
-      </w:r>
-      <w:r>
-        <w:rPr>
-          <w:lang w:val="fr_FR" w:bidi="fr_FR"/>
-        </w:rPr>
-        <w:t xml:space="preserve"> ou le </w:t>
-      </w:r>
-      <w:r>
-        <w:rPr>
-          <w:b/>
-          <w:lang w:val="fr_FR" w:bidi="fr_FR"/>
-        </w:rPr>
-        <w:t>conseil juif</w:t>
-      </w:r>
-      <w:r>
-        <w:rPr>
-          <w:lang w:val="fr_FR" w:bidi="fr_FR"/>
-        </w:rPr>
-        <w:t>.</w:t>
-      </w:r>
-    </w:p>
-    <w:p>
-      <w:pPr/>
-      <w:r>
-        <w:rPr>
-          <w:lang w:val="fr_FR" w:bidi="fr_FR"/>
-        </w:rPr>
-      </w:r>
-      <w:r>
-        <w:rPr>
-          <w:lang w:val="fr_FR" w:bidi="fr_FR"/>
-        </w:rPr>
-        <w:t xml:space="preserve">Nous ne savons pas grand-chose à propos du sanhédrin. Il semble que des dirigeants religieux comme des </w:t>
-      </w:r>
-      <w:r>
-        <w:rPr>
-          <w:lang w:val="fr_FR" w:bidi="fr_FR"/>
-        </w:rPr>
-        <w:t>sacrificateurs</w:t>
-      </w:r>
-      <w:r>
-        <w:rPr>
-          <w:lang w:val="fr_FR" w:bidi="fr_FR"/>
-        </w:rPr>
-        <w:t xml:space="preserve">, des </w:t>
-      </w:r>
-      <w:r>
-        <w:rPr>
-          <w:lang w:val="fr_FR" w:bidi="fr_FR"/>
-        </w:rPr>
-        <w:t>sadducéens</w:t>
-      </w:r>
-      <w:r>
-        <w:rPr>
-          <w:lang w:val="fr_FR" w:bidi="fr_FR"/>
-        </w:rPr>
-        <w:t xml:space="preserve"> et des </w:t>
-      </w:r>
-      <w:r>
-        <w:rPr>
-          <w:lang w:val="fr_FR" w:bidi="fr_FR"/>
-        </w:rPr>
-        <w:t>pharisiens</w:t>
-      </w:r>
-      <w:r>
-        <w:rPr>
-          <w:lang w:val="fr_FR" w:bidi="fr_FR"/>
-        </w:rPr>
-        <w:t xml:space="preserve"> en faisaient partie. Certaines personnes riches qui ne faisaient pas partie des dirigeants religieux auraient peut-être pu faire partie du sanhédrin. Le sacrificateur le plus important, le </w:t>
-      </w:r>
-      <w:r>
-        <w:rPr>
-          <w:lang w:val="fr_FR" w:bidi="fr_FR"/>
-        </w:rPr>
-        <w:t>souverain sacrificateur</w:t>
-      </w:r>
-      <w:r>
-        <w:rPr>
-          <w:lang w:val="fr_FR" w:bidi="fr_FR"/>
-        </w:rPr>
-        <w:t>, était probablement le chef du sanhédrin.</w:t>
-      </w:r>
-    </w:p>
-    <w:p>
-      <w:pPr/>
-      <w:r>
-        <w:rPr>
-          <w:lang w:val="fr_FR" w:bidi="fr_FR"/>
-        </w:rPr>
-      </w:r>
-      <w:r>
-        <w:rPr>
-          <w:lang w:val="fr_FR" w:bidi="fr_FR"/>
-        </w:rPr>
-        <w:t>Être membre du sanhédrin signifiait être quelqu'un d'important.</w:t>
-      </w:r>
-    </w:p>
-    <w:p>
-      <w:pPr/>
-      <w:r>
-        <w:rPr>
-          <w:lang w:val="fr_FR" w:bidi="fr_FR"/>
-        </w:rPr>
-      </w:r>
-      <w:r>
-        <w:rPr>
-          <w:lang w:val="fr_FR" w:bidi="fr_FR"/>
-        </w:rPr>
-        <w:t xml:space="preserve">Les gens qui formaient le sanhédrin se sont souvent opposés à Jésus. Ce sont eux qui l'ont livré aux Romains et qui ont exigé sa mort. Après la mort et la </w:t>
-      </w:r>
-      <w:r>
-        <w:rPr>
-          <w:lang w:val="fr_FR" w:bidi="fr_FR"/>
-        </w:rPr>
-        <w:t>résurrection</w:t>
-      </w:r>
-      <w:r>
-        <w:rPr>
-          <w:lang w:val="fr_FR" w:bidi="fr_FR"/>
-        </w:rPr>
-        <w:t xml:space="preserve"> de Jésus, le sanhédrin a arrêté plusieurs de ses </w:t>
-      </w:r>
-      <w:r>
-        <w:rPr>
-          <w:lang w:val="fr_FR" w:bidi="fr_FR"/>
-        </w:rPr>
-        <w:t>disciples</w:t>
-      </w:r>
-      <w:r>
-        <w:rPr>
-          <w:lang w:val="fr_FR" w:bidi="fr_FR"/>
-        </w:rPr>
-        <w:t>.</w:t>
-      </w:r>
-      <w:r>
-        <w:rPr>
-          <w:lang w:val="fr_FR" w:bidi="fr_FR"/>
-        </w:rPr>
-      </w:r>
-      <w:r>
-        <w:rPr>
-          <w:lang w:val="fr_FR" w:bidi="fr_FR"/>
-        </w:rPr>
-      </w:r>
-    </w:p>
-    <w:p>
-      <w:pPr/>
-      <w:r>
-        <w:rPr>
-          <w:lang w:val="fr_FR" w:bidi="fr_FR"/>
-        </w:rPr>
-      </w:r>
-    </w:p>
-    <w:p>
-      <w:pPr>
-        <w:pStyle w:val="Heading2"/>
-      </w:pPr>
-      <w:r>
-        <w:rPr>
-          <w:lang w:val="fr_FR" w:bidi="fr_FR"/>
-        </w:rPr>
-        <w:t>sanhédrin</w:t>
+        <w:t>Satan</w:t>
       </w:r>
       <w:r>
         <w:rPr>
@@ -4080,7 +3967,7 @@
         <w:rPr>
           <w:lang w:val="fr_FR" w:bidi="fr_FR"/>
         </w:rPr>
-        <w:t xml:space="preserve"> (810092 KB)</w:t>
+        <w:t xml:space="preserve"> (819 KB)</w:t>
       </w:r>
       <w:r>
         <w:rPr>
@@ -4109,57 +3996,207 @@
         <w:rPr>
           <w:lang w:val="fr_FR" w:bidi="fr_FR"/>
         </w:rPr>
-        <w:t>Satan</w:t>
-      </w:r>
-      <w:r>
-        <w:rPr>
-          <w:lang w:val="fr_FR" w:bidi="fr_FR"/>
-        </w:rPr>
-      </w:r>
-    </w:p>
-    <w:p>
-      <w:pPr/>
-      <w:r>
-        <w:rPr>
-          <w:lang w:val="fr_FR" w:bidi="fr_FR"/>
-        </w:rPr>
-      </w:r>
-      <w:r>
-        <w:rPr>
-          <w:lang w:val="fr_FR" w:bidi="fr_FR"/>
-        </w:rPr>
-        <w:t xml:space="preserve">Le nom du diable est </w:t>
+        <w:t>Sauveur</w:t>
+      </w:r>
+      <w:r>
+        <w:rPr>
+          <w:lang w:val="fr_FR" w:bidi="fr_FR"/>
+        </w:rPr>
+      </w:r>
+    </w:p>
+    <w:p>
+      <w:pPr/>
+      <w:r>
+        <w:rPr>
+          <w:lang w:val="fr_FR" w:bidi="fr_FR"/>
+        </w:rPr>
+      </w:r>
+      <w:r>
+        <w:rPr>
+          <w:lang w:val="fr_FR" w:bidi="fr_FR"/>
+        </w:rPr>
+        <w:t xml:space="preserve">Un </w:t>
       </w:r>
       <w:r>
         <w:rPr>
           <w:b/>
           <w:lang w:val="fr_FR" w:bidi="fr_FR"/>
         </w:rPr>
-        <w:t>Satan</w:t>
-      </w:r>
-      <w:r>
-        <w:rPr>
-          <w:lang w:val="fr_FR" w:bidi="fr_FR"/>
-        </w:rPr>
-        <w:t xml:space="preserve">. Son nom signifie adversaire, ennemi ou accusateur. Le </w:t>
-      </w:r>
-      <w:r>
-        <w:rPr>
-          <w:lang w:val="fr_FR" w:bidi="fr_FR"/>
-        </w:rPr>
-        <w:t>diable</w:t>
-      </w:r>
-      <w:r>
-        <w:rPr>
-          <w:lang w:val="fr_FR" w:bidi="fr_FR"/>
-        </w:rPr>
-        <w:t xml:space="preserve"> dirige tous les </w:t>
-      </w:r>
-      <w:r>
-        <w:rPr>
-          <w:lang w:val="fr_FR" w:bidi="fr_FR"/>
-        </w:rPr>
-        <w:t>mauvais esprits</w:t>
+        <w:t>Sauveur</w:t>
+      </w:r>
+      <w:r>
+        <w:rPr>
+          <w:lang w:val="fr_FR" w:bidi="fr_FR"/>
+        </w:rPr>
+        <w:t xml:space="preserve"> est quelqu'un qui sauve les gens d'une situation difficile ou dangereuse. Tous les hommes sont dans une situation désespérée et ont besoin de Dieu pour les sauver. Dieu nous a sauvés en envoyant son fils Jésus dans le monde. Quiconque fait confiance à Jésus sera sauvé. Par conséquent, la Bible dit que Jésus est notre Sauveur.</w:t>
+      </w:r>
+      <w:r>
+        <w:rPr>
+          <w:lang w:val="fr_FR" w:bidi="fr_FR"/>
+        </w:rPr>
+      </w:r>
+      <w:r>
+        <w:rPr>
+          <w:lang w:val="fr_FR" w:bidi="fr_FR"/>
+        </w:rPr>
+      </w:r>
+    </w:p>
+    <w:p>
+      <w:pPr/>
+      <w:r>
+        <w:rPr>
+          <w:lang w:val="fr_FR" w:bidi="fr_FR"/>
+        </w:rPr>
+      </w:r>
+    </w:p>
+    <w:p>
+      <w:pPr>
+        <w:pStyle w:val="Heading2"/>
+      </w:pPr>
+      <w:r>
+        <w:rPr>
+          <w:lang w:val="fr_FR" w:bidi="fr_FR"/>
+        </w:rPr>
+        <w:t>scribe</w:t>
+      </w:r>
+      <w:r>
+        <w:rPr>
+          <w:lang w:val="fr_FR" w:bidi="fr_FR"/>
+        </w:rPr>
+      </w:r>
+    </w:p>
+    <w:p>
+      <w:pPr/>
+      <w:r>
+        <w:rPr>
+          <w:lang w:val="fr_FR" w:bidi="fr_FR"/>
+        </w:rPr>
+      </w:r>
+      <w:r>
+        <w:rPr>
+          <w:lang w:val="fr_FR" w:bidi="fr_FR"/>
+        </w:rPr>
+        <w:t xml:space="preserve">Les </w:t>
+      </w:r>
+      <w:r>
+        <w:rPr>
+          <w:lang w:val="fr_FR" w:bidi="fr_FR"/>
+        </w:rPr>
+        <w:t>docteurs de la loi</w:t>
+      </w:r>
+      <w:r>
+        <w:rPr>
+          <w:lang w:val="fr_FR" w:bidi="fr_FR"/>
+        </w:rPr>
+        <w:t xml:space="preserve">, parfois également appelés « scribes », étaient un groupe de chefs religieux qui étaient des experts de la </w:t>
+      </w:r>
+      <w:r>
+        <w:rPr>
+          <w:lang w:val="fr_FR" w:bidi="fr_FR"/>
+        </w:rPr>
+        <w:t>loi</w:t>
+      </w:r>
+      <w:r>
+        <w:rPr>
+          <w:lang w:val="fr_FR" w:bidi="fr_FR"/>
+        </w:rPr>
+        <w:t xml:space="preserve"> de Dieu.</w:t>
+      </w:r>
+    </w:p>
+    <w:p>
+      <w:pPr/>
+      <w:r>
+        <w:rPr>
+          <w:lang w:val="fr_FR" w:bidi="fr_FR"/>
+        </w:rPr>
+      </w:r>
+      <w:r>
+        <w:rPr>
+          <w:lang w:val="fr_FR" w:bidi="fr_FR"/>
+        </w:rPr>
+        <w:t>La loi désigne l'ensemble des instructions que Dieu a données au peuple d'</w:t>
+      </w:r>
+      <w:r>
+        <w:rPr>
+          <w:lang w:val="fr_FR" w:bidi="fr_FR"/>
+        </w:rPr>
+        <w:t>Israël</w:t>
+      </w:r>
+      <w:r>
+        <w:rPr>
+          <w:lang w:val="fr_FR" w:bidi="fr_FR"/>
+        </w:rPr>
+        <w:t xml:space="preserve"> dans les cinq premiers livres de l'Ancien Testament. Les docteurs de la loi enseignaient aussi les autres parties de l'</w:t>
+      </w:r>
+      <w:r>
+        <w:rPr>
+          <w:lang w:val="fr_FR" w:bidi="fr_FR"/>
+        </w:rPr>
+        <w:t>Écriture</w:t>
+      </w:r>
+      <w:r>
+        <w:rPr>
+          <w:lang w:val="fr_FR" w:bidi="fr_FR"/>
+        </w:rPr>
+        <w:t>, pas seulement la partie de l'Écriture qui parle de la loi. Les Écritures désignent la partie de la Bible que nous appelons maintenant l'Ancien Testament.</w:t>
+      </w:r>
+    </w:p>
+    <w:p>
+      <w:pPr/>
+      <w:r>
+        <w:rPr>
+          <w:lang w:val="fr_FR" w:bidi="fr_FR"/>
+        </w:rPr>
+      </w:r>
+      <w:r>
+        <w:rPr>
+          <w:lang w:val="fr_FR" w:bidi="fr_FR"/>
+        </w:rPr>
+        <w:t>Les docteurs de la loi expliquaient les Écritures au peuple. Ils ne mettaient pas leurs enseignements par écrit, mais les donnaient oralement. Le peuple apprenait les enseignements des docteurs de la loi par cœur et les faisait aussi passer à la génération suivante. Les gens ont ajouté de plus en plus d'explications et de discussions à propos de ces explications. À l'époque du Nouveau Testament, ces explications étaient devenues très importantes pour les gens, peut-être même plus importantes que les Écritures elles-mêmes.</w:t>
+      </w:r>
+    </w:p>
+    <w:p>
+      <w:pPr/>
+      <w:r>
+        <w:rPr>
+          <w:lang w:val="fr_FR" w:bidi="fr_FR"/>
+        </w:rPr>
+      </w:r>
+      <w:r>
+        <w:rPr>
+          <w:lang w:val="fr_FR" w:bidi="fr_FR"/>
+        </w:rPr>
+        <w:t xml:space="preserve">À cette époque, les docteurs de la loi étaient devenus très importants dans la communauté. Les gens leur montraient beaucoup de respect et les appelaient souvent « </w:t>
+      </w:r>
+      <w:r>
+        <w:rPr>
+          <w:lang w:val="fr_FR" w:bidi="fr_FR"/>
+        </w:rPr>
+        <w:t>rabbi</w:t>
+      </w:r>
+      <w:r>
+        <w:rPr>
+          <w:lang w:val="fr_FR" w:bidi="fr_FR"/>
+        </w:rPr>
+        <w:t xml:space="preserve"> ». Ce titre était donné à des enseignants religieux importants. Certains docteurs de la loi faisaient aussi partie du </w:t>
+      </w:r>
+      <w:r>
+        <w:rPr>
+          <w:lang w:val="fr_FR" w:bidi="fr_FR"/>
+        </w:rPr>
+        <w:t>sanhédrin</w:t>
+      </w:r>
+      <w:r>
+        <w:rPr>
+          <w:lang w:val="fr_FR" w:bidi="fr_FR"/>
+        </w:rPr>
+        <w:t xml:space="preserve">, la cour religieuse </w:t>
+      </w:r>
+      <w:r>
+        <w:rPr>
+          <w:lang w:val="fr_FR" w:bidi="fr_FR"/>
+        </w:rPr>
+        <w:t>juive</w:t>
       </w:r>
       <w:r>
         <w:rPr>
@@ -4179,99 +4216,63 @@
         <w:rPr>
           <w:lang w:val="fr_FR" w:bidi="fr_FR"/>
         </w:rPr>
-        <w:t>Dieu a créé tous les esprits, car c'est lui qui a créé tout ce qui existe. Il les a créés bons, en tant qu'</w:t>
-      </w:r>
-      <w:r>
-        <w:rPr>
-          <w:lang w:val="fr_FR" w:bidi="fr_FR"/>
-        </w:rPr>
-        <w:t>anges</w:t>
-      </w:r>
-      <w:r>
-        <w:rPr>
-          <w:lang w:val="fr_FR" w:bidi="fr_FR"/>
-        </w:rPr>
-        <w:t>, pour qu'ils fassent son œuvre. Mais certains anges se sont rebellés contre lui et sont devenus de mauvais esprits. Le plus puissant d'entre eux est le diable ou Satan.</w:t>
-      </w:r>
-    </w:p>
-    <w:p>
-      <w:pPr/>
-      <w:r>
-        <w:rPr>
-          <w:lang w:val="fr_FR" w:bidi="fr_FR"/>
-        </w:rPr>
-      </w:r>
-      <w:r>
-        <w:rPr>
-          <w:lang w:val="fr_FR" w:bidi="fr_FR"/>
-        </w:rPr>
-        <w:t>Satan essaie toujours de détruire l'œuvre de Dieu. Il tente les gens pour qu'ils désobéissent à Dieu. Il essaie de détourner les gens de Dieu en les trompant. Satan est puissant et dangereux. Il cherche toujours des moyens d'agir contre Dieu et contre son peuple.</w:t>
-      </w:r>
-    </w:p>
-    <w:p>
-      <w:pPr/>
-      <w:r>
-        <w:rPr>
-          <w:lang w:val="fr_FR" w:bidi="fr_FR"/>
-        </w:rPr>
-      </w:r>
-      <w:r>
-        <w:rPr>
-          <w:lang w:val="fr_FR" w:bidi="fr_FR"/>
-        </w:rPr>
-        <w:t xml:space="preserve">Satan est toujours puissant de nos jours. La Bible l'appelle parfois le « chef de ce monde ». Il est parfois appelé </w:t>
+        <w:t xml:space="preserve">Les docteurs de la loi sont parfois appelés « </w:t>
       </w:r>
       <w:r>
         <w:rPr>
           <w:b/>
           <w:lang w:val="fr_FR" w:bidi="fr_FR"/>
         </w:rPr>
-        <w:t>Béelzébul</w:t>
-      </w:r>
-      <w:r>
-        <w:rPr>
-          <w:lang w:val="fr_FR" w:bidi="fr_FR"/>
-        </w:rPr>
-        <w:t xml:space="preserve">, ce qui veut dire quelque chose comme « maître des hauts lieux ». Parfois, il est décrit comme un séducteur ou quelqu'un qui </w:t>
+        <w:t>scribes</w:t>
+      </w:r>
+      <w:r>
+        <w:rPr>
+          <w:lang w:val="fr_FR" w:bidi="fr_FR"/>
+        </w:rPr>
+        <w:t xml:space="preserve"> ». Un scribe était une personne qui savait écrire. Beaucoup de gens à l'époque biblique ne savaient pas lire ou écrire eux-mêmes. Quand les gens avaient besoin d'écrire quelque chose, comme une lettre, ils employaient un scribe pour l'écrire pour eux. Les scribes copiaient aussi l'Écriture pour que ses textes ne se perdent pas. Les Écritures n'étaient pas écrites sur du papier, comme maintenant. Les livres et le papier n'existaient pas encore. Les gens écrivaient plutôt les Écritures sur de longues bandes de papyrus ou sur des parchemins. Le papyrus était une mince feuille faite à partir de fibres d'une certaine plante. Le parchemin était fait à partir de la peau d'un animal. Comme ces papyrus et ces parchemins étaient très longs, les gens les enroulaient. Ils avaient alors la forme de rouleaux. Ces rouleaux pouvaient s'abîmer rapidement, surtout ceux qui étaient en papyrus. Les scribes étaient donc toujours occupés à copier le texte d'un rouleau à un autre, pour que le texte ne se perde pas.</w:t>
+      </w:r>
+    </w:p>
+    <w:p>
+      <w:pPr/>
+      <w:r>
+        <w:rPr>
+          <w:lang w:val="fr_FR" w:bidi="fr_FR"/>
+        </w:rPr>
+      </w:r>
+      <w:r>
+        <w:rPr>
+          <w:lang w:val="fr_FR" w:bidi="fr_FR"/>
+        </w:rPr>
+        <w:t>Quand la Bible parle de docteurs de la loi, elle met l'accent sur leur connaissance de la loi religieuse et non sur leurs compétences générales en écriture.</w:t>
+      </w:r>
+    </w:p>
+    <w:p>
+      <w:pPr/>
+      <w:r>
+        <w:rPr>
+          <w:lang w:val="fr_FR" w:bidi="fr_FR"/>
+        </w:rPr>
       </w:r>
       <w:r>
         <w:rPr>
           <w:b/>
           <w:lang w:val="fr_FR" w:bidi="fr_FR"/>
         </w:rPr>
-        <w:t>trompe</w:t>
-      </w:r>
-      <w:r>
-        <w:rPr>
-          <w:lang w:val="fr_FR" w:bidi="fr_FR"/>
-        </w:rPr>
-        <w:t>. Ailleurs, il est aussi comparé à un dragon ou à un serpent.</w:t>
-      </w:r>
-    </w:p>
-    <w:p>
-      <w:pPr/>
-      <w:r>
-        <w:rPr>
-          <w:lang w:val="fr_FR" w:bidi="fr_FR"/>
-        </w:rPr>
-      </w:r>
-      <w:r>
-        <w:rPr>
-          <w:lang w:val="fr_FR" w:bidi="fr_FR"/>
-        </w:rPr>
-        <w:t xml:space="preserve">Cependant, Dieu est beaucoup plus puissant que lui. Quand Jésus est mort et a été </w:t>
-      </w:r>
-      <w:r>
-        <w:rPr>
-          <w:lang w:val="fr_FR" w:bidi="fr_FR"/>
-        </w:rPr>
-        <w:t>ressuscité</w:t>
-      </w:r>
-      <w:r>
-        <w:rPr>
-          <w:lang w:val="fr_FR" w:bidi="fr_FR"/>
-        </w:rPr>
-        <w:t>, Dieu a brisé le pouvoir de Satan. Même si Dieu lui permet encore d'utiliser son pouvoir pour l'instant, quand Jésus reviendra, il le vaincra pour toujours. Dieu punira Satan et tous les mauvais esprits, et ils ne pourront plus jamais agir contre lui ou contre son peuple.</w:t>
+        <w:t>Pour traduire le mot « scribes », il faut faire attention aux choses suivantes :</w:t>
+      </w:r>
+    </w:p>
+    <w:p>
+      <w:pPr/>
+      <w:r>
+        <w:rPr>
+          <w:lang w:val="fr_FR" w:bidi="fr_FR"/>
+        </w:rPr>
+      </w:r>
+      <w:r>
+        <w:rPr>
+          <w:lang w:val="fr_FR" w:bidi="fr_FR"/>
+        </w:rPr>
+        <w:t>Il ne faut pas utiliser une expression qui donne l'impression que ces gens enseignaient la loi d'un pays. Il est possible d'utiliser une expression comme « docteurs de la loi religieuse », « experts de la loi religieuse » ou « experts des Écritures ».</w:t>
       </w:r>
       <w:r>
         <w:rPr>
@@ -4300,7 +4301,7 @@
         <w:rPr>
           <w:lang w:val="fr_FR" w:bidi="fr_FR"/>
         </w:rPr>
-        <w:t>Satan</w:t>
+        <w:t>scribe</w:t>
       </w:r>
       <w:r>
         <w:rPr>
@@ -4347,7 +4348,7 @@
         <w:rPr>
           <w:lang w:val="fr_FR" w:bidi="fr_FR"/>
         </w:rPr>
-        <w:t xml:space="preserve"> (838844 KB)</w:t>
+        <w:t xml:space="preserve"> (2.7 MB)</w:t>
       </w:r>
       <w:r>
         <w:rPr>
@@ -4376,39 +4377,53 @@
         <w:rPr>
           <w:lang w:val="fr_FR" w:bidi="fr_FR"/>
         </w:rPr>
-        <w:t>Sauveur</w:t>
-      </w:r>
-      <w:r>
-        <w:rPr>
-          <w:lang w:val="fr_FR" w:bidi="fr_FR"/>
-        </w:rPr>
-      </w:r>
-    </w:p>
-    <w:p>
-      <w:pPr/>
-      <w:r>
-        <w:rPr>
-          <w:lang w:val="fr_FR" w:bidi="fr_FR"/>
-        </w:rPr>
-      </w:r>
-      <w:r>
-        <w:rPr>
-          <w:lang w:val="fr_FR" w:bidi="fr_FR"/>
-        </w:rPr>
-        <w:t xml:space="preserve">Un </w:t>
+        <w:t>se prosterner</w:t>
+      </w:r>
+      <w:r>
+        <w:rPr>
+          <w:lang w:val="fr_FR" w:bidi="fr_FR"/>
+        </w:rPr>
+      </w:r>
+    </w:p>
+    <w:p>
+      <w:pPr/>
+      <w:r>
+        <w:rPr>
+          <w:lang w:val="fr_FR" w:bidi="fr_FR"/>
+        </w:rPr>
+      </w:r>
+      <w:r>
+        <w:rPr>
+          <w:lang w:val="fr_FR" w:bidi="fr_FR"/>
+        </w:rPr>
+        <w:t xml:space="preserve">Quand une personne se </w:t>
       </w:r>
       <w:r>
         <w:rPr>
           <w:b/>
           <w:lang w:val="fr_FR" w:bidi="fr_FR"/>
         </w:rPr>
-        <w:t>Sauveur</w:t>
-      </w:r>
-      <w:r>
-        <w:rPr>
-          <w:lang w:val="fr_FR" w:bidi="fr_FR"/>
-        </w:rPr>
-        <w:t xml:space="preserve"> est quelqu'un qui sauve les gens d'une situation difficile ou dangereuse. Tous les hommes sont dans une situation désespérée et ont besoin de Dieu pour les sauver. Dieu nous a sauvés en envoyant son fils Jésus dans le monde. Quiconque fait confiance à Jésus sera sauvé. Par conséquent, la Bible dit que Jésus est notre Sauveur.</w:t>
+        <w:t>prosterne</w:t>
+      </w:r>
+      <w:r>
+        <w:rPr>
+          <w:lang w:val="fr_FR" w:bidi="fr_FR"/>
+        </w:rPr>
+        <w:t xml:space="preserve"> devant quelqu'un d'autre, elle penche la tête ou tout le haut de son corps en avant. Elle fait cela pour montrer respect et humilité. On peut aussi se prosterner devant quelqu'un d'autre en s'abaissant sur ses genoux et en abaissant sa tête jusque par terre.</w:t>
+      </w:r>
+    </w:p>
+    <w:p>
+      <w:pPr/>
+      <w:r>
+        <w:rPr>
+          <w:lang w:val="fr_FR" w:bidi="fr_FR"/>
+        </w:rPr>
+      </w:r>
+      <w:r>
+        <w:rPr>
+          <w:lang w:val="fr_FR" w:bidi="fr_FR"/>
+        </w:rPr>
+        <w:t>Parfois, les gens s'étiraient même à plat par terre devant quelqu'un. C'est ce qu'on appelle tomber aux pieds de quelqu'un.</w:t>
       </w:r>
       <w:r>
         <w:rPr>
@@ -4437,327 +4452,7 @@
         <w:rPr>
           <w:lang w:val="fr_FR" w:bidi="fr_FR"/>
         </w:rPr>
-        <w:t>Sauveur</w:t>
-      </w:r>
-      <w:r>
-        <w:rPr>
-          <w:lang w:val="fr_FR" w:bidi="fr_FR"/>
-        </w:rPr>
-      </w:r>
-    </w:p>
-    <w:p>
-      <w:pPr>
-        <w:pStyle w:val="Heading4"/>
-      </w:pPr>
-      <w:r>
-        <w:rPr>
-          <w:lang w:val="fr_FR" w:bidi="fr_FR"/>
-        </w:rPr>
-        <w:t>Audio Content</w:t>
-      </w:r>
-      <w:r>
-        <w:rPr>
-          <w:lang w:val="fr_FR" w:bidi="fr_FR"/>
-        </w:rPr>
-      </w:r>
-    </w:p>
-    <w:p>
-      <w:pPr/>
-      <w:r>
-        <w:rPr>
-          <w:lang w:val="fr_FR" w:bidi="fr_FR"/>
-        </w:rPr>
-      </w:r>
-      <w:hyperlink r:id="rId18">
-        <w:r>
-          <w:rPr>
-            <w:lang w:val="fr_FR" w:bidi="fr_FR"/>
-          </w:rPr>
-          <w:rPr>
-            <w:color w:val="0000EE"/>
-            <w:u w:val="single"/>
-          </w:rPr>
-          <w:t>mp3 file</w:t>
-        </w:r>
-      </w:hyperlink>
-      <w:r>
-        <w:rPr>
-          <w:lang w:val="fr_FR" w:bidi="fr_FR"/>
-        </w:rPr>
-        <w:t xml:space="preserve"> (None KB)</w:t>
-      </w:r>
-      <w:r>
-        <w:rPr>
-          <w:lang w:val="fr_FR" w:bidi="fr_FR"/>
-        </w:rPr>
-      </w:r>
-      <w:r>
-        <w:rPr>
-          <w:lang w:val="fr_FR" w:bidi="fr_FR"/>
-        </w:rPr>
-      </w:r>
-    </w:p>
-    <w:p>
-      <w:pPr/>
-      <w:r>
-        <w:rPr>
-          <w:lang w:val="fr_FR" w:bidi="fr_FR"/>
-        </w:rPr>
-      </w:r>
-    </w:p>
-    <w:p>
-      <w:pPr>
-        <w:pStyle w:val="Heading2"/>
-      </w:pPr>
-      <w:r>
-        <w:rPr>
-          <w:lang w:val="fr_FR" w:bidi="fr_FR"/>
-        </w:rPr>
-        <w:t>scribe</w:t>
-      </w:r>
-      <w:r>
-        <w:rPr>
-          <w:lang w:val="fr_FR" w:bidi="fr_FR"/>
-        </w:rPr>
-      </w:r>
-    </w:p>
-    <w:p>
-      <w:pPr/>
-      <w:r>
-        <w:rPr>
-          <w:lang w:val="fr_FR" w:bidi="fr_FR"/>
-        </w:rPr>
-      </w:r>
-      <w:r>
-        <w:rPr>
-          <w:lang w:val="fr_FR" w:bidi="fr_FR"/>
-        </w:rPr>
-        <w:t xml:space="preserve">Les </w:t>
-      </w:r>
-      <w:r>
-        <w:rPr>
-          <w:lang w:val="fr_FR" w:bidi="fr_FR"/>
-        </w:rPr>
-        <w:t>docteurs de la loi</w:t>
-      </w:r>
-      <w:r>
-        <w:rPr>
-          <w:lang w:val="fr_FR" w:bidi="fr_FR"/>
-        </w:rPr>
-        <w:t xml:space="preserve">, parfois également appelés « scribes », étaient un groupe de chefs religieux qui étaient des experts de la </w:t>
-      </w:r>
-      <w:r>
-        <w:rPr>
-          <w:lang w:val="fr_FR" w:bidi="fr_FR"/>
-        </w:rPr>
-        <w:t>loi</w:t>
-      </w:r>
-      <w:r>
-        <w:rPr>
-          <w:lang w:val="fr_FR" w:bidi="fr_FR"/>
-        </w:rPr>
-        <w:t xml:space="preserve"> de Dieu.</w:t>
-      </w:r>
-    </w:p>
-    <w:p>
-      <w:pPr/>
-      <w:r>
-        <w:rPr>
-          <w:lang w:val="fr_FR" w:bidi="fr_FR"/>
-        </w:rPr>
-      </w:r>
-      <w:r>
-        <w:rPr>
-          <w:lang w:val="fr_FR" w:bidi="fr_FR"/>
-        </w:rPr>
-        <w:t>La loi désigne l'ensemble des instructions que Dieu a données au peuple d'</w:t>
-      </w:r>
-      <w:r>
-        <w:rPr>
-          <w:lang w:val="fr_FR" w:bidi="fr_FR"/>
-        </w:rPr>
-        <w:t>Israël</w:t>
-      </w:r>
-      <w:r>
-        <w:rPr>
-          <w:lang w:val="fr_FR" w:bidi="fr_FR"/>
-        </w:rPr>
-        <w:t xml:space="preserve"> dans les cinq premiers livres de l'Ancien Testament. Les docteurs de la loi enseignaient aussi les autres parties de l'</w:t>
-      </w:r>
-      <w:r>
-        <w:rPr>
-          <w:lang w:val="fr_FR" w:bidi="fr_FR"/>
-        </w:rPr>
-        <w:t>Écriture</w:t>
-      </w:r>
-      <w:r>
-        <w:rPr>
-          <w:lang w:val="fr_FR" w:bidi="fr_FR"/>
-        </w:rPr>
-        <w:t>, pas seulement la partie de l'Écriture qui parle de la loi. Les Écritures désignent la partie de la Bible que nous appelons maintenant l'Ancien Testament.</w:t>
-      </w:r>
-    </w:p>
-    <w:p>
-      <w:pPr/>
-      <w:r>
-        <w:rPr>
-          <w:lang w:val="fr_FR" w:bidi="fr_FR"/>
-        </w:rPr>
-      </w:r>
-      <w:r>
-        <w:rPr>
-          <w:lang w:val="fr_FR" w:bidi="fr_FR"/>
-        </w:rPr>
-        <w:t>Les docteurs de la loi expliquaient les Écritures au peuple. Ils ne mettaient pas leurs enseignements par écrit, mais les donnaient oralement. Le peuple apprenait les enseignements des docteurs de la loi par cœur et les faisait aussi passer à la génération suivante. Les gens ont ajouté de plus en plus d'explications et de discussions à propos de ces explications. À l'époque du Nouveau Testament, ces explications étaient devenues très importantes pour les gens, peut-être même plus importantes que les Écritures elles-mêmes.</w:t>
-      </w:r>
-    </w:p>
-    <w:p>
-      <w:pPr/>
-      <w:r>
-        <w:rPr>
-          <w:lang w:val="fr_FR" w:bidi="fr_FR"/>
-        </w:rPr>
-      </w:r>
-      <w:r>
-        <w:rPr>
-          <w:lang w:val="fr_FR" w:bidi="fr_FR"/>
-        </w:rPr>
-        <w:t xml:space="preserve">À cette époque, les docteurs de la loi étaient devenus très importants dans la communauté. Les gens leur montraient beaucoup de respect et les appelaient souvent « </w:t>
-      </w:r>
-      <w:r>
-        <w:rPr>
-          <w:lang w:val="fr_FR" w:bidi="fr_FR"/>
-        </w:rPr>
-        <w:t>rabbi</w:t>
-      </w:r>
-      <w:r>
-        <w:rPr>
-          <w:lang w:val="fr_FR" w:bidi="fr_FR"/>
-        </w:rPr>
-        <w:t xml:space="preserve"> ». Ce titre était donné à des enseignants religieux importants. Certains docteurs de la loi faisaient aussi partie du </w:t>
-      </w:r>
-      <w:r>
-        <w:rPr>
-          <w:lang w:val="fr_FR" w:bidi="fr_FR"/>
-        </w:rPr>
-        <w:t>sanhédrin</w:t>
-      </w:r>
-      <w:r>
-        <w:rPr>
-          <w:lang w:val="fr_FR" w:bidi="fr_FR"/>
-        </w:rPr>
-        <w:t xml:space="preserve">, la cour religieuse </w:t>
-      </w:r>
-      <w:r>
-        <w:rPr>
-          <w:lang w:val="fr_FR" w:bidi="fr_FR"/>
-        </w:rPr>
-        <w:t>juive</w:t>
-      </w:r>
-      <w:r>
-        <w:rPr>
-          <w:lang w:val="fr_FR" w:bidi="fr_FR"/>
-        </w:rPr>
-        <w:t>.</w:t>
-      </w:r>
-    </w:p>
-    <w:p>
-      <w:pPr/>
-      <w:r>
-        <w:rPr>
-          <w:lang w:val="fr_FR" w:bidi="fr_FR"/>
-        </w:rPr>
-      </w:r>
-      <w:r>
-        <w:rPr>
-          <w:lang w:val="fr_FR" w:bidi="fr_FR"/>
-        </w:rPr>
-        <w:t xml:space="preserve">Les docteurs de la loi sont parfois appelés « </w:t>
-      </w:r>
-      <w:r>
-        <w:rPr>
-          <w:b/>
-          <w:lang w:val="fr_FR" w:bidi="fr_FR"/>
-        </w:rPr>
-        <w:t>scribes</w:t>
-      </w:r>
-      <w:r>
-        <w:rPr>
-          <w:lang w:val="fr_FR" w:bidi="fr_FR"/>
-        </w:rPr>
-        <w:t xml:space="preserve"> ». Un scribe était une personne qui savait écrire. Beaucoup de gens à l'époque biblique ne savaient pas lire ou écrire eux-mêmes. Quand les gens avaient besoin d'écrire quelque chose, comme une lettre, ils employaient un scribe pour l'écrire pour eux. Les scribes copiaient aussi l'Écriture pour que ses textes ne se perdent pas. Les Écritures n'étaient pas écrites sur du papier, comme maintenant. Les livres et le papier n'existaient pas encore. Les gens écrivaient plutôt les Écritures sur de longues bandes de papyrus ou sur des parchemins. Le papyrus était une mince feuille faite à partir de fibres d'une certaine plante. Le parchemin était fait à partir de la peau d'un animal. Comme ces papyrus et ces parchemins étaient très longs, les gens les enroulaient. Ils avaient alors la forme de rouleaux. Ces rouleaux pouvaient s'abîmer rapidement, surtout ceux qui étaient en papyrus. Les scribes étaient donc toujours occupés à copier le texte d'un rouleau à un autre, pour que le texte ne se perde pas.</w:t>
-      </w:r>
-    </w:p>
-    <w:p>
-      <w:pPr/>
-      <w:r>
-        <w:rPr>
-          <w:lang w:val="fr_FR" w:bidi="fr_FR"/>
-        </w:rPr>
-      </w:r>
-      <w:r>
-        <w:rPr>
-          <w:lang w:val="fr_FR" w:bidi="fr_FR"/>
-        </w:rPr>
-        <w:t>Quand la Bible parle de docteurs de la loi, elle met l'accent sur leur connaissance de la loi religieuse et non sur leurs compétences générales en écriture.</w:t>
-      </w:r>
-    </w:p>
-    <w:p>
-      <w:pPr/>
-      <w:r>
-        <w:rPr>
-          <w:lang w:val="fr_FR" w:bidi="fr_FR"/>
-        </w:rPr>
-      </w:r>
-      <w:r>
-        <w:rPr>
-          <w:b/>
-          <w:lang w:val="fr_FR" w:bidi="fr_FR"/>
-        </w:rPr>
-        <w:t>Pour traduire le mot « scribes », il faut faire attention aux choses suivantes :</w:t>
-      </w:r>
-    </w:p>
-    <w:p>
-      <w:pPr/>
-      <w:r>
-        <w:rPr>
-          <w:lang w:val="fr_FR" w:bidi="fr_FR"/>
-        </w:rPr>
-      </w:r>
-      <w:r>
-        <w:rPr>
-          <w:lang w:val="fr_FR" w:bidi="fr_FR"/>
-        </w:rPr>
-        <w:t>Il ne faut pas utiliser une expression qui donne l'impression que ces gens enseignaient la loi d'un pays. Il est possible d'utiliser une expression comme « docteurs de la loi religieuse », « experts de la loi religieuse » ou « experts des Écritures ».</w:t>
-      </w:r>
-      <w:r>
-        <w:rPr>
-          <w:lang w:val="fr_FR" w:bidi="fr_FR"/>
-        </w:rPr>
-      </w:r>
-      <w:r>
-        <w:rPr>
-          <w:lang w:val="fr_FR" w:bidi="fr_FR"/>
-        </w:rPr>
-      </w:r>
-    </w:p>
-    <w:p>
-      <w:pPr/>
-      <w:r>
-        <w:rPr>
-          <w:lang w:val="fr_FR" w:bidi="fr_FR"/>
-        </w:rPr>
-      </w:r>
-    </w:p>
-    <w:p>
-      <w:pPr>
-        <w:pStyle w:val="Heading2"/>
-      </w:pPr>
-      <w:r>
-        <w:rPr>
-          <w:lang w:val="fr_FR" w:bidi="fr_FR"/>
-        </w:rPr>
-        <w:t>scribe</w:t>
+        <w:t>se prosterner</w:t>
       </w:r>
       <w:r>
         <w:rPr>
@@ -4804,7 +4499,7 @@
         <w:rPr>
           <w:lang w:val="fr_FR" w:bidi="fr_FR"/>
         </w:rPr>
-        <w:t xml:space="preserve"> (2799572 KB)</w:t>
+        <w:t xml:space="preserve"> (402 KB)</w:t>
       </w:r>
       <w:r>
         <w:rPr>
@@ -4833,53 +4528,196 @@
         <w:rPr>
           <w:lang w:val="fr_FR" w:bidi="fr_FR"/>
         </w:rPr>
-        <w:t>se prosterner</w:t>
-      </w:r>
-      <w:r>
-        <w:rPr>
-          <w:lang w:val="fr_FR" w:bidi="fr_FR"/>
-        </w:rPr>
-      </w:r>
-    </w:p>
-    <w:p>
-      <w:pPr/>
-      <w:r>
-        <w:rPr>
-          <w:lang w:val="fr_FR" w:bidi="fr_FR"/>
-        </w:rPr>
-      </w:r>
-      <w:r>
-        <w:rPr>
-          <w:lang w:val="fr_FR" w:bidi="fr_FR"/>
-        </w:rPr>
-        <w:t xml:space="preserve">Quand une personne se </w:t>
+        <w:t>Seigneur</w:t>
+      </w:r>
+      <w:r>
+        <w:rPr>
+          <w:lang w:val="fr_FR" w:bidi="fr_FR"/>
+        </w:rPr>
+      </w:r>
+    </w:p>
+    <w:p>
+      <w:pPr/>
+      <w:r>
+        <w:rPr>
+          <w:lang w:val="fr_FR" w:bidi="fr_FR"/>
+        </w:rPr>
+      </w:r>
+      <w:r>
+        <w:rPr>
+          <w:lang w:val="fr_FR" w:bidi="fr_FR"/>
+        </w:rPr>
+        <w:t xml:space="preserve">Un </w:t>
       </w:r>
       <w:r>
         <w:rPr>
           <w:b/>
           <w:lang w:val="fr_FR" w:bidi="fr_FR"/>
         </w:rPr>
-        <w:t>prosterne</w:t>
-      </w:r>
-      <w:r>
-        <w:rPr>
-          <w:lang w:val="fr_FR" w:bidi="fr_FR"/>
-        </w:rPr>
-        <w:t xml:space="preserve"> devant quelqu'un d'autre, elle penche la tête ou tout le haut de son corps en avant. Elle fait cela pour montrer respect et humilité. On peut aussi se prosterner devant quelqu'un d'autre en s'abaissant sur ses genoux et en abaissant sa tête jusque par terre.</w:t>
-      </w:r>
-    </w:p>
-    <w:p>
-      <w:pPr/>
-      <w:r>
-        <w:rPr>
-          <w:lang w:val="fr_FR" w:bidi="fr_FR"/>
-        </w:rPr>
-      </w:r>
-      <w:r>
-        <w:rPr>
-          <w:lang w:val="fr_FR" w:bidi="fr_FR"/>
-        </w:rPr>
-        <w:t>Parfois, les gens s'étiraient même à plat par terre devant quelqu'un. C'est ce qu'on appelle tomber aux pieds de quelqu'un.</w:t>
+        <w:t>seigneur</w:t>
+      </w:r>
+      <w:r>
+        <w:rPr>
+          <w:lang w:val="fr_FR" w:bidi="fr_FR"/>
+        </w:rPr>
+        <w:t xml:space="preserve"> est quelqu'un qui est maître d'autres personnes, qui a pleine </w:t>
+      </w:r>
+      <w:r>
+        <w:rPr>
+          <w:lang w:val="fr_FR" w:bidi="fr_FR"/>
+        </w:rPr>
+        <w:t>autorité</w:t>
+      </w:r>
+      <w:r>
+        <w:rPr>
+          <w:lang w:val="fr_FR" w:bidi="fr_FR"/>
+        </w:rPr>
+        <w:t xml:space="preserve"> et à qui ces personnes doivent le respect. Lorsque quelqu'un appelle une autre personne « seigneur », cela veut dire qu'elle est en position d'autorité par rapport à celui qui l'appelle ainsi. Dans la Bible, les gens s'adressent à leur </w:t>
+      </w:r>
+      <w:r>
+        <w:rPr>
+          <w:lang w:val="fr_FR" w:bidi="fr_FR"/>
+        </w:rPr>
+        <w:t>roi</w:t>
+      </w:r>
+      <w:r>
+        <w:rPr>
+          <w:lang w:val="fr_FR" w:bidi="fr_FR"/>
+        </w:rPr>
+        <w:t xml:space="preserve"> en l'appelant « Seigneur » et les </w:t>
+      </w:r>
+      <w:r>
+        <w:rPr>
+          <w:lang w:val="fr_FR" w:bidi="fr_FR"/>
+        </w:rPr>
+        <w:t>esclaves</w:t>
+      </w:r>
+      <w:r>
+        <w:rPr>
+          <w:lang w:val="fr_FR" w:bidi="fr_FR"/>
+        </w:rPr>
+        <w:t xml:space="preserve"> appellent aussi leur </w:t>
+      </w:r>
+      <w:r>
+        <w:rPr>
+          <w:lang w:val="fr_FR" w:bidi="fr_FR"/>
+        </w:rPr>
+        <w:t>maître</w:t>
+      </w:r>
+      <w:r>
+        <w:rPr>
+          <w:lang w:val="fr_FR" w:bidi="fr_FR"/>
+        </w:rPr>
+        <w:t xml:space="preserve"> « seigneur ». Une femme appelle parfois son mari « seigneur ».</w:t>
+      </w:r>
+    </w:p>
+    <w:p>
+      <w:pPr/>
+      <w:r>
+        <w:rPr>
+          <w:lang w:val="fr_FR" w:bidi="fr_FR"/>
+        </w:rPr>
+      </w:r>
+      <w:r>
+        <w:rPr>
+          <w:lang w:val="fr_FR" w:bidi="fr_FR"/>
+        </w:rPr>
+        <w:t>Dieu est appelé Seigneur parce qu'il a autorité sur le monde entier. Quand les gens parlent à Dieu ou parlent de Dieu, ils l'appellent souvent « Seigneur » pour lui montrer qu'ils le respectent profondément.</w:t>
+      </w:r>
+    </w:p>
+    <w:p>
+      <w:pPr/>
+      <w:r>
+        <w:rPr>
+          <w:lang w:val="fr_FR" w:bidi="fr_FR"/>
+        </w:rPr>
+      </w:r>
+      <w:r>
+        <w:rPr>
+          <w:lang w:val="fr_FR" w:bidi="fr_FR"/>
+        </w:rPr>
+        <w:t xml:space="preserve">Dans le Nouveau Testament, quand les gens en </w:t>
+      </w:r>
+      <w:r>
+        <w:rPr>
+          <w:lang w:val="fr_FR" w:bidi="fr_FR"/>
+        </w:rPr>
+        <w:t>Israël</w:t>
+      </w:r>
+      <w:r>
+        <w:rPr>
+          <w:lang w:val="fr_FR" w:bidi="fr_FR"/>
+        </w:rPr>
+        <w:t xml:space="preserve"> parlaient à Jésus et l'appelaient « Seigneur », ils voulaient lui montrer qu'ils le respectaient profondément.</w:t>
+      </w:r>
+    </w:p>
+    <w:p>
+      <w:pPr/>
+      <w:r>
+        <w:rPr>
+          <w:lang w:val="fr_FR" w:bidi="fr_FR"/>
+        </w:rPr>
+      </w:r>
+      <w:r>
+        <w:rPr>
+          <w:lang w:val="fr_FR" w:bidi="fr_FR"/>
+        </w:rPr>
+        <w:t xml:space="preserve">Quand, après sa </w:t>
+      </w:r>
+      <w:r>
+        <w:rPr>
+          <w:lang w:val="fr_FR" w:bidi="fr_FR"/>
+        </w:rPr>
+        <w:t>résurrection</w:t>
+      </w:r>
+      <w:r>
+        <w:rPr>
+          <w:lang w:val="fr_FR" w:bidi="fr_FR"/>
+        </w:rPr>
+        <w:t>, les gens parlent de lui en l'appellant « Seigneur », c'est une façon de dire qu'ils reconnaissent son autorité sur eux tout comme celle de Dieu. Quand, après sa résurrection, les gens appellent Jésus « Seigneur », c'est une façon de dire qu'ils reconnaissent qu'il est Dieu.</w:t>
+      </w:r>
+    </w:p>
+    <w:p>
+      <w:pPr/>
+      <w:r>
+        <w:rPr>
+          <w:lang w:val="fr_FR" w:bidi="fr_FR"/>
+        </w:rPr>
+      </w:r>
+      <w:r>
+        <w:rPr>
+          <w:lang w:val="fr_FR" w:bidi="fr_FR"/>
+        </w:rPr>
+        <w:t>Parfois, dans le Nouveau Testament, on ne sait pas toujours quand le mot Seigneur désigne Jésus ou Dieu le Père.</w:t>
+      </w:r>
+    </w:p>
+    <w:p>
+      <w:pPr/>
+      <w:r>
+        <w:rPr>
+          <w:lang w:val="fr_FR" w:bidi="fr_FR"/>
+        </w:rPr>
+      </w:r>
+      <w:r>
+        <w:rPr>
+          <w:b/>
+          <w:lang w:val="fr_FR" w:bidi="fr_FR"/>
+        </w:rPr>
+        <w:t>Pour traduire le mot « Seigneur », il faut faire attention aux choses suivantes :</w:t>
+      </w:r>
+    </w:p>
+    <w:p>
+      <w:pPr/>
+      <w:r>
+        <w:rPr>
+          <w:lang w:val="fr_FR" w:bidi="fr_FR"/>
+        </w:rPr>
+      </w:r>
+      <w:r>
+        <w:rPr>
+          <w:lang w:val="fr_FR" w:bidi="fr_FR"/>
+        </w:rPr>
+        <w:t>Avant la résurrection de Jésus, la plupart des gens ne comprenaient pas encore qu'il est Dieu. En l'appelant « Seigneur », ils exprimaient leur profond respect pour lui, mais ce n'était pas une façon de dire qu'il était « Dieu ». Dans votre traduction, vous voudrez peut-être utiliser un terme très respectueux mais général dans de tels cas, plutôt que d'utiliser le même mot que celui que vous utilisez pour « Seigneur » quand il désigne Dieu.</w:t>
       </w:r>
       <w:r>
         <w:rPr>
@@ -4908,7 +4746,7 @@
         <w:rPr>
           <w:lang w:val="fr_FR" w:bidi="fr_FR"/>
         </w:rPr>
-        <w:t>se prosterner</w:t>
+        <w:t>Seigneur</w:t>
       </w:r>
       <w:r>
         <w:rPr>
@@ -4955,7 +4793,7 @@
         <w:rPr>
           <w:lang w:val="fr_FR" w:bidi="fr_FR"/>
         </w:rPr>
-        <w:t xml:space="preserve"> (411500 KB)</w:t>
+        <w:t xml:space="preserve"> (1.6 MB)</w:t>
       </w:r>
       <w:r>
         <w:rPr>
@@ -5003,177 +4841,32 @@
         <w:rPr>
           <w:lang w:val="fr_FR" w:bidi="fr_FR"/>
         </w:rPr>
-        <w:t xml:space="preserve">Un </w:t>
+        <w:t xml:space="preserve">Dans certains passages du Nouveau Testament, le mot « </w:t>
       </w:r>
       <w:r>
         <w:rPr>
           <w:b/>
           <w:lang w:val="fr_FR" w:bidi="fr_FR"/>
         </w:rPr>
-        <w:t>seigneur</w:t>
-      </w:r>
-      <w:r>
-        <w:rPr>
-          <w:lang w:val="fr_FR" w:bidi="fr_FR"/>
-        </w:rPr>
-        <w:t xml:space="preserve"> est quelqu'un qui est maître d'autres personnes, qui a pleine </w:t>
-      </w:r>
-      <w:r>
-        <w:rPr>
-          <w:lang w:val="fr_FR" w:bidi="fr_FR"/>
-        </w:rPr>
-        <w:t>autorité</w:t>
-      </w:r>
-      <w:r>
-        <w:rPr>
-          <w:lang w:val="fr_FR" w:bidi="fr_FR"/>
-        </w:rPr>
-        <w:t xml:space="preserve"> et à qui ces personnes doivent le respect. Lorsque quelqu'un appelle une autre personne « seigneur », cela veut dire qu'elle est en position d'autorité par rapport à celui qui l'appelle ainsi. Dans la Bible, les gens s'adressent à leur </w:t>
-      </w:r>
-      <w:r>
-        <w:rPr>
-          <w:lang w:val="fr_FR" w:bidi="fr_FR"/>
-        </w:rPr>
-        <w:t>roi</w:t>
-      </w:r>
-      <w:r>
-        <w:rPr>
-          <w:lang w:val="fr_FR" w:bidi="fr_FR"/>
-        </w:rPr>
-        <w:t xml:space="preserve"> en l'appelant « Seigneur » et les </w:t>
-      </w:r>
-      <w:r>
-        <w:rPr>
-          <w:lang w:val="fr_FR" w:bidi="fr_FR"/>
-        </w:rPr>
-        <w:t>esclaves</w:t>
-      </w:r>
-      <w:r>
-        <w:rPr>
-          <w:lang w:val="fr_FR" w:bidi="fr_FR"/>
-        </w:rPr>
-        <w:t xml:space="preserve"> appellent aussi leur </w:t>
-      </w:r>
-      <w:r>
-        <w:rPr>
-          <w:lang w:val="fr_FR" w:bidi="fr_FR"/>
-        </w:rPr>
-        <w:t>maître</w:t>
-      </w:r>
-      <w:r>
-        <w:rPr>
-          <w:lang w:val="fr_FR" w:bidi="fr_FR"/>
-        </w:rPr>
-        <w:t xml:space="preserve"> « seigneur ». Une femme appelle parfois son mari « seigneur ».</w:t>
-      </w:r>
-    </w:p>
-    <w:p>
-      <w:pPr/>
-      <w:r>
-        <w:rPr>
-          <w:lang w:val="fr_FR" w:bidi="fr_FR"/>
-        </w:rPr>
-      </w:r>
-      <w:r>
-        <w:rPr>
-          <w:lang w:val="fr_FR" w:bidi="fr_FR"/>
-        </w:rPr>
-        <w:t>Dieu est appelé Seigneur parce qu'il a autorité sur le monde entier. Quand les gens parlent à Dieu ou parlent de Dieu, ils l'appellent souvent « Seigneur » pour lui montrer qu'ils le respectent profondément.</w:t>
-      </w:r>
-    </w:p>
-    <w:p>
-      <w:pPr/>
-      <w:r>
-        <w:rPr>
-          <w:lang w:val="fr_FR" w:bidi="fr_FR"/>
-        </w:rPr>
-      </w:r>
-      <w:r>
-        <w:rPr>
-          <w:lang w:val="fr_FR" w:bidi="fr_FR"/>
-        </w:rPr>
-        <w:t xml:space="preserve">Dans le Nouveau Testament, quand les gens en </w:t>
-      </w:r>
-      <w:r>
-        <w:rPr>
-          <w:lang w:val="fr_FR" w:bidi="fr_FR"/>
-        </w:rPr>
-        <w:t>Israël</w:t>
-      </w:r>
-      <w:r>
-        <w:rPr>
-          <w:lang w:val="fr_FR" w:bidi="fr_FR"/>
-        </w:rPr>
-        <w:t xml:space="preserve"> parlaient à Jésus et l'appelaient « Seigneur », ils voulaient lui montrer qu'ils le respectaient profondément.</w:t>
-      </w:r>
-    </w:p>
-    <w:p>
-      <w:pPr/>
-      <w:r>
-        <w:rPr>
-          <w:lang w:val="fr_FR" w:bidi="fr_FR"/>
-        </w:rPr>
-      </w:r>
-      <w:r>
-        <w:rPr>
-          <w:lang w:val="fr_FR" w:bidi="fr_FR"/>
-        </w:rPr>
-        <w:t xml:space="preserve">Quand, après sa </w:t>
-      </w:r>
-      <w:r>
-        <w:rPr>
-          <w:lang w:val="fr_FR" w:bidi="fr_FR"/>
-        </w:rPr>
-        <w:t>résurrection</w:t>
-      </w:r>
-      <w:r>
-        <w:rPr>
-          <w:lang w:val="fr_FR" w:bidi="fr_FR"/>
-        </w:rPr>
-        <w:t>, les gens parlent de lui en l'appellant « Seigneur », c'est une façon de dire qu'ils reconnaissent son autorité sur eux tout comme celle de Dieu. Quand, après sa résurrection, les gens appellent Jésus « Seigneur », c'est une façon de dire qu'ils reconnaissent qu'il est Dieu.</w:t>
-      </w:r>
-    </w:p>
-    <w:p>
-      <w:pPr/>
-      <w:r>
-        <w:rPr>
-          <w:lang w:val="fr_FR" w:bidi="fr_FR"/>
-        </w:rPr>
-      </w:r>
-      <w:r>
-        <w:rPr>
-          <w:lang w:val="fr_FR" w:bidi="fr_FR"/>
-        </w:rPr>
-        <w:t>Parfois, dans le Nouveau Testament, on ne sait pas toujours quand le mot Seigneur désigne Jésus ou Dieu le Père.</w:t>
-      </w:r>
-    </w:p>
-    <w:p>
-      <w:pPr/>
-      <w:r>
-        <w:rPr>
-          <w:lang w:val="fr_FR" w:bidi="fr_FR"/>
-        </w:rPr>
-      </w:r>
-      <w:r>
-        <w:rPr>
-          <w:b/>
-          <w:lang w:val="fr_FR" w:bidi="fr_FR"/>
-        </w:rPr>
-        <w:t>Pour traduire le mot « Seigneur », il faut faire attention aux choses suivantes :</w:t>
-      </w:r>
-    </w:p>
-    <w:p>
-      <w:pPr/>
-      <w:r>
-        <w:rPr>
-          <w:lang w:val="fr_FR" w:bidi="fr_FR"/>
-        </w:rPr>
-      </w:r>
-      <w:r>
-        <w:rPr>
-          <w:lang w:val="fr_FR" w:bidi="fr_FR"/>
-        </w:rPr>
-        <w:t>Avant la résurrection de Jésus, la plupart des gens ne comprenaient pas encore qu'il est Dieu. En l'appelant « Seigneur », ils exprimaient leur profond respect pour lui, mais ce n'était pas une façon de dire qu'il était « Dieu ». Dans votre traduction, vous voudrez peut-être utiliser un terme très respectueux mais général dans de tels cas, plutôt que d'utiliser le même mot que celui que vous utilisez pour « Seigneur » quand il désigne Dieu.</w:t>
+        <w:t>Seigneur</w:t>
+      </w:r>
+      <w:r>
+        <w:rPr>
+          <w:lang w:val="fr_FR" w:bidi="fr_FR"/>
+        </w:rPr>
+        <w:t xml:space="preserve"> » désigne Dieu lui-même. C'est la façon dont les </w:t>
+      </w:r>
+      <w:r>
+        <w:rPr>
+          <w:lang w:val="fr_FR" w:bidi="fr_FR"/>
+        </w:rPr>
+        <w:t>Juifs</w:t>
+      </w:r>
+      <w:r>
+        <w:rPr>
+          <w:lang w:val="fr_FR" w:bidi="fr_FR"/>
+        </w:rPr>
+        <w:t xml:space="preserve"> désignaient Dieu quand ils ne voulaient pas prononcer son nom par respect.</w:t>
       </w:r>
       <w:r>
         <w:rPr>
@@ -5249,7 +4942,7 @@
         <w:rPr>
           <w:lang w:val="fr_FR" w:bidi="fr_FR"/>
         </w:rPr>
-        <w:t xml:space="preserve"> (1696196 KB)</w:t>
+        <w:t xml:space="preserve"> (184 KB)</w:t>
       </w:r>
       <w:r>
         <w:rPr>
@@ -5278,51 +4971,65 @@
         <w:rPr>
           <w:lang w:val="fr_FR" w:bidi="fr_FR"/>
         </w:rPr>
-        <w:t>Seigneur</w:t>
-      </w:r>
-      <w:r>
-        <w:rPr>
-          <w:lang w:val="fr_FR" w:bidi="fr_FR"/>
-        </w:rPr>
-      </w:r>
-    </w:p>
-    <w:p>
-      <w:pPr/>
-      <w:r>
-        <w:rPr>
-          <w:lang w:val="fr_FR" w:bidi="fr_FR"/>
-        </w:rPr>
-      </w:r>
-      <w:r>
-        <w:rPr>
-          <w:lang w:val="fr_FR" w:bidi="fr_FR"/>
-        </w:rPr>
-        <w:t xml:space="preserve">Dans certains passages du Nouveau Testament, le mot « </w:t>
+        <w:t>semence</w:t>
+      </w:r>
+      <w:r>
+        <w:rPr>
+          <w:lang w:val="fr_FR" w:bidi="fr_FR"/>
+        </w:rPr>
+      </w:r>
+    </w:p>
+    <w:p>
+      <w:pPr/>
+      <w:r>
+        <w:rPr>
+          <w:lang w:val="fr_FR" w:bidi="fr_FR"/>
+        </w:rPr>
+      </w:r>
+      <w:r>
+        <w:rPr>
+          <w:lang w:val="fr_FR" w:bidi="fr_FR"/>
+        </w:rPr>
+        <w:t xml:space="preserve">Une semence ou </w:t>
       </w:r>
       <w:r>
         <w:rPr>
           <w:b/>
           <w:lang w:val="fr_FR" w:bidi="fr_FR"/>
         </w:rPr>
-        <w:t>Seigneur</w:t>
-      </w:r>
-      <w:r>
-        <w:rPr>
-          <w:lang w:val="fr_FR" w:bidi="fr_FR"/>
-        </w:rPr>
-        <w:t xml:space="preserve"> » désigne Dieu lui-même. C'est la façon dont les </w:t>
-      </w:r>
-      <w:r>
-        <w:rPr>
-          <w:lang w:val="fr_FR" w:bidi="fr_FR"/>
-        </w:rPr>
-        <w:t>Juifs</w:t>
-      </w:r>
-      <w:r>
-        <w:rPr>
-          <w:lang w:val="fr_FR" w:bidi="fr_FR"/>
-        </w:rPr>
-        <w:t xml:space="preserve"> désignaient Dieu quand ils ne voulaient pas prononcer son nom par respect.</w:t>
+        <w:t>graine</w:t>
+      </w:r>
+      <w:r>
+        <w:rPr>
+          <w:lang w:val="fr_FR" w:bidi="fr_FR"/>
+        </w:rPr>
+        <w:t xml:space="preserve"> est une petite partie d'une plante à partir de laquelle une nouvelle plante peut pousser. Les gens peuvent recueillir les graines d'une plante et en planter dans le sol pour faire pousser d'autres plantes.</w:t>
+      </w:r>
+    </w:p>
+    <w:p>
+      <w:pPr/>
+      <w:r>
+        <w:rPr>
+          <w:lang w:val="fr_FR" w:bidi="fr_FR"/>
+        </w:rPr>
+      </w:r>
+      <w:r>
+        <w:rPr>
+          <w:lang w:val="fr_FR" w:bidi="fr_FR"/>
+        </w:rPr>
+        <w:t xml:space="preserve">Chez les humains, la semence d'un homme, c'est-à-dire ses </w:t>
+      </w:r>
+      <w:r>
+        <w:rPr>
+          <w:lang w:val="fr_FR" w:bidi="fr_FR"/>
+        </w:rPr>
+        <w:t>descendants</w:t>
+      </w:r>
+      <w:r>
+        <w:rPr>
+          <w:lang w:val="fr_FR" w:bidi="fr_FR"/>
+        </w:rPr>
+        <w:t>, est appelée sa postérité. Quand on parle de la postérité d'un homme, il peut s'agir d'une seule personne ou d'un groupe de personnes qui sont ses descendants.</w:t>
       </w:r>
       <w:r>
         <w:rPr>
@@ -5351,7 +5058,7 @@
         <w:rPr>
           <w:lang w:val="fr_FR" w:bidi="fr_FR"/>
         </w:rPr>
-        <w:t>Seigneur</w:t>
+        <w:t>semence</w:t>
       </w:r>
       <w:r>
         <w:rPr>
@@ -5398,7 +5105,7 @@
         <w:rPr>
           <w:lang w:val="fr_FR" w:bidi="fr_FR"/>
         </w:rPr>
-        <w:t xml:space="preserve"> (188348 KB)</w:t>
+        <w:t xml:space="preserve"> (267 KB)</w:t>
       </w:r>
       <w:r>
         <w:rPr>
@@ -5427,65 +5134,95 @@
         <w:rPr>
           <w:lang w:val="fr_FR" w:bidi="fr_FR"/>
         </w:rPr>
-        <w:t>semence</w:t>
-      </w:r>
-      <w:r>
-        <w:rPr>
-          <w:lang w:val="fr_FR" w:bidi="fr_FR"/>
-        </w:rPr>
-      </w:r>
-    </w:p>
-    <w:p>
-      <w:pPr/>
-      <w:r>
-        <w:rPr>
-          <w:lang w:val="fr_FR" w:bidi="fr_FR"/>
-        </w:rPr>
-      </w:r>
-      <w:r>
-        <w:rPr>
-          <w:lang w:val="fr_FR" w:bidi="fr_FR"/>
-        </w:rPr>
-        <w:t xml:space="preserve">Une semence ou </w:t>
+        <w:t>sépulcre</w:t>
+      </w:r>
+      <w:r>
+        <w:rPr>
+          <w:lang w:val="fr_FR" w:bidi="fr_FR"/>
+        </w:rPr>
+      </w:r>
+    </w:p>
+    <w:p>
+      <w:pPr/>
+      <w:r>
+        <w:rPr>
+          <w:lang w:val="fr_FR" w:bidi="fr_FR"/>
+        </w:rPr>
+      </w:r>
+      <w:r>
+        <w:rPr>
+          <w:lang w:val="fr_FR" w:bidi="fr_FR"/>
+        </w:rPr>
+        <w:t xml:space="preserve">« </w:t>
       </w:r>
       <w:r>
         <w:rPr>
           <w:b/>
           <w:lang w:val="fr_FR" w:bidi="fr_FR"/>
         </w:rPr>
-        <w:t>graine</w:t>
-      </w:r>
-      <w:r>
-        <w:rPr>
-          <w:lang w:val="fr_FR" w:bidi="fr_FR"/>
-        </w:rPr>
-        <w:t xml:space="preserve"> est une petite partie d'une plante à partir de laquelle une nouvelle plante peut pousser. Les gens peuvent recueillir les graines d'une plante et en planter dans le sol pour faire pousser d'autres plantes.</w:t>
-      </w:r>
-    </w:p>
-    <w:p>
-      <w:pPr/>
-      <w:r>
-        <w:rPr>
-          <w:lang w:val="fr_FR" w:bidi="fr_FR"/>
-        </w:rPr>
-      </w:r>
-      <w:r>
-        <w:rPr>
-          <w:lang w:val="fr_FR" w:bidi="fr_FR"/>
-        </w:rPr>
-        <w:t xml:space="preserve">Chez les humains, la semence d'un homme, c'est-à-dire ses </w:t>
-      </w:r>
-      <w:r>
-        <w:rPr>
-          <w:lang w:val="fr_FR" w:bidi="fr_FR"/>
-        </w:rPr>
-        <w:t>descendants</w:t>
-      </w:r>
-      <w:r>
-        <w:rPr>
-          <w:lang w:val="fr_FR" w:bidi="fr_FR"/>
-        </w:rPr>
-        <w:t>, est appelée sa postérité. Quand on parle de la postérité d'un homme, il peut s'agir d'une seule personne ou d'un groupe de personnes qui sont ses descendants.</w:t>
+        <w:t>Sépulcre</w:t>
+      </w:r>
+      <w:r>
+        <w:rPr>
+          <w:lang w:val="fr_FR" w:bidi="fr_FR"/>
+        </w:rPr>
+        <w:t xml:space="preserve"> » est le nom d'un endroit où un mort est enterré. Dans la Bible, cela pouvait être une grotte naturelle dans un rocher ou un trou que des gens creusaient dans la roche. Les gens riches pouvaient faire creuser un grand sépulcre dans la roche avec de nombreuses décorations. Les gens pauvres pouvaient être enterrés dans une grotte naturelle ou même simplement dans le sable.</w:t>
+      </w:r>
+    </w:p>
+    <w:p>
+      <w:pPr/>
+      <w:r>
+        <w:rPr>
+          <w:lang w:val="fr_FR" w:bidi="fr_FR"/>
+        </w:rPr>
+      </w:r>
+      <w:r>
+        <w:rPr>
+          <w:lang w:val="fr_FR" w:bidi="fr_FR"/>
+        </w:rPr>
+        <w:t>Les gens enveloppaient le corps de la personne défunte dans un linge spécial et le plaçaient directement à l'intérieur du sépulcre.</w:t>
+      </w:r>
+    </w:p>
+    <w:p>
+      <w:pPr/>
+      <w:r>
+        <w:rPr>
+          <w:lang w:val="fr_FR" w:bidi="fr_FR"/>
+        </w:rPr>
+      </w:r>
+      <w:r>
+        <w:rPr>
+          <w:lang w:val="fr_FR" w:bidi="fr_FR"/>
+        </w:rPr>
+        <w:t>Il était possible d'enterrer plus d'une personne dans le même sépulcre. Une famille pouvait avoir un sépulcre où enterrer tous ses membres qui mouraient. À l'intérieur du sépulcre, on pouvait préparer des endroits surélevés pour y déposer les différents corps.</w:t>
+      </w:r>
+    </w:p>
+    <w:p>
+      <w:pPr/>
+      <w:r>
+        <w:rPr>
+          <w:lang w:val="fr_FR" w:bidi="fr_FR"/>
+        </w:rPr>
+      </w:r>
+      <w:r>
+        <w:rPr>
+          <w:lang w:val="fr_FR" w:bidi="fr_FR"/>
+        </w:rPr>
+        <w:t>Les gens bouchaient l'ouverture d'un sépulcre avec un tas de rochers ou avec un très grand rocher. Cette pierre devait être ronde pour que les gens puissent la faire rouler et accéder au sépulcre. Le rocher était si lourd qu'il fallait quand même plusieurs personnes pour le déplacer.</w:t>
+      </w:r>
+    </w:p>
+    <w:p>
+      <w:pPr/>
+      <w:r>
+        <w:rPr>
+          <w:lang w:val="fr_FR" w:bidi="fr_FR"/>
+        </w:rPr>
+      </w:r>
+      <w:r>
+        <w:rPr>
+          <w:lang w:val="fr_FR" w:bidi="fr_FR"/>
+        </w:rPr>
+        <w:t>Vous pouvez consulter le dictionnaire audio-visuel de la Bible pour voir l'image d'un sépulcre.</w:t>
       </w:r>
       <w:r>
         <w:rPr>
@@ -5514,7 +5251,7 @@
         <w:rPr>
           <w:lang w:val="fr_FR" w:bidi="fr_FR"/>
         </w:rPr>
-        <w:t>semence</w:t>
+        <w:t>sépulcre</w:t>
       </w:r>
       <w:r>
         <w:rPr>
@@ -5561,7 +5298,7 @@
         <w:rPr>
           <w:lang w:val="fr_FR" w:bidi="fr_FR"/>
         </w:rPr>
-        <w:t xml:space="preserve"> (273908 KB)</w:t>
+        <w:t xml:space="preserve"> (1.1 MB)</w:t>
       </w:r>
       <w:r>
         <w:rPr>
@@ -5590,95 +5327,67 @@
         <w:rPr>
           <w:lang w:val="fr_FR" w:bidi="fr_FR"/>
         </w:rPr>
-        <w:t>sépulcre</w:t>
-      </w:r>
-      <w:r>
-        <w:rPr>
-          <w:lang w:val="fr_FR" w:bidi="fr_FR"/>
-        </w:rPr>
-      </w:r>
-    </w:p>
-    <w:p>
-      <w:pPr/>
-      <w:r>
-        <w:rPr>
-          <w:lang w:val="fr_FR" w:bidi="fr_FR"/>
-        </w:rPr>
-      </w:r>
-      <w:r>
-        <w:rPr>
-          <w:lang w:val="fr_FR" w:bidi="fr_FR"/>
-        </w:rPr>
-        <w:t xml:space="preserve">« </w:t>
+        <w:t>serment</w:t>
+      </w:r>
+      <w:r>
+        <w:rPr>
+          <w:lang w:val="fr_FR" w:bidi="fr_FR"/>
+        </w:rPr>
+      </w:r>
+    </w:p>
+    <w:p>
+      <w:pPr/>
+      <w:r>
+        <w:rPr>
+          <w:lang w:val="fr_FR" w:bidi="fr_FR"/>
+        </w:rPr>
+      </w:r>
+      <w:r>
+        <w:rPr>
+          <w:lang w:val="fr_FR" w:bidi="fr_FR"/>
+        </w:rPr>
+        <w:t xml:space="preserve">Quand les gens se font une promesse, ils peuvent prêter serment pour montrer qu'ils prennent la </w:t>
       </w:r>
       <w:r>
         <w:rPr>
           <w:b/>
           <w:lang w:val="fr_FR" w:bidi="fr_FR"/>
         </w:rPr>
-        <w:t>Sépulcre</w:t>
-      </w:r>
-      <w:r>
-        <w:rPr>
-          <w:lang w:val="fr_FR" w:bidi="fr_FR"/>
-        </w:rPr>
-        <w:t xml:space="preserve"> » est le nom d'un endroit où un mort est enterré. Dans la Bible, cela pouvait être une grotte naturelle dans un rocher ou un trou que des gens creusaient dans la roche. Les gens riches pouvaient faire creuser un grand sépulcre dans la roche avec de nombreuses décorations. Les gens pauvres pouvaient être enterrés dans une grotte naturelle ou même simplement dans le sable.</w:t>
-      </w:r>
-    </w:p>
-    <w:p>
-      <w:pPr/>
-      <w:r>
-        <w:rPr>
-          <w:lang w:val="fr_FR" w:bidi="fr_FR"/>
-        </w:rPr>
-      </w:r>
-      <w:r>
-        <w:rPr>
-          <w:lang w:val="fr_FR" w:bidi="fr_FR"/>
-        </w:rPr>
-        <w:t>Les gens enveloppaient le corps de la personne défunte dans un linge spécial et le plaçaient directement à l'intérieur du sépulcre.</w:t>
-      </w:r>
-    </w:p>
-    <w:p>
-      <w:pPr/>
-      <w:r>
-        <w:rPr>
-          <w:lang w:val="fr_FR" w:bidi="fr_FR"/>
-        </w:rPr>
-      </w:r>
-      <w:r>
-        <w:rPr>
-          <w:lang w:val="fr_FR" w:bidi="fr_FR"/>
-        </w:rPr>
-        <w:t>Il était possible d'enterrer plus d'une personne dans le même sépulcre. Une famille pouvait avoir un sépulcre où enterrer tous ses membres qui mouraient. À l'intérieur du sépulcre, on pouvait préparer des endroits surélevés pour y déposer les différents corps.</w:t>
-      </w:r>
-    </w:p>
-    <w:p>
-      <w:pPr/>
-      <w:r>
-        <w:rPr>
-          <w:lang w:val="fr_FR" w:bidi="fr_FR"/>
-        </w:rPr>
-      </w:r>
-      <w:r>
-        <w:rPr>
-          <w:lang w:val="fr_FR" w:bidi="fr_FR"/>
-        </w:rPr>
-        <w:t>Les gens bouchaient l'ouverture d'un sépulcre avec un tas de rochers ou avec un très grand rocher. Cette pierre devait être ronde pour que les gens puissent la faire rouler et accéder au sépulcre. Le rocher était si lourd qu'il fallait quand même plusieurs personnes pour le déplacer.</w:t>
-      </w:r>
-    </w:p>
-    <w:p>
-      <w:pPr/>
-      <w:r>
-        <w:rPr>
-          <w:lang w:val="fr_FR" w:bidi="fr_FR"/>
-        </w:rPr>
-      </w:r>
-      <w:r>
-        <w:rPr>
-          <w:lang w:val="fr_FR" w:bidi="fr_FR"/>
-        </w:rPr>
-        <w:t>Vous pouvez consulter le dictionnaire audio-visuel de la Bible pour voir l'image d'un sépulcre.</w:t>
+        <w:t>promesse</w:t>
+      </w:r>
+      <w:r>
+        <w:rPr>
+          <w:lang w:val="fr_FR" w:bidi="fr_FR"/>
+        </w:rPr>
+        <w:t xml:space="preserve"> très au sérieux. Quand quelqu'un prête serment, c'est comme s'il disait : « Je tiendrai absolument ma promesse. Sinon, que Dieu me punisse ».</w:t>
+      </w:r>
+    </w:p>
+    <w:p>
+      <w:pPr/>
+      <w:r>
+        <w:rPr>
+          <w:lang w:val="fr_FR" w:bidi="fr_FR"/>
+        </w:rPr>
+      </w:r>
+      <w:r>
+        <w:rPr>
+          <w:lang w:val="fr_FR" w:bidi="fr_FR"/>
+        </w:rPr>
+        <w:t>Si quelqu'un ne tient pas sa promesse après avoir prêté serment, on dit qu'il a rompu son serment. C'est une chose très honteuse et dangereuse que de rompre un serment.</w:t>
+      </w:r>
+    </w:p>
+    <w:p>
+      <w:pPr/>
+      <w:r>
+        <w:rPr>
+          <w:lang w:val="fr_FR" w:bidi="fr_FR"/>
+        </w:rPr>
+      </w:r>
+      <w:r>
+        <w:rPr>
+          <w:lang w:val="fr_FR" w:bidi="fr_FR"/>
+        </w:rPr>
+        <w:t>Quand Dieu faisait une promesse, il prêtait souvent serment. Personne n'est supérieur à Dieu. Personne ne peut donc le punir s'il ne tient pas un serment. Dieu prête donc ces serments en son propre nom, ce qui signifie qu'il se punirait lui-même s'il ne tenait pas sa promesse.</w:t>
       </w:r>
       <w:r>
         <w:rPr>
@@ -5707,7 +5416,7 @@
         <w:rPr>
           <w:lang w:val="fr_FR" w:bidi="fr_FR"/>
         </w:rPr>
-        <w:t>sépulcre</w:t>
+        <w:t>serment</w:t>
       </w:r>
       <w:r>
         <w:rPr>
@@ -5754,7 +5463,7 @@
         <w:rPr>
           <w:lang w:val="fr_FR" w:bidi="fr_FR"/>
         </w:rPr>
-        <w:t xml:space="preserve"> (1168796 KB)</w:t>
+        <w:t xml:space="preserve"> (394 KB)</w:t>
       </w:r>
       <w:r>
         <w:rPr>
@@ -5783,67 +5492,93 @@
         <w:rPr>
           <w:lang w:val="fr_FR" w:bidi="fr_FR"/>
         </w:rPr>
-        <w:t>serment</w:t>
-      </w:r>
-      <w:r>
-        <w:rPr>
-          <w:lang w:val="fr_FR" w:bidi="fr_FR"/>
-        </w:rPr>
-      </w:r>
-    </w:p>
-    <w:p>
-      <w:pPr/>
-      <w:r>
-        <w:rPr>
-          <w:lang w:val="fr_FR" w:bidi="fr_FR"/>
-        </w:rPr>
-      </w:r>
-      <w:r>
-        <w:rPr>
-          <w:lang w:val="fr_FR" w:bidi="fr_FR"/>
-        </w:rPr>
-        <w:t xml:space="preserve">Quand les gens se font une promesse, ils peuvent prêter serment pour montrer qu'ils prennent la </w:t>
+        <w:t>serviteur ou servante</w:t>
+      </w:r>
+      <w:r>
+        <w:rPr>
+          <w:lang w:val="fr_FR" w:bidi="fr_FR"/>
+        </w:rPr>
+      </w:r>
+    </w:p>
+    <w:p>
+      <w:pPr/>
+      <w:r>
+        <w:rPr>
+          <w:lang w:val="fr_FR" w:bidi="fr_FR"/>
+        </w:rPr>
+      </w:r>
+      <w:r>
+        <w:rPr>
+          <w:lang w:val="fr_FR" w:bidi="fr_FR"/>
+        </w:rPr>
+        <w:t xml:space="preserve">Un </w:t>
       </w:r>
       <w:r>
         <w:rPr>
           <w:b/>
           <w:lang w:val="fr_FR" w:bidi="fr_FR"/>
         </w:rPr>
-        <w:t>promesse</w:t>
-      </w:r>
-      <w:r>
-        <w:rPr>
-          <w:lang w:val="fr_FR" w:bidi="fr_FR"/>
-        </w:rPr>
-        <w:t xml:space="preserve"> très au sérieux. Quand quelqu'un prête serment, c'est comme s'il disait : « Je tiendrai absolument ma promesse. Sinon, que Dieu me punisse ».</w:t>
-      </w:r>
-    </w:p>
-    <w:p>
-      <w:pPr/>
-      <w:r>
-        <w:rPr>
-          <w:lang w:val="fr_FR" w:bidi="fr_FR"/>
-        </w:rPr>
-      </w:r>
-      <w:r>
-        <w:rPr>
-          <w:lang w:val="fr_FR" w:bidi="fr_FR"/>
-        </w:rPr>
-        <w:t>Si quelqu'un ne tient pas sa promesse après avoir prêté serment, on dit qu'il a rompu son serment. C'est une chose très honteuse et dangereuse que de rompre un serment.</w:t>
-      </w:r>
-    </w:p>
-    <w:p>
-      <w:pPr/>
-      <w:r>
-        <w:rPr>
-          <w:lang w:val="fr_FR" w:bidi="fr_FR"/>
-        </w:rPr>
-      </w:r>
-      <w:r>
-        <w:rPr>
-          <w:lang w:val="fr_FR" w:bidi="fr_FR"/>
-        </w:rPr>
-        <w:t>Quand Dieu faisait une promesse, il prêtait souvent serment. Personne n'est supérieur à Dieu. Personne ne peut donc le punir s'il ne tient pas un serment. Dieu prête donc ces serments en son propre nom, ce qui signifie qu'il se punirait lui-même s'il ne tenait pas sa promesse.</w:t>
+        <w:t>serviteur</w:t>
+      </w:r>
+      <w:r>
+        <w:rPr>
+          <w:lang w:val="fr_FR" w:bidi="fr_FR"/>
+        </w:rPr>
+        <w:t xml:space="preserve"> est quelqu'un qui travaille pour quelqu'un d'autre. Les serviteurs peuvent travailler dans la maison ou dans les champs de leur maître. Les serviteurs ont généralement une position sociale modeste ou basse dans la communauté.</w:t>
+      </w:r>
+    </w:p>
+    <w:p>
+      <w:pPr/>
+      <w:r>
+        <w:rPr>
+          <w:lang w:val="fr_FR" w:bidi="fr_FR"/>
+        </w:rPr>
+      </w:r>
+      <w:r>
+        <w:rPr>
+          <w:lang w:val="fr_FR" w:bidi="fr_FR"/>
+        </w:rPr>
+        <w:t xml:space="preserve">Si un serviteur n'est pas payé pour son travail et n'a pas la liberté de quitter son maître quand il le veut, c'est un </w:t>
+      </w:r>
+      <w:r>
+        <w:rPr>
+          <w:lang w:val="fr_FR" w:bidi="fr_FR"/>
+        </w:rPr>
+        <w:t>esclave</w:t>
+      </w:r>
+      <w:r>
+        <w:rPr>
+          <w:lang w:val="fr_FR" w:bidi="fr_FR"/>
+        </w:rPr>
+        <w:t>. Un esclave est la propriété d'un maître. Celui-ci peut vendre son esclave à quelqu'un d'autre, tout comme il peut vendre ses autres biens.</w:t>
+      </w:r>
+    </w:p>
+    <w:p>
+      <w:pPr/>
+      <w:r>
+        <w:rPr>
+          <w:lang w:val="fr_FR" w:bidi="fr_FR"/>
+        </w:rPr>
+      </w:r>
+      <w:r>
+        <w:rPr>
+          <w:lang w:val="fr_FR" w:bidi="fr_FR"/>
+        </w:rPr>
+        <w:t>Certains maîtres traitaient leurs esclaves de façon cruelle, mais d'autres étaient bons et pouvaient même traiter leurs esclaves comme s'ils faisaient partie de la famille.</w:t>
+      </w:r>
+    </w:p>
+    <w:p>
+      <w:pPr/>
+      <w:r>
+        <w:rPr>
+          <w:lang w:val="fr_FR" w:bidi="fr_FR"/>
+        </w:rPr>
+      </w:r>
+      <w:r>
+        <w:rPr>
+          <w:lang w:val="fr_FR" w:bidi="fr_FR"/>
+        </w:rPr>
+        <w:t>Dans la Bible, les mots serviteur et esclave sont souvent les mêmes. Parfois, un mot différent est utilisé pour désigner un « serviteur » pour montrer que cette personne sert quelqu'un d'autre, mais que ce n'est pas un esclave.</w:t>
       </w:r>
       <w:r>
         <w:rPr>
@@ -5872,7 +5607,7 @@
         <w:rPr>
           <w:lang w:val="fr_FR" w:bidi="fr_FR"/>
         </w:rPr>
-        <w:t>serment</w:t>
+        <w:t>serviteur ou servante</w:t>
       </w:r>
       <w:r>
         <w:rPr>
@@ -5919,7 +5654,7 @@
         <w:rPr>
           <w:lang w:val="fr_FR" w:bidi="fr_FR"/>
         </w:rPr>
-        <w:t xml:space="preserve"> (403484 KB)</w:t>
+        <w:t xml:space="preserve"> (521 KB)</w:t>
       </w:r>
       <w:r>
         <w:rPr>
@@ -5948,7 +5683,7 @@
         <w:rPr>
           <w:lang w:val="fr_FR" w:bidi="fr_FR"/>
         </w:rPr>
-        <w:t>serviteur ou servante</w:t>
+        <w:t>signe</w:t>
       </w:r>
       <w:r>
         <w:rPr>
@@ -5974,67 +5709,169 @@
           <w:b/>
           <w:lang w:val="fr_FR" w:bidi="fr_FR"/>
         </w:rPr>
-        <w:t>serviteur</w:t>
-      </w:r>
-      <w:r>
-        <w:rPr>
-          <w:lang w:val="fr_FR" w:bidi="fr_FR"/>
-        </w:rPr>
-        <w:t xml:space="preserve"> est quelqu'un qui travaille pour quelqu'un d'autre. Les serviteurs peuvent travailler dans la maison ou dans les champs de leur maître. Les serviteurs ont généralement une position sociale modeste ou basse dans la communauté.</w:t>
-      </w:r>
-    </w:p>
-    <w:p>
-      <w:pPr/>
-      <w:r>
-        <w:rPr>
-          <w:lang w:val="fr_FR" w:bidi="fr_FR"/>
-        </w:rPr>
-      </w:r>
-      <w:r>
-        <w:rPr>
-          <w:lang w:val="fr_FR" w:bidi="fr_FR"/>
-        </w:rPr>
-        <w:t xml:space="preserve">Si un serviteur n'est pas payé pour son travail et n'a pas la liberté de quitter son maître quand il le veut, c'est un </w:t>
-      </w:r>
-      <w:r>
-        <w:rPr>
-          <w:lang w:val="fr_FR" w:bidi="fr_FR"/>
-        </w:rPr>
-        <w:t>esclave</w:t>
-      </w:r>
-      <w:r>
-        <w:rPr>
-          <w:lang w:val="fr_FR" w:bidi="fr_FR"/>
-        </w:rPr>
-        <w:t>. Un esclave est la propriété d'un maître. Celui-ci peut vendre son esclave à quelqu'un d'autre, tout comme il peut vendre ses autres biens.</w:t>
-      </w:r>
-    </w:p>
-    <w:p>
-      <w:pPr/>
-      <w:r>
-        <w:rPr>
-          <w:lang w:val="fr_FR" w:bidi="fr_FR"/>
-        </w:rPr>
-      </w:r>
-      <w:r>
-        <w:rPr>
-          <w:lang w:val="fr_FR" w:bidi="fr_FR"/>
-        </w:rPr>
-        <w:t>Certains maîtres traitaient leurs esclaves de façon cruelle, mais d'autres étaient bons et pouvaient même traiter leurs esclaves comme s'ils faisaient partie de la famille.</w:t>
-      </w:r>
-    </w:p>
-    <w:p>
-      <w:pPr/>
-      <w:r>
-        <w:rPr>
-          <w:lang w:val="fr_FR" w:bidi="fr_FR"/>
-        </w:rPr>
-      </w:r>
-      <w:r>
-        <w:rPr>
-          <w:lang w:val="fr_FR" w:bidi="fr_FR"/>
-        </w:rPr>
-        <w:t>Dans la Bible, les mots serviteur et esclave sont souvent les mêmes. Parfois, un mot différent est utilisé pour désigner un « serviteur » pour montrer que cette personne sert quelqu'un d'autre, mais que ce n'est pas un esclave.</w:t>
+        <w:t>signe</w:t>
+      </w:r>
+      <w:r>
+        <w:rPr>
+          <w:lang w:val="fr_FR" w:bidi="fr_FR"/>
+        </w:rPr>
+        <w:t xml:space="preserve"> est quelque chose d'inhabituel que l'on peut percevoir ou observer et qui se produit pour une raison particulière. Dieu peut donner un signe pour montrer aux gens que quelque chose est vrai. Par exemple, quand Dieu a promis à Noé de ne plus jamais détruire la terre par un déluge, il a placé l'arc-en-ciel dans le ciel comme un signe. Chaque fois que les gens voyaient l'arc-en-ciel, ils pouvaient se rappeler la promesse de Dieu.</w:t>
+      </w:r>
+    </w:p>
+    <w:p>
+      <w:pPr/>
+      <w:r>
+        <w:rPr>
+          <w:lang w:val="fr_FR" w:bidi="fr_FR"/>
+        </w:rPr>
+      </w:r>
+      <w:r>
+        <w:rPr>
+          <w:lang w:val="fr_FR" w:bidi="fr_FR"/>
+        </w:rPr>
+        <w:t xml:space="preserve">Parfois, Dieu donnait un signe comme avertissement que quelque chose d'important allait se produire. Par exemple, Dieu a annoncé au </w:t>
+      </w:r>
+      <w:r>
+        <w:rPr>
+          <w:lang w:val="fr_FR" w:bidi="fr_FR"/>
+        </w:rPr>
+        <w:t>sacrificateur</w:t>
+      </w:r>
+      <w:r>
+        <w:rPr>
+          <w:lang w:val="fr_FR" w:bidi="fr_FR"/>
+        </w:rPr>
+        <w:t xml:space="preserve"> Éli que ses deux fils mourraient le même jour. C'était un signe que tout ce que Dieu avait annoncé aux </w:t>
+      </w:r>
+      <w:r>
+        <w:rPr>
+          <w:lang w:val="fr_FR" w:bidi="fr_FR"/>
+        </w:rPr>
+        <w:t>Israélites</w:t>
+      </w:r>
+      <w:r>
+        <w:rPr>
+          <w:lang w:val="fr_FR" w:bidi="fr_FR"/>
+        </w:rPr>
+        <w:t xml:space="preserve"> comme punition pour leurs </w:t>
+      </w:r>
+      <w:r>
+        <w:rPr>
+          <w:lang w:val="fr_FR" w:bidi="fr_FR"/>
+        </w:rPr>
+        <w:t>péchés</w:t>
+      </w:r>
+      <w:r>
+        <w:rPr>
+          <w:lang w:val="fr_FR" w:bidi="fr_FR"/>
+        </w:rPr>
+        <w:t xml:space="preserve"> se réaliserait.</w:t>
+      </w:r>
+    </w:p>
+    <w:p>
+      <w:pPr/>
+      <w:r>
+        <w:rPr>
+          <w:lang w:val="fr_FR" w:bidi="fr_FR"/>
+        </w:rPr>
+      </w:r>
+      <w:r>
+        <w:rPr>
+          <w:lang w:val="fr_FR" w:bidi="fr_FR"/>
+        </w:rPr>
+        <w:t xml:space="preserve">Jésus a accompli de nombreux </w:t>
+      </w:r>
+      <w:r>
+        <w:rPr>
+          <w:lang w:val="fr_FR" w:bidi="fr_FR"/>
+        </w:rPr>
+        <w:t>miracles</w:t>
+      </w:r>
+      <w:r>
+        <w:rPr>
+          <w:lang w:val="fr_FR" w:bidi="fr_FR"/>
+        </w:rPr>
+        <w:t>. Ces miracles étaient des signes qui montraient aux gens qu'il avait vraiment été envoyé par Dieu et qu'ils devaient écouter ses paroles à propos de Dieu.</w:t>
+      </w:r>
+    </w:p>
+    <w:p>
+      <w:pPr/>
+      <w:r>
+        <w:rPr>
+          <w:lang w:val="fr_FR" w:bidi="fr_FR"/>
+        </w:rPr>
+      </w:r>
+      <w:r>
+        <w:rPr>
+          <w:lang w:val="fr_FR" w:bidi="fr_FR"/>
+        </w:rPr>
+        <w:t xml:space="preserve">Les </w:t>
+      </w:r>
+      <w:r>
+        <w:rPr>
+          <w:lang w:val="fr_FR" w:bidi="fr_FR"/>
+        </w:rPr>
+        <w:t>croyants</w:t>
+      </w:r>
+      <w:r>
+        <w:rPr>
+          <w:lang w:val="fr_FR" w:bidi="fr_FR"/>
+        </w:rPr>
+        <w:t xml:space="preserve"> ont aussi accompli des miracles. Ces miracles étaient des signes qui prouvaient qu'ils disaient la vérité concernant Jésus.</w:t>
+      </w:r>
+    </w:p>
+    <w:p>
+      <w:pPr/>
+      <w:r>
+        <w:rPr>
+          <w:lang w:val="fr_FR" w:bidi="fr_FR"/>
+        </w:rPr>
+      </w:r>
+      <w:r>
+        <w:rPr>
+          <w:lang w:val="fr_FR" w:bidi="fr_FR"/>
+        </w:rPr>
+        <w:t>Un signe est très similaire à un miracle. C'est pour cela que l'on rencontre les expressions « signes et miracles » ou encore « signes et prodiges » dans la Bible.</w:t>
+      </w:r>
+    </w:p>
+    <w:p>
+      <w:pPr/>
+      <w:r>
+        <w:rPr>
+          <w:lang w:val="fr_FR" w:bidi="fr_FR"/>
+        </w:rPr>
+      </w:r>
+      <w:r>
+        <w:rPr>
+          <w:lang w:val="fr_FR" w:bidi="fr_FR"/>
+        </w:rPr>
+        <w:t xml:space="preserve">Les signes aident les gens à </w:t>
+      </w:r>
+      <w:r>
+        <w:rPr>
+          <w:lang w:val="fr_FR" w:bidi="fr_FR"/>
+        </w:rPr>
+        <w:t>croire</w:t>
+      </w:r>
+      <w:r>
+        <w:rPr>
+          <w:lang w:val="fr_FR" w:bidi="fr_FR"/>
+        </w:rPr>
+        <w:t>. Toutefois, nous devons placer notre confiance en Dieu même quand il ne donne aucun signe. Ceux qui ne croient Dieu que quand ils voient des signes ne croient pas véritablement en lui. C'est pour cela que Jésus a refusé d'accomplir un signe pour les gens qui lui en réclamaient un.</w:t>
+      </w:r>
+    </w:p>
+    <w:p>
+      <w:pPr/>
+      <w:r>
+        <w:rPr>
+          <w:lang w:val="fr_FR" w:bidi="fr_FR"/>
+        </w:rPr>
+      </w:r>
+      <w:r>
+        <w:rPr>
+          <w:lang w:val="fr_FR" w:bidi="fr_FR"/>
+        </w:rPr>
+        <w:t>Même quand Dieu donne un signe, seuls les gens qui sont prêts à croire en lui croiront le signe. Les autres diront que le signe était faux ou qu'il ne venait pas de Dieu.</w:t>
       </w:r>
       <w:r>
         <w:rPr>
@@ -6063,7 +5900,7 @@
         <w:rPr>
           <w:lang w:val="fr_FR" w:bidi="fr_FR"/>
         </w:rPr>
-        <w:t>serviteur ou servante</w:t>
+        <w:t>signe</w:t>
       </w:r>
       <w:r>
         <w:rPr>
@@ -6110,7 +5947,7 @@
         <w:rPr>
           <w:lang w:val="fr_FR" w:bidi="fr_FR"/>
         </w:rPr>
-        <w:t xml:space="preserve"> (533300 KB)</w:t>
+        <w:t xml:space="preserve"> (1.7 MB)</w:t>
       </w:r>
       <w:r>
         <w:rPr>
@@ -6139,195 +5976,87 @@
         <w:rPr>
           <w:lang w:val="fr_FR" w:bidi="fr_FR"/>
         </w:rPr>
-        <w:t>signe</w:t>
-      </w:r>
-      <w:r>
-        <w:rPr>
-          <w:lang w:val="fr_FR" w:bidi="fr_FR"/>
-        </w:rPr>
-      </w:r>
-    </w:p>
-    <w:p>
-      <w:pPr/>
-      <w:r>
-        <w:rPr>
-          <w:lang w:val="fr_FR" w:bidi="fr_FR"/>
-        </w:rPr>
-      </w:r>
-      <w:r>
-        <w:rPr>
-          <w:lang w:val="fr_FR" w:bidi="fr_FR"/>
-        </w:rPr>
-        <w:t xml:space="preserve">Un </w:t>
+        <w:t>Sion</w:t>
+      </w:r>
+      <w:r>
+        <w:rPr>
+          <w:lang w:val="fr_FR" w:bidi="fr_FR"/>
+        </w:rPr>
+      </w:r>
+    </w:p>
+    <w:p>
+      <w:pPr/>
+      <w:r>
+        <w:rPr>
+          <w:lang w:val="fr_FR" w:bidi="fr_FR"/>
+        </w:rPr>
+      </w:r>
+      <w:r>
+        <w:rPr>
+          <w:lang w:val="fr_FR" w:bidi="fr_FR"/>
+        </w:rPr>
+        <w:t xml:space="preserve">Les gens ont parfois utilisé </w:t>
       </w:r>
       <w:r>
         <w:rPr>
           <w:b/>
           <w:lang w:val="fr_FR" w:bidi="fr_FR"/>
         </w:rPr>
-        <w:t>signe</w:t>
-      </w:r>
-      <w:r>
-        <w:rPr>
-          <w:lang w:val="fr_FR" w:bidi="fr_FR"/>
-        </w:rPr>
-        <w:t xml:space="preserve"> est quelque chose d'inhabituel que l'on peut percevoir ou observer et qui se produit pour une raison particulière. Dieu peut donner un signe pour montrer aux gens que quelque chose est vrai. Par exemple, quand Dieu a promis à Noé de ne plus jamais détruire la terre par un déluge, il a placé l'arc-en-ciel dans le ciel comme un signe. Chaque fois que les gens voyaient l'arc-en-ciel, ils pouvaient se rappeler la promesse de Dieu.</w:t>
-      </w:r>
-    </w:p>
-    <w:p>
-      <w:pPr/>
-      <w:r>
-        <w:rPr>
-          <w:lang w:val="fr_FR" w:bidi="fr_FR"/>
-        </w:rPr>
-      </w:r>
-      <w:r>
-        <w:rPr>
-          <w:lang w:val="fr_FR" w:bidi="fr_FR"/>
-        </w:rPr>
-        <w:t xml:space="preserve">Parfois, Dieu donnait un signe comme avertissement que quelque chose d'important allait se produire. Par exemple, Dieu a annoncé au </w:t>
-      </w:r>
-      <w:r>
-        <w:rPr>
-          <w:lang w:val="fr_FR" w:bidi="fr_FR"/>
-        </w:rPr>
-        <w:t>sacrificateur</w:t>
-      </w:r>
-      <w:r>
-        <w:rPr>
-          <w:lang w:val="fr_FR" w:bidi="fr_FR"/>
-        </w:rPr>
-        <w:t xml:space="preserve"> Éli que ses deux fils mourraient le même jour. C'était un signe que tout ce que Dieu avait annoncé aux </w:t>
-      </w:r>
-      <w:r>
-        <w:rPr>
-          <w:lang w:val="fr_FR" w:bidi="fr_FR"/>
-        </w:rPr>
-        <w:t>Israélites</w:t>
-      </w:r>
-      <w:r>
-        <w:rPr>
-          <w:lang w:val="fr_FR" w:bidi="fr_FR"/>
-        </w:rPr>
-        <w:t xml:space="preserve"> comme punition pour leurs </w:t>
-      </w:r>
-      <w:r>
-        <w:rPr>
-          <w:lang w:val="fr_FR" w:bidi="fr_FR"/>
-        </w:rPr>
-        <w:t>péchés</w:t>
-      </w:r>
-      <w:r>
-        <w:rPr>
-          <w:lang w:val="fr_FR" w:bidi="fr_FR"/>
-        </w:rPr>
-        <w:t xml:space="preserve"> se réaliserait.</w:t>
-      </w:r>
-    </w:p>
-    <w:p>
-      <w:pPr/>
-      <w:r>
-        <w:rPr>
-          <w:lang w:val="fr_FR" w:bidi="fr_FR"/>
-        </w:rPr>
-      </w:r>
-      <w:r>
-        <w:rPr>
-          <w:lang w:val="fr_FR" w:bidi="fr_FR"/>
-        </w:rPr>
-        <w:t xml:space="preserve">Jésus a accompli de nombreux </w:t>
-      </w:r>
-      <w:r>
-        <w:rPr>
-          <w:lang w:val="fr_FR" w:bidi="fr_FR"/>
-        </w:rPr>
-        <w:t>miracles</w:t>
-      </w:r>
-      <w:r>
-        <w:rPr>
-          <w:lang w:val="fr_FR" w:bidi="fr_FR"/>
-        </w:rPr>
-        <w:t>. Ces miracles étaient des signes qui montraient aux gens qu'il avait vraiment été envoyé par Dieu et qu'ils devaient écouter ses paroles à propos de Dieu.</w:t>
-      </w:r>
-    </w:p>
-    <w:p>
-      <w:pPr/>
-      <w:r>
-        <w:rPr>
-          <w:lang w:val="fr_FR" w:bidi="fr_FR"/>
-        </w:rPr>
-      </w:r>
-      <w:r>
-        <w:rPr>
-          <w:lang w:val="fr_FR" w:bidi="fr_FR"/>
-        </w:rPr>
-        <w:t xml:space="preserve">Les </w:t>
-      </w:r>
-      <w:r>
-        <w:rPr>
-          <w:lang w:val="fr_FR" w:bidi="fr_FR"/>
-        </w:rPr>
-        <w:t>croyants</w:t>
-      </w:r>
-      <w:r>
-        <w:rPr>
-          <w:lang w:val="fr_FR" w:bidi="fr_FR"/>
-        </w:rPr>
-        <w:t xml:space="preserve"> ont aussi accompli des miracles. Ces miracles étaient des signes qui prouvaient qu'ils disaient la vérité concernant Jésus.</w:t>
-      </w:r>
-    </w:p>
-    <w:p>
-      <w:pPr/>
-      <w:r>
-        <w:rPr>
-          <w:lang w:val="fr_FR" w:bidi="fr_FR"/>
-        </w:rPr>
-      </w:r>
-      <w:r>
-        <w:rPr>
-          <w:lang w:val="fr_FR" w:bidi="fr_FR"/>
-        </w:rPr>
-        <w:t>Un signe est très similaire à un miracle. C'est pour cela que l'on rencontre les expressions « signes et miracles » ou encore « signes et prodiges » dans la Bible.</w:t>
-      </w:r>
-    </w:p>
-    <w:p>
-      <w:pPr/>
-      <w:r>
-        <w:rPr>
-          <w:lang w:val="fr_FR" w:bidi="fr_FR"/>
-        </w:rPr>
-      </w:r>
-      <w:r>
-        <w:rPr>
-          <w:lang w:val="fr_FR" w:bidi="fr_FR"/>
-        </w:rPr>
-        <w:t xml:space="preserve">Les signes aident les gens à </w:t>
-      </w:r>
-      <w:r>
-        <w:rPr>
-          <w:lang w:val="fr_FR" w:bidi="fr_FR"/>
-        </w:rPr>
-        <w:t>croire</w:t>
-      </w:r>
-      <w:r>
-        <w:rPr>
-          <w:lang w:val="fr_FR" w:bidi="fr_FR"/>
-        </w:rPr>
-        <w:t>. Toutefois, nous devons placer notre confiance en Dieu même quand il ne donne aucun signe. Ceux qui ne croient Dieu que quand ils voient des signes ne croient pas véritablement en lui. C'est pour cela que Jésus a refusé d'accomplir un signe pour les gens qui lui en réclamaient un.</w:t>
-      </w:r>
-    </w:p>
-    <w:p>
-      <w:pPr/>
-      <w:r>
-        <w:rPr>
-          <w:lang w:val="fr_FR" w:bidi="fr_FR"/>
-        </w:rPr>
-      </w:r>
-      <w:r>
-        <w:rPr>
-          <w:lang w:val="fr_FR" w:bidi="fr_FR"/>
-        </w:rPr>
-        <w:t>Même quand Dieu donne un signe, seuls les gens qui sont prêts à croire en lui croiront le signe. Les autres diront que le signe était faux ou qu'il ne venait pas de Dieu.</w:t>
+        <w:t>Sion</w:t>
+      </w:r>
+      <w:r>
+        <w:rPr>
+          <w:lang w:val="fr_FR" w:bidi="fr_FR"/>
+        </w:rPr>
+        <w:t xml:space="preserve"> comme un autre nom pour la ville de </w:t>
+      </w:r>
+      <w:r>
+        <w:rPr>
+          <w:lang w:val="fr_FR" w:bidi="fr_FR"/>
+        </w:rPr>
+        <w:t>Jérusalem</w:t>
+      </w:r>
+      <w:r>
+        <w:rPr>
+          <w:lang w:val="fr_FR" w:bidi="fr_FR"/>
+        </w:rPr>
+        <w:t xml:space="preserve">. Sion était le nom de l'une des montagnes dans la ville de Jérusalem, où les gens appelés les Jébusiens vivaient avant que le roi </w:t>
+      </w:r>
+      <w:r>
+        <w:rPr>
+          <w:lang w:val="fr_FR" w:bidi="fr_FR"/>
+        </w:rPr>
+        <w:t>David</w:t>
+      </w:r>
+      <w:r>
+        <w:rPr>
+          <w:lang w:val="fr_FR" w:bidi="fr_FR"/>
+        </w:rPr>
+        <w:t xml:space="preserve"> ne conquière la ville. Quand le roi David a conquis la ville, les gens l'ont appelée soit "la ville de David" ou "Sion". Plus tard, les gens ont utilisé Sion comme nom pour toute la ville de Jérusalem. Beaucoup d'auteurs dans la Bible utilisent le nom Sion, spécialement quand ils parlent de Jérusalem comme un lieu. </w:t>
+      </w:r>
+      <w:r>
+        <w:rPr>
+          <w:lang w:val="fr_FR" w:bidi="fr_FR"/>
+        </w:rPr>
+        <w:t>saint</w:t>
+      </w:r>
+      <w:r>
+        <w:rPr>
+          <w:lang w:val="fr_FR" w:bidi="fr_FR"/>
+        </w:rPr>
+        <w:t xml:space="preserve"> où </w:t>
+      </w:r>
+      <w:r>
+        <w:rPr>
+          <w:lang w:val="fr_FR" w:bidi="fr_FR"/>
+        </w:rPr>
+        <w:t>Dieu</w:t>
+      </w:r>
+      <w:r>
+        <w:rPr>
+          <w:lang w:val="fr_FR" w:bidi="fr_FR"/>
+        </w:rPr>
+        <w:t xml:space="preserve"> vit avec son peuple.</w:t>
       </w:r>
       <w:r>
         <w:rPr>
@@ -6356,7 +6085,528 @@
         <w:rPr>
           <w:lang w:val="fr_FR" w:bidi="fr_FR"/>
         </w:rPr>
-        <w:t>signe</w:t>
+        <w:t>souverain sacrificateur</w:t>
+      </w:r>
+      <w:r>
+        <w:rPr>
+          <w:lang w:val="fr_FR" w:bidi="fr_FR"/>
+        </w:rPr>
+      </w:r>
+    </w:p>
+    <w:p>
+      <w:pPr/>
+      <w:r>
+        <w:rPr>
+          <w:lang w:val="fr_FR" w:bidi="fr_FR"/>
+        </w:rPr>
+      </w:r>
+      <w:r>
+        <w:rPr>
+          <w:lang w:val="fr_FR" w:bidi="fr_FR"/>
+        </w:rPr>
+        <w:t>Les</w:t>
+      </w:r>
+      <w:r>
+        <w:rPr>
+          <w:lang w:val="fr_FR" w:bidi="fr_FR"/>
+        </w:rPr>
+        <w:t xml:space="preserve"> </w:t>
+      </w:r>
+      <w:r>
+        <w:rPr>
+          <w:lang w:val="fr_FR" w:bidi="fr_FR"/>
+        </w:rPr>
+        <w:t>sacrificateurs</w:t>
+      </w:r>
+      <w:r>
+        <w:rPr>
+          <w:lang w:val="fr_FR" w:bidi="fr_FR"/>
+        </w:rPr>
+        <w:t xml:space="preserve"> étaient des personnes qui travaillaient dans le </w:t>
+      </w:r>
+      <w:r>
+        <w:rPr>
+          <w:lang w:val="fr_FR" w:bidi="fr_FR"/>
+        </w:rPr>
+        <w:t>temple</w:t>
+      </w:r>
+      <w:r>
+        <w:rPr>
+          <w:lang w:val="fr_FR" w:bidi="fr_FR"/>
+        </w:rPr>
+        <w:t xml:space="preserve"> de Dieu. Les prêtres étaient responsables d'offrir des </w:t>
+      </w:r>
+      <w:r>
+        <w:rPr>
+          <w:lang w:val="fr_FR" w:bidi="fr_FR"/>
+        </w:rPr>
+        <w:t>sacrifices</w:t>
+      </w:r>
+      <w:r>
+        <w:rPr>
+          <w:lang w:val="fr_FR" w:bidi="fr_FR"/>
+        </w:rPr>
+        <w:t xml:space="preserve"> à Dieu au nom des gens. Ils prenaient soin du temple et enseignaient aux gens comment </w:t>
+      </w:r>
+      <w:r>
+        <w:rPr>
+          <w:lang w:val="fr_FR" w:bidi="fr_FR"/>
+        </w:rPr>
+        <w:t>adorer</w:t>
+      </w:r>
+      <w:r>
+        <w:rPr>
+          <w:lang w:val="fr_FR" w:bidi="fr_FR"/>
+        </w:rPr>
+        <w:t xml:space="preserve"> Dieu. Les prêtres étaient entre Dieu et les gens, rendant possible aux gens de venir devant Dieu. Parce que les gens sont </w:t>
+      </w:r>
+      <w:r>
+        <w:rPr>
+          <w:lang w:val="fr_FR" w:bidi="fr_FR"/>
+        </w:rPr>
+        <w:t>pécheurs</w:t>
+      </w:r>
+      <w:r>
+        <w:rPr>
+          <w:lang w:val="fr_FR" w:bidi="fr_FR"/>
+        </w:rPr>
+        <w:t xml:space="preserve">, ils sont </w:t>
+      </w:r>
+      <w:r>
+        <w:rPr>
+          <w:lang w:val="fr_FR" w:bidi="fr_FR"/>
+        </w:rPr>
+        <w:t>impurs</w:t>
+      </w:r>
+      <w:r>
+        <w:rPr>
+          <w:lang w:val="fr_FR" w:bidi="fr_FR"/>
+        </w:rPr>
+        <w:t xml:space="preserve">. Dans la Bible, être impur signifie être impropre de venir devant Dieu. Les gens doivent devenir purs d'abord. Le travail des prêtres était de rendre les gens purs - de les </w:t>
+      </w:r>
+      <w:r>
+        <w:rPr>
+          <w:lang w:val="fr_FR" w:bidi="fr_FR"/>
+        </w:rPr>
+        <w:t>purifier</w:t>
+      </w:r>
+      <w:r>
+        <w:rPr>
+          <w:lang w:val="fr_FR" w:bidi="fr_FR"/>
+        </w:rPr>
+        <w:t>. Les prêtres faisaient cela en offrant des sacrifices au nom des gens et en enseignant aux gens comment vivre.</w:t>
+      </w:r>
+    </w:p>
+    <w:p>
+      <w:pPr/>
+      <w:r>
+        <w:rPr>
+          <w:lang w:val="fr_FR" w:bidi="fr_FR"/>
+        </w:rPr>
+      </w:r>
+      <w:r>
+        <w:rPr>
+          <w:lang w:val="fr_FR" w:bidi="fr_FR"/>
+        </w:rPr>
+        <w:t xml:space="preserve">L'un des prêtres était nommé le </w:t>
+      </w:r>
+      <w:r>
+        <w:rPr>
+          <w:b/>
+          <w:lang w:val="fr_FR" w:bidi="fr_FR"/>
+        </w:rPr>
+        <w:t>souverain sacrificateur</w:t>
+      </w:r>
+      <w:r>
+        <w:rPr>
+          <w:lang w:val="fr_FR" w:bidi="fr_FR"/>
+        </w:rPr>
+        <w:t xml:space="preserve"> Le souverain sacrificateur était le prêtre le plus important. Le souverain sacrificateur avait une fonction très importante. Une fois par an, il y avait un festival qui était nommé le Jour de l'</w:t>
+      </w:r>
+      <w:r>
+        <w:rPr>
+          <w:b/>
+          <w:lang w:val="fr_FR" w:bidi="fr_FR"/>
+        </w:rPr>
+        <w:t>Expiation</w:t>
+      </w:r>
+      <w:r>
+        <w:rPr>
+          <w:lang w:val="fr_FR" w:bidi="fr_FR"/>
+        </w:rPr>
+        <w:t xml:space="preserve">. Cela signifie quelque chose comme « le grand jour du </w:t>
+      </w:r>
+      <w:r>
+        <w:rPr>
+          <w:lang w:val="fr_FR" w:bidi="fr_FR"/>
+        </w:rPr>
+        <w:t>pardon</w:t>
+      </w:r>
+      <w:r>
+        <w:rPr>
+          <w:lang w:val="fr_FR" w:bidi="fr_FR"/>
+        </w:rPr>
+        <w:t xml:space="preserve"> ou de la réconciliation ». Ce jour, le souverain sacrificateur offrait un sacrifice au nom de tous les gens d'</w:t>
+      </w:r>
+      <w:r>
+        <w:rPr>
+          <w:lang w:val="fr_FR" w:bidi="fr_FR"/>
+        </w:rPr>
+        <w:t>Israël</w:t>
+      </w:r>
+      <w:r>
+        <w:rPr>
+          <w:lang w:val="fr_FR" w:bidi="fr_FR"/>
+        </w:rPr>
+        <w:t xml:space="preserve"> pour demander pardon pour tous les péchés qu'ils avaient faits l'année précédente. Le souverain sacrificateur devait d'abord demander pardon pour son propre péché, puis pour le péché de tous les gens. Le souverain sacrificateur tuait un agneau et apportait le sang à l'intérieur du temple. La partie la plus éloignée du temple était appelée l'</w:t>
+      </w:r>
+      <w:r>
+        <w:rPr>
+          <w:b/>
+          <w:lang w:val="fr_FR" w:bidi="fr_FR"/>
+        </w:rPr>
+        <w:t>endroit très saint</w:t>
+      </w:r>
+      <w:r>
+        <w:rPr>
+          <w:lang w:val="fr_FR" w:bidi="fr_FR"/>
+        </w:rPr>
+        <w:t>. Le grand jour du pardon était la seule fois dans une année où quelqu'un était autorisé à venir à cet endroit. Le souverain sacrificateur utilisait le sang de l'agneau qu'il tuait et répandait cela dans l'endroit très saint. Les péchés des gens avaient rendu le saint temple de Dieu impur et en répandant le sang, le temple devenait pur à nouveau. À cause du sacrifice de l'agneau, il était à nouveau possible pour Dieu et les gens d'avoir une relation ensemble.</w:t>
+      </w:r>
+    </w:p>
+    <w:p>
+      <w:pPr/>
+      <w:r>
+        <w:rPr>
+          <w:lang w:val="fr_FR" w:bidi="fr_FR"/>
+        </w:rPr>
+      </w:r>
+      <w:r>
+        <w:rPr>
+          <w:lang w:val="fr_FR" w:bidi="fr_FR"/>
+        </w:rPr>
+        <w:t xml:space="preserve">Plus tard dans le Nouveau Testament, l'auteur du livre d'Hébreux compare le travail que Jésus fit avec le travail d'un souverain sacrificateur le grand jour du pardon. Jésus rendit les gens purs - tout comme un souverain sacrificateur rendait les gens purs. Jésus a rendu possible aux gens et à Dieu d'avoir à nouveau une relation. Mais Jésus n'a pas tué un agneau pour faire cela : Jésus lui-même est mort. Jésus était donc à la fois l'agneau et le souverain sacrificateur ! Mais Jésus n'avait pas besoin de demander pardon pour ses propres péchés d'abord parce qu'il n'avait jamais péché. Et au lieu d'avoir à répéter ce sacrifice année après année, Jésus fit cela une fois pour toutes, pour toutes les personnes qui </w:t>
+      </w:r>
+      <w:r>
+        <w:rPr>
+          <w:lang w:val="fr_FR" w:bidi="fr_FR"/>
+        </w:rPr>
+        <w:t>croient</w:t>
+      </w:r>
+      <w:r>
+        <w:rPr>
+          <w:lang w:val="fr_FR" w:bidi="fr_FR"/>
+        </w:rPr>
+        <w:t xml:space="preserve"> en lui.</w:t>
+      </w:r>
+      <w:r>
+        <w:rPr>
+          <w:lang w:val="fr_FR" w:bidi="fr_FR"/>
+        </w:rPr>
+      </w:r>
+      <w:r>
+        <w:rPr>
+          <w:lang w:val="fr_FR" w:bidi="fr_FR"/>
+        </w:rPr>
+      </w:r>
+    </w:p>
+    <w:p>
+      <w:pPr/>
+      <w:r>
+        <w:rPr>
+          <w:lang w:val="fr_FR" w:bidi="fr_FR"/>
+        </w:rPr>
+      </w:r>
+    </w:p>
+    <w:p>
+      <w:pPr>
+        <w:pStyle w:val="Heading2"/>
+      </w:pPr>
+      <w:r>
+        <w:rPr>
+          <w:lang w:val="fr_FR" w:bidi="fr_FR"/>
+        </w:rPr>
+        <w:t>synagogue</w:t>
+      </w:r>
+      <w:r>
+        <w:rPr>
+          <w:lang w:val="fr_FR" w:bidi="fr_FR"/>
+        </w:rPr>
+      </w:r>
+    </w:p>
+    <w:p>
+      <w:pPr/>
+      <w:r>
+        <w:rPr>
+          <w:lang w:val="fr_FR" w:bidi="fr_FR"/>
+        </w:rPr>
+      </w:r>
+      <w:r>
+        <w:rPr>
+          <w:lang w:val="fr_FR" w:bidi="fr_FR"/>
+        </w:rPr>
+        <w:t xml:space="preserve">Une </w:t>
+      </w:r>
+      <w:r>
+        <w:rPr>
+          <w:b/>
+          <w:lang w:val="fr_FR" w:bidi="fr_FR"/>
+        </w:rPr>
+        <w:t>synagogue</w:t>
+      </w:r>
+      <w:r>
+        <w:rPr>
+          <w:lang w:val="fr_FR" w:bidi="fr_FR"/>
+        </w:rPr>
+        <w:t xml:space="preserve"> est un lieu où des groupes de </w:t>
+      </w:r>
+      <w:r>
+        <w:rPr>
+          <w:lang w:val="fr_FR" w:bidi="fr_FR"/>
+        </w:rPr>
+        <w:t>Juifs</w:t>
+      </w:r>
+      <w:r>
+        <w:rPr>
+          <w:lang w:val="fr_FR" w:bidi="fr_FR"/>
+        </w:rPr>
+        <w:t xml:space="preserve"> se réunissent pour </w:t>
+      </w:r>
+      <w:r>
+        <w:rPr>
+          <w:lang w:val="fr_FR" w:bidi="fr_FR"/>
+        </w:rPr>
+        <w:t>prier</w:t>
+      </w:r>
+      <w:r>
+        <w:rPr>
+          <w:lang w:val="fr_FR" w:bidi="fr_FR"/>
+        </w:rPr>
+        <w:t xml:space="preserve"> et étudier les </w:t>
+      </w:r>
+      <w:r>
+        <w:rPr>
+          <w:lang w:val="fr_FR" w:bidi="fr_FR"/>
+        </w:rPr>
+        <w:t>Écritures</w:t>
+      </w:r>
+      <w:r>
+        <w:rPr>
+          <w:lang w:val="fr_FR" w:bidi="fr_FR"/>
+        </w:rPr>
+        <w:t>. D'autres types de discussions et d'enseignement peuvent aussi avoir lieu dans une synagogue.</w:t>
+      </w:r>
+    </w:p>
+    <w:p>
+      <w:pPr/>
+      <w:r>
+        <w:rPr>
+          <w:lang w:val="fr_FR" w:bidi="fr_FR"/>
+        </w:rPr>
+      </w:r>
+      <w:r>
+        <w:rPr>
+          <w:lang w:val="fr_FR" w:bidi="fr_FR"/>
+        </w:rPr>
+        <w:t xml:space="preserve">Une synagogue est différente du </w:t>
+      </w:r>
+      <w:r>
+        <w:rPr>
+          <w:lang w:val="fr_FR" w:bidi="fr_FR"/>
+        </w:rPr>
+        <w:t>Temple</w:t>
+      </w:r>
+      <w:r>
+        <w:rPr>
+          <w:lang w:val="fr_FR" w:bidi="fr_FR"/>
+        </w:rPr>
+        <w:t xml:space="preserve">. Le Temple était l'endroit où les gens offraient des </w:t>
+      </w:r>
+      <w:r>
+        <w:rPr>
+          <w:lang w:val="fr_FR" w:bidi="fr_FR"/>
+        </w:rPr>
+        <w:t>sacrifices</w:t>
+      </w:r>
+      <w:r>
+        <w:rPr>
+          <w:lang w:val="fr_FR" w:bidi="fr_FR"/>
+        </w:rPr>
+        <w:t xml:space="preserve"> à Dieu. Les gens n'offraient pas de sacrifices dans les synagogues. Les Juifs n'avaient qu'un seul Temple, à </w:t>
+      </w:r>
+      <w:r>
+        <w:rPr>
+          <w:lang w:val="fr_FR" w:bidi="fr_FR"/>
+        </w:rPr>
+        <w:t>Jérusalem</w:t>
+      </w:r>
+      <w:r>
+        <w:rPr>
+          <w:lang w:val="fr_FR" w:bidi="fr_FR"/>
+        </w:rPr>
+        <w:t xml:space="preserve">. Cependant, il existait de très nombreuses synagogues. L'Ancien Testament n'en parle. Cependant, à l'époque du Nouveau Testament, il y en avait de nombreuses en </w:t>
+      </w:r>
+      <w:r>
+        <w:rPr>
+          <w:lang w:val="fr_FR" w:bidi="fr_FR"/>
+        </w:rPr>
+        <w:t>Israël</w:t>
+      </w:r>
+      <w:r>
+        <w:rPr>
+          <w:lang w:val="fr_FR" w:bidi="fr_FR"/>
+        </w:rPr>
+        <w:t>. Il y en avait aussi dans les autres pays où vivaient des Juifs.</w:t>
+      </w:r>
+    </w:p>
+    <w:p>
+      <w:pPr/>
+      <w:r>
+        <w:rPr>
+          <w:lang w:val="fr_FR" w:bidi="fr_FR"/>
+        </w:rPr>
+      </w:r>
+      <w:r>
+        <w:rPr>
+          <w:lang w:val="fr_FR" w:bidi="fr_FR"/>
+        </w:rPr>
+        <w:t xml:space="preserve">Les Juifs se réunissaient dans les synagogues le jour du sabbat. Le jour du sabbat était le jour de la </w:t>
+      </w:r>
+      <w:r>
+        <w:rPr>
+          <w:lang w:val="fr_FR" w:bidi="fr_FR"/>
+        </w:rPr>
+        <w:t>semaine</w:t>
+      </w:r>
+      <w:r>
+        <w:rPr>
+          <w:lang w:val="fr_FR" w:bidi="fr_FR"/>
+        </w:rPr>
+        <w:t xml:space="preserve"> où ils devaient se reposer. Ils se réunissaient aussi dans les synagogues les jours de fête spéciaux. Pendant leurs réunions, ils priaient ensemble. Ils lisaient les Écritures, c'est-à-dire les livres de la Bible que nous appelons maintenant l'Ancien Testament. Ils écoutaient aussi un enseignement des Écritures.</w:t>
+      </w:r>
+    </w:p>
+    <w:p>
+      <w:pPr/>
+      <w:r>
+        <w:rPr>
+          <w:lang w:val="fr_FR" w:bidi="fr_FR"/>
+        </w:rPr>
+      </w:r>
+      <w:r>
+        <w:rPr>
+          <w:lang w:val="fr_FR" w:bidi="fr_FR"/>
+        </w:rPr>
+        <w:t>Chaque synagogue avait un chef qui était responsable du bâtiment et de s'assurer que tout était fait correctement dans la synagogue. Il était chargé d'inviter certaines personnes à diriger la prière, à lire les Écritures ou à enseigner.</w:t>
+      </w:r>
+    </w:p>
+    <w:p>
+      <w:pPr/>
+      <w:r>
+        <w:rPr>
+          <w:lang w:val="fr_FR" w:bidi="fr_FR"/>
+        </w:rPr>
+      </w:r>
+      <w:r>
+        <w:rPr>
+          <w:lang w:val="fr_FR" w:bidi="fr_FR"/>
+        </w:rPr>
+        <w:t>Les Écritures étaient écrites sur des rouleaux. Ces rouleaux étaient faits à partir de bandes de fibres de certaines plantes ou à partir de peaux d'animaux. Ils étaient enroulés sur eux-mêmes et devaient être déroulés pour être lus. Ils étaient conservés dans des boîtes à l'intérieur de la synagogue. Ils étaient précieux. Une personne spéciale était chargée de sortir un rouleau de la boîte et de le donner à la personne qui allait le lire.</w:t>
+      </w:r>
+    </w:p>
+    <w:p>
+      <w:pPr/>
+      <w:r>
+        <w:rPr>
+          <w:lang w:val="fr_FR" w:bidi="fr_FR"/>
+        </w:rPr>
+      </w:r>
+      <w:r>
+        <w:rPr>
+          <w:lang w:val="fr_FR" w:bidi="fr_FR"/>
+        </w:rPr>
+        <w:t>La synagogue était aussi utilisée comme école pour les enfants et comme lieu de rencontre où les gens discutaient de problèmes dans leur communauté.</w:t>
+      </w:r>
+    </w:p>
+    <w:p>
+      <w:pPr/>
+      <w:r>
+        <w:rPr>
+          <w:lang w:val="fr_FR" w:bidi="fr_FR"/>
+        </w:rPr>
+      </w:r>
+      <w:r>
+        <w:rPr>
+          <w:b/>
+          <w:lang w:val="fr_FR" w:bidi="fr_FR"/>
+        </w:rPr>
+        <w:t>Pour traduire le mot « synagogue », il faut faire attention aux choses suivantes :</w:t>
+      </w:r>
+    </w:p>
+    <w:p>
+      <w:pPr/>
+      <w:r>
+        <w:rPr>
+          <w:lang w:val="fr_FR" w:bidi="fr_FR"/>
+        </w:rPr>
+      </w:r>
+      <w:r>
+        <w:rPr>
+          <w:lang w:val="fr_FR" w:bidi="fr_FR"/>
+        </w:rPr>
+        <w:t xml:space="preserve">Il ne faut pas utiliser le même mot que celui qui désigne le </w:t>
+      </w:r>
+      <w:r>
+        <w:rPr>
+          <w:lang w:val="fr_FR" w:bidi="fr_FR"/>
+        </w:rPr>
+        <w:t>Temple</w:t>
+      </w:r>
+      <w:r>
+        <w:rPr>
+          <w:lang w:val="fr_FR" w:bidi="fr_FR"/>
+        </w:rPr>
+        <w:t>. Il ne faut pas non plus utiliser le même mot que pour un bâtiment d'</w:t>
+      </w:r>
+      <w:r>
+        <w:rPr>
+          <w:lang w:val="fr_FR" w:bidi="fr_FR"/>
+        </w:rPr>
+        <w:t>église</w:t>
+      </w:r>
+      <w:r>
+        <w:rPr>
+          <w:lang w:val="fr_FR" w:bidi="fr_FR"/>
+        </w:rPr>
+        <w:t>. Il est possible d'utiliser une expression telle que : « lieu de rencontre juif », « lieu de rencontre des Juifs » ou « maison de prière juive ».</w:t>
+      </w:r>
+      <w:r>
+        <w:rPr>
+          <w:lang w:val="fr_FR" w:bidi="fr_FR"/>
+        </w:rPr>
+      </w:r>
+      <w:r>
+        <w:rPr>
+          <w:lang w:val="fr_FR" w:bidi="fr_FR"/>
+        </w:rPr>
+      </w:r>
+    </w:p>
+    <w:p>
+      <w:pPr/>
+      <w:r>
+        <w:rPr>
+          <w:lang w:val="fr_FR" w:bidi="fr_FR"/>
+        </w:rPr>
+      </w:r>
+    </w:p>
+    <w:p>
+      <w:pPr>
+        <w:pStyle w:val="Heading2"/>
+      </w:pPr>
+      <w:r>
+        <w:rPr>
+          <w:lang w:val="fr_FR" w:bidi="fr_FR"/>
+        </w:rPr>
+        <w:t>synagogue</w:t>
       </w:r>
       <w:r>
         <w:rPr>
@@ -6403,7 +6653,7 @@
         <w:rPr>
           <w:lang w:val="fr_FR" w:bidi="fr_FR"/>
         </w:rPr>
-        <w:t xml:space="preserve"> (1790492 KB)</w:t>
+        <w:t xml:space="preserve"> (1.7 MB)</w:t>
       </w:r>
       <w:r>
         <w:rPr>
@@ -6432,87 +6682,79 @@
         <w:rPr>
           <w:lang w:val="fr_FR" w:bidi="fr_FR"/>
         </w:rPr>
-        <w:t>Sion</w:t>
-      </w:r>
-      <w:r>
-        <w:rPr>
-          <w:lang w:val="fr_FR" w:bidi="fr_FR"/>
-        </w:rPr>
-      </w:r>
-    </w:p>
-    <w:p>
-      <w:pPr/>
-      <w:r>
-        <w:rPr>
-          <w:lang w:val="fr_FR" w:bidi="fr_FR"/>
-        </w:rPr>
-      </w:r>
-      <w:r>
-        <w:rPr>
-          <w:lang w:val="fr_FR" w:bidi="fr_FR"/>
-        </w:rPr>
-        <w:t xml:space="preserve">Les gens ont parfois utilisé </w:t>
+        <w:t>Syrie-Phénicie</w:t>
+      </w:r>
+      <w:r>
+        <w:rPr>
+          <w:lang w:val="fr_FR" w:bidi="fr_FR"/>
+        </w:rPr>
+      </w:r>
+    </w:p>
+    <w:p>
+      <w:pPr/>
+      <w:r>
+        <w:rPr>
+          <w:lang w:val="fr_FR" w:bidi="fr_FR"/>
+        </w:rPr>
+      </w:r>
+      <w:r>
+        <w:rPr>
+          <w:lang w:val="fr_FR" w:bidi="fr_FR"/>
+        </w:rPr>
+        <w:t xml:space="preserve">La </w:t>
       </w:r>
       <w:r>
         <w:rPr>
           <w:b/>
           <w:lang w:val="fr_FR" w:bidi="fr_FR"/>
         </w:rPr>
-        <w:t>Sion</w:t>
-      </w:r>
-      <w:r>
-        <w:rPr>
-          <w:lang w:val="fr_FR" w:bidi="fr_FR"/>
-        </w:rPr>
-        <w:t xml:space="preserve"> comme un autre nom pour la ville de </w:t>
-      </w:r>
-      <w:r>
-        <w:rPr>
-          <w:lang w:val="fr_FR" w:bidi="fr_FR"/>
-        </w:rPr>
-        <w:t>Jérusalem</w:t>
-      </w:r>
-      <w:r>
-        <w:rPr>
-          <w:lang w:val="fr_FR" w:bidi="fr_FR"/>
-        </w:rPr>
-        <w:t xml:space="preserve">. Sion était le nom de l'une des montagnes dans la ville de Jérusalem, où les gens appelés les Jébusiens vivaient avant que le roi </w:t>
-      </w:r>
-      <w:r>
-        <w:rPr>
-          <w:lang w:val="fr_FR" w:bidi="fr_FR"/>
-        </w:rPr>
-        <w:t>David</w:t>
-      </w:r>
-      <w:r>
-        <w:rPr>
-          <w:lang w:val="fr_FR" w:bidi="fr_FR"/>
-        </w:rPr>
-        <w:t xml:space="preserve"> ne conquière la ville. Quand le roi David a conquis la ville, les gens l'ont appelée soit "la ville de David" ou "Sion". Plus tard, les gens ont utilisé Sion comme nom pour toute la ville de Jérusalem. Beaucoup d'auteurs dans la Bible utilisent le nom Sion, spécialement quand ils parlent de Jérusalem comme un lieu. </w:t>
-      </w:r>
-      <w:r>
-        <w:rPr>
-          <w:lang w:val="fr_FR" w:bidi="fr_FR"/>
-        </w:rPr>
-        <w:t>saint</w:t>
-      </w:r>
-      <w:r>
-        <w:rPr>
-          <w:lang w:val="fr_FR" w:bidi="fr_FR"/>
-        </w:rPr>
-        <w:t xml:space="preserve"> où </w:t>
-      </w:r>
-      <w:r>
-        <w:rPr>
-          <w:lang w:val="fr_FR" w:bidi="fr_FR"/>
-        </w:rPr>
-        <w:t>Dieu</w:t>
-      </w:r>
-      <w:r>
-        <w:rPr>
-          <w:lang w:val="fr_FR" w:bidi="fr_FR"/>
-        </w:rPr>
-        <w:t xml:space="preserve"> vit avec son peuple.</w:t>
+        <w:t>Phénicie</w:t>
+      </w:r>
+      <w:r>
+        <w:rPr>
+          <w:lang w:val="fr_FR" w:bidi="fr_FR"/>
+        </w:rPr>
+        <w:t xml:space="preserve"> est le nom d'une région au nord d'</w:t>
+      </w:r>
+      <w:r>
+        <w:rPr>
+          <w:lang w:val="fr_FR" w:bidi="fr_FR"/>
+        </w:rPr>
+        <w:t>Israël</w:t>
+      </w:r>
+      <w:r>
+        <w:rPr>
+          <w:lang w:val="fr_FR" w:bidi="fr_FR"/>
+        </w:rPr>
+        <w:t>. La Phénicie était une bande étroite de terre qui comprenait cinq villes et qui était située sur la côte méditerranéenne.</w:t>
+      </w:r>
+    </w:p>
+    <w:p>
+      <w:pPr/>
+      <w:r>
+        <w:rPr>
+          <w:lang w:val="fr_FR" w:bidi="fr_FR"/>
+        </w:rPr>
+      </w:r>
+      <w:r>
+        <w:rPr>
+          <w:lang w:val="fr_FR" w:bidi="fr_FR"/>
+        </w:rPr>
+        <w:t>À l'époque du Nouveau Testament, cette région appartenait à un pays qui s'appelait la Syrie. C'est pour cela que quelqu'un qui venait de cette région pouvait être appelé « syro-phénicien ». Beaucoup d'autres peuples vivaient dans cette région. Ils venaient d'autres pays, en particulier de la Grèce. Dans cette région, beaucoup de gens pratiquaient le commerce. Ce commerce consistait en l'achat et la vente de biens, en particulier à bord de navires.</w:t>
+      </w:r>
+    </w:p>
+    <w:p>
+      <w:pPr/>
+      <w:r>
+        <w:rPr>
+          <w:lang w:val="fr_FR" w:bidi="fr_FR"/>
+        </w:rPr>
+      </w:r>
+      <w:r>
+        <w:rPr>
+          <w:lang w:val="fr_FR" w:bidi="fr_FR"/>
+        </w:rPr>
+        <w:t>Aujourd'hui, cette région fait partie du pays que nous connaissons sous le nom de Liban.</w:t>
       </w:r>
       <w:r>
         <w:rPr>
@@ -6541,680 +6783,7 @@
         <w:rPr>
           <w:lang w:val="fr_FR" w:bidi="fr_FR"/>
         </w:rPr>
-        <w:t>Sion</w:t>
-      </w:r>
-      <w:r>
-        <w:rPr>
-          <w:lang w:val="fr_FR" w:bidi="fr_FR"/>
-        </w:rPr>
-      </w:r>
-    </w:p>
-    <w:p>
-      <w:pPr>
-        <w:pStyle w:val="Heading4"/>
-      </w:pPr>
-      <w:r>
-        <w:rPr>
-          <w:lang w:val="fr_FR" w:bidi="fr_FR"/>
-        </w:rPr>
-        <w:t>Audio Content</w:t>
-      </w:r>
-      <w:r>
-        <w:rPr>
-          <w:lang w:val="fr_FR" w:bidi="fr_FR"/>
-        </w:rPr>
-      </w:r>
-    </w:p>
-    <w:p>
-      <w:pPr/>
-      <w:r>
-        <w:rPr>
-          <w:lang w:val="fr_FR" w:bidi="fr_FR"/>
-        </w:rPr>
-      </w:r>
-      <w:hyperlink r:id="rId18">
-        <w:r>
-          <w:rPr>
-            <w:lang w:val="fr_FR" w:bidi="fr_FR"/>
-          </w:rPr>
-          <w:rPr>
-            <w:color w:val="0000EE"/>
-            <w:u w:val="single"/>
-          </w:rPr>
-          <w:t>mp3 file</w:t>
-        </w:r>
-      </w:hyperlink>
-      <w:r>
-        <w:rPr>
-          <w:lang w:val="fr_FR" w:bidi="fr_FR"/>
-        </w:rPr>
-        <w:t xml:space="preserve"> (None KB)</w:t>
-      </w:r>
-      <w:r>
-        <w:rPr>
-          <w:lang w:val="fr_FR" w:bidi="fr_FR"/>
-        </w:rPr>
-      </w:r>
-      <w:r>
-        <w:rPr>
-          <w:lang w:val="fr_FR" w:bidi="fr_FR"/>
-        </w:rPr>
-      </w:r>
-    </w:p>
-    <w:p>
-      <w:pPr/>
-      <w:r>
-        <w:rPr>
-          <w:lang w:val="fr_FR" w:bidi="fr_FR"/>
-        </w:rPr>
-      </w:r>
-    </w:p>
-    <w:p>
-      <w:pPr>
-        <w:pStyle w:val="Heading2"/>
-      </w:pPr>
-      <w:r>
-        <w:rPr>
-          <w:lang w:val="fr_FR" w:bidi="fr_FR"/>
-        </w:rPr>
-        <w:t>souverain sacrificateur</w:t>
-      </w:r>
-      <w:r>
-        <w:rPr>
-          <w:lang w:val="fr_FR" w:bidi="fr_FR"/>
-        </w:rPr>
-      </w:r>
-    </w:p>
-    <w:p>
-      <w:pPr/>
-      <w:r>
-        <w:rPr>
-          <w:lang w:val="fr_FR" w:bidi="fr_FR"/>
-        </w:rPr>
-      </w:r>
-      <w:r>
-        <w:rPr>
-          <w:lang w:val="fr_FR" w:bidi="fr_FR"/>
-        </w:rPr>
-        <w:t>Les</w:t>
-      </w:r>
-      <w:r>
-        <w:rPr>
-          <w:lang w:val="fr_FR" w:bidi="fr_FR"/>
-        </w:rPr>
-        <w:t xml:space="preserve"> </w:t>
-      </w:r>
-      <w:r>
-        <w:rPr>
-          <w:lang w:val="fr_FR" w:bidi="fr_FR"/>
-        </w:rPr>
-        <w:t>sacrificateurs</w:t>
-      </w:r>
-      <w:r>
-        <w:rPr>
-          <w:lang w:val="fr_FR" w:bidi="fr_FR"/>
-        </w:rPr>
-        <w:t xml:space="preserve"> étaient des personnes qui travaillaient dans le </w:t>
-      </w:r>
-      <w:r>
-        <w:rPr>
-          <w:lang w:val="fr_FR" w:bidi="fr_FR"/>
-        </w:rPr>
-        <w:t>temple</w:t>
-      </w:r>
-      <w:r>
-        <w:rPr>
-          <w:lang w:val="fr_FR" w:bidi="fr_FR"/>
-        </w:rPr>
-        <w:t xml:space="preserve"> de Dieu. Les prêtres étaient responsables d'offrir des </w:t>
-      </w:r>
-      <w:r>
-        <w:rPr>
-          <w:lang w:val="fr_FR" w:bidi="fr_FR"/>
-        </w:rPr>
-        <w:t>sacrifices</w:t>
-      </w:r>
-      <w:r>
-        <w:rPr>
-          <w:lang w:val="fr_FR" w:bidi="fr_FR"/>
-        </w:rPr>
-        <w:t xml:space="preserve"> à Dieu au nom des gens. Ils prenaient soin du temple et enseignaient aux gens comment </w:t>
-      </w:r>
-      <w:r>
-        <w:rPr>
-          <w:lang w:val="fr_FR" w:bidi="fr_FR"/>
-        </w:rPr>
-        <w:t>adorer</w:t>
-      </w:r>
-      <w:r>
-        <w:rPr>
-          <w:lang w:val="fr_FR" w:bidi="fr_FR"/>
-        </w:rPr>
-        <w:t xml:space="preserve"> Dieu. Les prêtres étaient entre Dieu et les gens, rendant possible aux gens de venir devant Dieu. Parce que les gens sont </w:t>
-      </w:r>
-      <w:r>
-        <w:rPr>
-          <w:lang w:val="fr_FR" w:bidi="fr_FR"/>
-        </w:rPr>
-        <w:t>pécheurs</w:t>
-      </w:r>
-      <w:r>
-        <w:rPr>
-          <w:lang w:val="fr_FR" w:bidi="fr_FR"/>
-        </w:rPr>
-        <w:t xml:space="preserve">, ils sont </w:t>
-      </w:r>
-      <w:r>
-        <w:rPr>
-          <w:lang w:val="fr_FR" w:bidi="fr_FR"/>
-        </w:rPr>
-        <w:t>impurs</w:t>
-      </w:r>
-      <w:r>
-        <w:rPr>
-          <w:lang w:val="fr_FR" w:bidi="fr_FR"/>
-        </w:rPr>
-        <w:t xml:space="preserve">. Dans la Bible, être impur signifie être impropre de venir devant Dieu. Les gens doivent devenir purs d'abord. Le travail des prêtres était de rendre les gens purs - de les </w:t>
-      </w:r>
-      <w:r>
-        <w:rPr>
-          <w:lang w:val="fr_FR" w:bidi="fr_FR"/>
-        </w:rPr>
-        <w:t>purifier</w:t>
-      </w:r>
-      <w:r>
-        <w:rPr>
-          <w:lang w:val="fr_FR" w:bidi="fr_FR"/>
-        </w:rPr>
-        <w:t>. Les prêtres faisaient cela en offrant des sacrifices au nom des gens et en enseignant aux gens comment vivre.</w:t>
-      </w:r>
-    </w:p>
-    <w:p>
-      <w:pPr/>
-      <w:r>
-        <w:rPr>
-          <w:lang w:val="fr_FR" w:bidi="fr_FR"/>
-        </w:rPr>
-      </w:r>
-      <w:r>
-        <w:rPr>
-          <w:lang w:val="fr_FR" w:bidi="fr_FR"/>
-        </w:rPr>
-        <w:t xml:space="preserve">L'un des prêtres était nommé le </w:t>
-      </w:r>
-      <w:r>
-        <w:rPr>
-          <w:b/>
-          <w:lang w:val="fr_FR" w:bidi="fr_FR"/>
-        </w:rPr>
-        <w:t>souverain sacrificateur</w:t>
-      </w:r>
-      <w:r>
-        <w:rPr>
-          <w:lang w:val="fr_FR" w:bidi="fr_FR"/>
-        </w:rPr>
-        <w:t xml:space="preserve"> Le souverain sacrificateur était le prêtre le plus important. Le souverain sacrificateur avait une fonction très importante. Une fois par an, il y avait un festival qui était nommé le Jour de l'</w:t>
-      </w:r>
-      <w:r>
-        <w:rPr>
-          <w:b/>
-          <w:lang w:val="fr_FR" w:bidi="fr_FR"/>
-        </w:rPr>
-        <w:t>Expiation</w:t>
-      </w:r>
-      <w:r>
-        <w:rPr>
-          <w:lang w:val="fr_FR" w:bidi="fr_FR"/>
-        </w:rPr>
-        <w:t xml:space="preserve">. Cela signifie quelque chose comme « le grand jour du </w:t>
-      </w:r>
-      <w:r>
-        <w:rPr>
-          <w:lang w:val="fr_FR" w:bidi="fr_FR"/>
-        </w:rPr>
-        <w:t>pardon</w:t>
-      </w:r>
-      <w:r>
-        <w:rPr>
-          <w:lang w:val="fr_FR" w:bidi="fr_FR"/>
-        </w:rPr>
-        <w:t xml:space="preserve"> ou de la réconciliation ». Ce jour, le souverain sacrificateur offrait un sacrifice au nom de tous les gens d'</w:t>
-      </w:r>
-      <w:r>
-        <w:rPr>
-          <w:lang w:val="fr_FR" w:bidi="fr_FR"/>
-        </w:rPr>
-        <w:t>Israël</w:t>
-      </w:r>
-      <w:r>
-        <w:rPr>
-          <w:lang w:val="fr_FR" w:bidi="fr_FR"/>
-        </w:rPr>
-        <w:t xml:space="preserve"> pour demander pardon pour tous les péchés qu'ils avaient faits l'année précédente. Le souverain sacrificateur devait d'abord demander pardon pour son propre péché, puis pour le péché de tous les gens. Le souverain sacrificateur tuait un agneau et apportait le sang à l'intérieur du temple. La partie la plus éloignée du temple était appelée l'</w:t>
-      </w:r>
-      <w:r>
-        <w:rPr>
-          <w:b/>
-          <w:lang w:val="fr_FR" w:bidi="fr_FR"/>
-        </w:rPr>
-        <w:t>endroit très saint</w:t>
-      </w:r>
-      <w:r>
-        <w:rPr>
-          <w:lang w:val="fr_FR" w:bidi="fr_FR"/>
-        </w:rPr>
-        <w:t>. Le grand jour du pardon était la seule fois dans une année où quelqu'un était autorisé à venir à cet endroit. Le souverain sacrificateur utilisait le sang de l'agneau qu'il tuait et répandait cela dans l'endroit très saint. Les péchés des gens avaient rendu le saint temple de Dieu impur et en répandant le sang, le temple devenait pur à nouveau. À cause du sacrifice de l'agneau, il était à nouveau possible pour Dieu et les gens d'avoir une relation ensemble.</w:t>
-      </w:r>
-    </w:p>
-    <w:p>
-      <w:pPr/>
-      <w:r>
-        <w:rPr>
-          <w:lang w:val="fr_FR" w:bidi="fr_FR"/>
-        </w:rPr>
-      </w:r>
-      <w:r>
-        <w:rPr>
-          <w:lang w:val="fr_FR" w:bidi="fr_FR"/>
-        </w:rPr>
-        <w:t xml:space="preserve">Plus tard dans le Nouveau Testament, l'auteur du livre d'Hébreux compare le travail que Jésus fit avec le travail d'un souverain sacrificateur le grand jour du pardon. Jésus rendit les gens purs - tout comme un souverain sacrificateur rendait les gens purs. Jésus a rendu possible aux gens et à Dieu d'avoir à nouveau une relation. Mais Jésus n'a pas tué un agneau pour faire cela : Jésus lui-même est mort. Jésus était donc à la fois l'agneau et le souverain sacrificateur ! Mais Jésus n'avait pas besoin de demander pardon pour ses propres péchés d'abord parce qu'il n'avait jamais péché. Et au lieu d'avoir à répéter ce sacrifice année après année, Jésus fit cela une fois pour toutes, pour toutes les personnes qui </w:t>
-      </w:r>
-      <w:r>
-        <w:rPr>
-          <w:lang w:val="fr_FR" w:bidi="fr_FR"/>
-        </w:rPr>
-        <w:t>croient</w:t>
-      </w:r>
-      <w:r>
-        <w:rPr>
-          <w:lang w:val="fr_FR" w:bidi="fr_FR"/>
-        </w:rPr>
-        <w:t xml:space="preserve"> en lui.</w:t>
-      </w:r>
-      <w:r>
-        <w:rPr>
-          <w:lang w:val="fr_FR" w:bidi="fr_FR"/>
-        </w:rPr>
-      </w:r>
-      <w:r>
-        <w:rPr>
-          <w:lang w:val="fr_FR" w:bidi="fr_FR"/>
-        </w:rPr>
-      </w:r>
-    </w:p>
-    <w:p>
-      <w:pPr/>
-      <w:r>
-        <w:rPr>
-          <w:lang w:val="fr_FR" w:bidi="fr_FR"/>
-        </w:rPr>
-      </w:r>
-    </w:p>
-    <w:p>
-      <w:pPr>
-        <w:pStyle w:val="Heading2"/>
-      </w:pPr>
-      <w:r>
-        <w:rPr>
-          <w:lang w:val="fr_FR" w:bidi="fr_FR"/>
-        </w:rPr>
-        <w:t>souverain sacrificateur</w:t>
-      </w:r>
-      <w:r>
-        <w:rPr>
-          <w:lang w:val="fr_FR" w:bidi="fr_FR"/>
-        </w:rPr>
-      </w:r>
-    </w:p>
-    <w:p>
-      <w:pPr>
-        <w:pStyle w:val="Heading4"/>
-      </w:pPr>
-      <w:r>
-        <w:rPr>
-          <w:lang w:val="fr_FR" w:bidi="fr_FR"/>
-        </w:rPr>
-        <w:t>Audio Content</w:t>
-      </w:r>
-      <w:r>
-        <w:rPr>
-          <w:lang w:val="fr_FR" w:bidi="fr_FR"/>
-        </w:rPr>
-      </w:r>
-    </w:p>
-    <w:p>
-      <w:pPr/>
-      <w:r>
-        <w:rPr>
-          <w:lang w:val="fr_FR" w:bidi="fr_FR"/>
-        </w:rPr>
-      </w:r>
-      <w:hyperlink r:id="rId18">
-        <w:r>
-          <w:rPr>
-            <w:lang w:val="fr_FR" w:bidi="fr_FR"/>
-          </w:rPr>
-          <w:rPr>
-            <w:color w:val="0000EE"/>
-            <w:u w:val="single"/>
-          </w:rPr>
-          <w:t>mp3 file</w:t>
-        </w:r>
-      </w:hyperlink>
-      <w:r>
-        <w:rPr>
-          <w:lang w:val="fr_FR" w:bidi="fr_FR"/>
-        </w:rPr>
-        <w:t xml:space="preserve"> (None KB)</w:t>
-      </w:r>
-      <w:r>
-        <w:rPr>
-          <w:lang w:val="fr_FR" w:bidi="fr_FR"/>
-        </w:rPr>
-      </w:r>
-      <w:r>
-        <w:rPr>
-          <w:lang w:val="fr_FR" w:bidi="fr_FR"/>
-        </w:rPr>
-      </w:r>
-    </w:p>
-    <w:p>
-      <w:pPr/>
-      <w:r>
-        <w:rPr>
-          <w:lang w:val="fr_FR" w:bidi="fr_FR"/>
-        </w:rPr>
-      </w:r>
-    </w:p>
-    <w:p>
-      <w:pPr>
-        <w:pStyle w:val="Heading2"/>
-      </w:pPr>
-      <w:r>
-        <w:rPr>
-          <w:lang w:val="fr_FR" w:bidi="fr_FR"/>
-        </w:rPr>
-        <w:t>synagogue</w:t>
-      </w:r>
-      <w:r>
-        <w:rPr>
-          <w:lang w:val="fr_FR" w:bidi="fr_FR"/>
-        </w:rPr>
-      </w:r>
-    </w:p>
-    <w:p>
-      <w:pPr/>
-      <w:r>
-        <w:rPr>
-          <w:lang w:val="fr_FR" w:bidi="fr_FR"/>
-        </w:rPr>
-      </w:r>
-      <w:r>
-        <w:rPr>
-          <w:lang w:val="fr_FR" w:bidi="fr_FR"/>
-        </w:rPr>
-        <w:t xml:space="preserve">Une </w:t>
-      </w:r>
-      <w:r>
-        <w:rPr>
-          <w:b/>
-          <w:lang w:val="fr_FR" w:bidi="fr_FR"/>
-        </w:rPr>
-        <w:t>synagogue</w:t>
-      </w:r>
-      <w:r>
-        <w:rPr>
-          <w:lang w:val="fr_FR" w:bidi="fr_FR"/>
-        </w:rPr>
-        <w:t xml:space="preserve"> est un lieu où des groupes de </w:t>
-      </w:r>
-      <w:r>
-        <w:rPr>
-          <w:lang w:val="fr_FR" w:bidi="fr_FR"/>
-        </w:rPr>
-        <w:t>Juifs</w:t>
-      </w:r>
-      <w:r>
-        <w:rPr>
-          <w:lang w:val="fr_FR" w:bidi="fr_FR"/>
-        </w:rPr>
-        <w:t xml:space="preserve"> se réunissent pour </w:t>
-      </w:r>
-      <w:r>
-        <w:rPr>
-          <w:lang w:val="fr_FR" w:bidi="fr_FR"/>
-        </w:rPr>
-        <w:t>prier</w:t>
-      </w:r>
-      <w:r>
-        <w:rPr>
-          <w:lang w:val="fr_FR" w:bidi="fr_FR"/>
-        </w:rPr>
-        <w:t xml:space="preserve"> et étudier les </w:t>
-      </w:r>
-      <w:r>
-        <w:rPr>
-          <w:lang w:val="fr_FR" w:bidi="fr_FR"/>
-        </w:rPr>
-        <w:t>Écritures</w:t>
-      </w:r>
-      <w:r>
-        <w:rPr>
-          <w:lang w:val="fr_FR" w:bidi="fr_FR"/>
-        </w:rPr>
-        <w:t>. D'autres types de discussions et d'enseignement peuvent aussi avoir lieu dans une synagogue.</w:t>
-      </w:r>
-    </w:p>
-    <w:p>
-      <w:pPr/>
-      <w:r>
-        <w:rPr>
-          <w:lang w:val="fr_FR" w:bidi="fr_FR"/>
-        </w:rPr>
-      </w:r>
-      <w:r>
-        <w:rPr>
-          <w:lang w:val="fr_FR" w:bidi="fr_FR"/>
-        </w:rPr>
-        <w:t xml:space="preserve">Une synagogue est différente du </w:t>
-      </w:r>
-      <w:r>
-        <w:rPr>
-          <w:lang w:val="fr_FR" w:bidi="fr_FR"/>
-        </w:rPr>
-        <w:t>Temple</w:t>
-      </w:r>
-      <w:r>
-        <w:rPr>
-          <w:lang w:val="fr_FR" w:bidi="fr_FR"/>
-        </w:rPr>
-        <w:t xml:space="preserve">. Le Temple était l'endroit où les gens offraient des </w:t>
-      </w:r>
-      <w:r>
-        <w:rPr>
-          <w:lang w:val="fr_FR" w:bidi="fr_FR"/>
-        </w:rPr>
-        <w:t>sacrifices</w:t>
-      </w:r>
-      <w:r>
-        <w:rPr>
-          <w:lang w:val="fr_FR" w:bidi="fr_FR"/>
-        </w:rPr>
-        <w:t xml:space="preserve"> à Dieu. Les gens n'offraient pas de sacrifices dans les synagogues. Les Juifs n'avaient qu'un seul Temple, à </w:t>
-      </w:r>
-      <w:r>
-        <w:rPr>
-          <w:lang w:val="fr_FR" w:bidi="fr_FR"/>
-        </w:rPr>
-        <w:t>Jérusalem</w:t>
-      </w:r>
-      <w:r>
-        <w:rPr>
-          <w:lang w:val="fr_FR" w:bidi="fr_FR"/>
-        </w:rPr>
-        <w:t xml:space="preserve">. Cependant, il existait de très nombreuses synagogues. L'Ancien Testament n'en parle. Cependant, à l'époque du Nouveau Testament, il y en avait de nombreuses en </w:t>
-      </w:r>
-      <w:r>
-        <w:rPr>
-          <w:lang w:val="fr_FR" w:bidi="fr_FR"/>
-        </w:rPr>
-        <w:t>Israël</w:t>
-      </w:r>
-      <w:r>
-        <w:rPr>
-          <w:lang w:val="fr_FR" w:bidi="fr_FR"/>
-        </w:rPr>
-        <w:t>. Il y en avait aussi dans les autres pays où vivaient des Juifs.</w:t>
-      </w:r>
-    </w:p>
-    <w:p>
-      <w:pPr/>
-      <w:r>
-        <w:rPr>
-          <w:lang w:val="fr_FR" w:bidi="fr_FR"/>
-        </w:rPr>
-      </w:r>
-      <w:r>
-        <w:rPr>
-          <w:lang w:val="fr_FR" w:bidi="fr_FR"/>
-        </w:rPr>
-        <w:t xml:space="preserve">Les Juifs se réunissaient dans les synagogues le jour du sabbat. Le jour du sabbat était le jour de la </w:t>
-      </w:r>
-      <w:r>
-        <w:rPr>
-          <w:lang w:val="fr_FR" w:bidi="fr_FR"/>
-        </w:rPr>
-        <w:t>semaine</w:t>
-      </w:r>
-      <w:r>
-        <w:rPr>
-          <w:lang w:val="fr_FR" w:bidi="fr_FR"/>
-        </w:rPr>
-        <w:t xml:space="preserve"> où ils devaient se reposer. Ils se réunissaient aussi dans les synagogues les jours de fête spéciaux. Pendant leurs réunions, ils priaient ensemble. Ils lisaient les Écritures, c'est-à-dire les livres de la Bible que nous appelons maintenant l'Ancien Testament. Ils écoutaient aussi un enseignement des Écritures.</w:t>
-      </w:r>
-    </w:p>
-    <w:p>
-      <w:pPr/>
-      <w:r>
-        <w:rPr>
-          <w:lang w:val="fr_FR" w:bidi="fr_FR"/>
-        </w:rPr>
-      </w:r>
-      <w:r>
-        <w:rPr>
-          <w:lang w:val="fr_FR" w:bidi="fr_FR"/>
-        </w:rPr>
-        <w:t>Chaque synagogue avait un chef qui était responsable du bâtiment et de s'assurer que tout était fait correctement dans la synagogue. Il était chargé d'inviter certaines personnes à diriger la prière, à lire les Écritures ou à enseigner.</w:t>
-      </w:r>
-    </w:p>
-    <w:p>
-      <w:pPr/>
-      <w:r>
-        <w:rPr>
-          <w:lang w:val="fr_FR" w:bidi="fr_FR"/>
-        </w:rPr>
-      </w:r>
-      <w:r>
-        <w:rPr>
-          <w:lang w:val="fr_FR" w:bidi="fr_FR"/>
-        </w:rPr>
-        <w:t>Les Écritures étaient écrites sur des rouleaux. Ces rouleaux étaient faits à partir de bandes de fibres de certaines plantes ou à partir de peaux d'animaux. Ils étaient enroulés sur eux-mêmes et devaient être déroulés pour être lus. Ils étaient conservés dans des boîtes à l'intérieur de la synagogue. Ils étaient précieux. Une personne spéciale était chargée de sortir un rouleau de la boîte et de le donner à la personne qui allait le lire.</w:t>
-      </w:r>
-    </w:p>
-    <w:p>
-      <w:pPr/>
-      <w:r>
-        <w:rPr>
-          <w:lang w:val="fr_FR" w:bidi="fr_FR"/>
-        </w:rPr>
-      </w:r>
-      <w:r>
-        <w:rPr>
-          <w:lang w:val="fr_FR" w:bidi="fr_FR"/>
-        </w:rPr>
-        <w:t>La synagogue était aussi utilisée comme école pour les enfants et comme lieu de rencontre où les gens discutaient de problèmes dans leur communauté.</w:t>
-      </w:r>
-    </w:p>
-    <w:p>
-      <w:pPr/>
-      <w:r>
-        <w:rPr>
-          <w:lang w:val="fr_FR" w:bidi="fr_FR"/>
-        </w:rPr>
-      </w:r>
-      <w:r>
-        <w:rPr>
-          <w:b/>
-          <w:lang w:val="fr_FR" w:bidi="fr_FR"/>
-        </w:rPr>
-        <w:t>Pour traduire le mot « synagogue », il faut faire attention aux choses suivantes :</w:t>
-      </w:r>
-    </w:p>
-    <w:p>
-      <w:pPr/>
-      <w:r>
-        <w:rPr>
-          <w:lang w:val="fr_FR" w:bidi="fr_FR"/>
-        </w:rPr>
-      </w:r>
-      <w:r>
-        <w:rPr>
-          <w:lang w:val="fr_FR" w:bidi="fr_FR"/>
-        </w:rPr>
-        <w:t xml:space="preserve">Il ne faut pas utiliser le même mot que celui qui désigne le </w:t>
-      </w:r>
-      <w:r>
-        <w:rPr>
-          <w:lang w:val="fr_FR" w:bidi="fr_FR"/>
-        </w:rPr>
-        <w:t>Temple</w:t>
-      </w:r>
-      <w:r>
-        <w:rPr>
-          <w:lang w:val="fr_FR" w:bidi="fr_FR"/>
-        </w:rPr>
-        <w:t>. Il ne faut pas non plus utiliser le même mot que pour un bâtiment d'</w:t>
-      </w:r>
-      <w:r>
-        <w:rPr>
-          <w:lang w:val="fr_FR" w:bidi="fr_FR"/>
-        </w:rPr>
-        <w:t>église</w:t>
-      </w:r>
-      <w:r>
-        <w:rPr>
-          <w:lang w:val="fr_FR" w:bidi="fr_FR"/>
-        </w:rPr>
-        <w:t>. Il est possible d'utiliser une expression telle que : « lieu de rencontre juif », « lieu de rencontre des Juifs » ou « maison de prière juive ».</w:t>
-      </w:r>
-      <w:r>
-        <w:rPr>
-          <w:lang w:val="fr_FR" w:bidi="fr_FR"/>
-        </w:rPr>
-      </w:r>
-      <w:r>
-        <w:rPr>
-          <w:lang w:val="fr_FR" w:bidi="fr_FR"/>
-        </w:rPr>
-      </w:r>
-    </w:p>
-    <w:p>
-      <w:pPr/>
-      <w:r>
-        <w:rPr>
-          <w:lang w:val="fr_FR" w:bidi="fr_FR"/>
-        </w:rPr>
-      </w:r>
-    </w:p>
-    <w:p>
-      <w:pPr>
-        <w:pStyle w:val="Heading2"/>
-      </w:pPr>
-      <w:r>
-        <w:rPr>
-          <w:lang w:val="fr_FR" w:bidi="fr_FR"/>
-        </w:rPr>
-        <w:t>synagogue</w:t>
+        <w:t>Syrie-Phénicie</w:t>
       </w:r>
       <w:r>
         <w:rPr>
@@ -7261,184 +6830,7 @@
         <w:rPr>
           <w:lang w:val="fr_FR" w:bidi="fr_FR"/>
         </w:rPr>
-        <w:t xml:space="preserve"> (1808828 KB)</w:t>
-      </w:r>
-      <w:r>
-        <w:rPr>
-          <w:lang w:val="fr_FR" w:bidi="fr_FR"/>
-        </w:rPr>
-      </w:r>
-      <w:r>
-        <w:rPr>
-          <w:lang w:val="fr_FR" w:bidi="fr_FR"/>
-        </w:rPr>
-      </w:r>
-    </w:p>
-    <w:p>
-      <w:pPr/>
-      <w:r>
-        <w:rPr>
-          <w:lang w:val="fr_FR" w:bidi="fr_FR"/>
-        </w:rPr>
-      </w:r>
-    </w:p>
-    <w:p>
-      <w:pPr>
-        <w:pStyle w:val="Heading2"/>
-      </w:pPr>
-      <w:r>
-        <w:rPr>
-          <w:lang w:val="fr_FR" w:bidi="fr_FR"/>
-        </w:rPr>
-        <w:t>Syrie-Phénicie</w:t>
-      </w:r>
-      <w:r>
-        <w:rPr>
-          <w:lang w:val="fr_FR" w:bidi="fr_FR"/>
-        </w:rPr>
-      </w:r>
-    </w:p>
-    <w:p>
-      <w:pPr/>
-      <w:r>
-        <w:rPr>
-          <w:lang w:val="fr_FR" w:bidi="fr_FR"/>
-        </w:rPr>
-      </w:r>
-      <w:r>
-        <w:rPr>
-          <w:lang w:val="fr_FR" w:bidi="fr_FR"/>
-        </w:rPr>
-        <w:t xml:space="preserve">La </w:t>
-      </w:r>
-      <w:r>
-        <w:rPr>
-          <w:b/>
-          <w:lang w:val="fr_FR" w:bidi="fr_FR"/>
-        </w:rPr>
-        <w:t>Phénicie</w:t>
-      </w:r>
-      <w:r>
-        <w:rPr>
-          <w:lang w:val="fr_FR" w:bidi="fr_FR"/>
-        </w:rPr>
-        <w:t xml:space="preserve"> est le nom d'une région au nord d'</w:t>
-      </w:r>
-      <w:r>
-        <w:rPr>
-          <w:lang w:val="fr_FR" w:bidi="fr_FR"/>
-        </w:rPr>
-        <w:t>Israël</w:t>
-      </w:r>
-      <w:r>
-        <w:rPr>
-          <w:lang w:val="fr_FR" w:bidi="fr_FR"/>
-        </w:rPr>
-        <w:t>. La Phénicie était une bande étroite de terre qui comprenait cinq villes et qui était située sur la côte méditerranéenne.</w:t>
-      </w:r>
-    </w:p>
-    <w:p>
-      <w:pPr/>
-      <w:r>
-        <w:rPr>
-          <w:lang w:val="fr_FR" w:bidi="fr_FR"/>
-        </w:rPr>
-      </w:r>
-      <w:r>
-        <w:rPr>
-          <w:lang w:val="fr_FR" w:bidi="fr_FR"/>
-        </w:rPr>
-        <w:t>À l'époque du Nouveau Testament, cette région appartenait à un pays qui s'appelait la Syrie. C'est pour cela que quelqu'un qui venait de cette région pouvait être appelé « syro-phénicien ». Beaucoup d'autres peuples vivaient dans cette région. Ils venaient d'autres pays, en particulier de la Grèce. Dans cette région, beaucoup de gens pratiquaient le commerce. Ce commerce consistait en l'achat et la vente de biens, en particulier à bord de navires.</w:t>
-      </w:r>
-    </w:p>
-    <w:p>
-      <w:pPr/>
-      <w:r>
-        <w:rPr>
-          <w:lang w:val="fr_FR" w:bidi="fr_FR"/>
-        </w:rPr>
-      </w:r>
-      <w:r>
-        <w:rPr>
-          <w:lang w:val="fr_FR" w:bidi="fr_FR"/>
-        </w:rPr>
-        <w:t>Aujourd'hui, cette région fait partie du pays que nous connaissons sous le nom de Liban.</w:t>
-      </w:r>
-      <w:r>
-        <w:rPr>
-          <w:lang w:val="fr_FR" w:bidi="fr_FR"/>
-        </w:rPr>
-      </w:r>
-      <w:r>
-        <w:rPr>
-          <w:lang w:val="fr_FR" w:bidi="fr_FR"/>
-        </w:rPr>
-      </w:r>
-    </w:p>
-    <w:p>
-      <w:pPr/>
-      <w:r>
-        <w:rPr>
-          <w:lang w:val="fr_FR" w:bidi="fr_FR"/>
-        </w:rPr>
-      </w:r>
-    </w:p>
-    <w:p>
-      <w:pPr>
-        <w:pStyle w:val="Heading2"/>
-      </w:pPr>
-      <w:r>
-        <w:rPr>
-          <w:lang w:val="fr_FR" w:bidi="fr_FR"/>
-        </w:rPr>
-        <w:t>Syrie-Phénicie</w:t>
-      </w:r>
-      <w:r>
-        <w:rPr>
-          <w:lang w:val="fr_FR" w:bidi="fr_FR"/>
-        </w:rPr>
-      </w:r>
-    </w:p>
-    <w:p>
-      <w:pPr>
-        <w:pStyle w:val="Heading4"/>
-      </w:pPr>
-      <w:r>
-        <w:rPr>
-          <w:lang w:val="fr_FR" w:bidi="fr_FR"/>
-        </w:rPr>
-        <w:t>Audio Content</w:t>
-      </w:r>
-      <w:r>
-        <w:rPr>
-          <w:lang w:val="fr_FR" w:bidi="fr_FR"/>
-        </w:rPr>
-      </w:r>
-    </w:p>
-    <w:p>
-      <w:pPr/>
-      <w:r>
-        <w:rPr>
-          <w:lang w:val="fr_FR" w:bidi="fr_FR"/>
-        </w:rPr>
-      </w:r>
-      <w:hyperlink r:id="rId33">
-        <w:r>
-          <w:rPr>
-            <w:lang w:val="fr_FR" w:bidi="fr_FR"/>
-          </w:rPr>
-          <w:rPr>
-            <w:color w:val="0000EE"/>
-            <w:u w:val="single"/>
-          </w:rPr>
-          <w:t>mp3 file</w:t>
-        </w:r>
-      </w:hyperlink>
-      <w:r>
-        <w:rPr>
-          <w:lang w:val="fr_FR" w:bidi="fr_FR"/>
-        </w:rPr>
-        <w:t xml:space="preserve"> (607964 KB)</w:t>
+        <w:t xml:space="preserve"> (594 KB)</w:t>
       </w:r>
       <w:r>
         <w:rPr>
